--- a/lab2/ЛР2.docx
+++ b/lab2/ЛР2.docx
@@ -1020,16 +1020,15 @@
           <w:sz w:val="24"/>
           <w:szCs w:val="24"/>
         </w:rPr>
-        <w:t xml:space="preserve">Москва, </w:t>
-      </w:r>
-      <w:proofErr w:type="gramStart"/>
+        <w:t>Москва, МГТУ</w:t>
+      </w:r>
       <w:r>
         <w:rPr>
           <w:color w:val="000000" w:themeColor="text1"/>
           <w:sz w:val="24"/>
           <w:szCs w:val="24"/>
         </w:rPr>
-        <w:t>МГТУ</w:t>
+        <w:t xml:space="preserve">  </w:t>
       </w:r>
       <w:r>
         <w:rPr>
@@ -1037,17 +1036,8 @@
           <w:sz w:val="24"/>
           <w:szCs w:val="24"/>
         </w:rPr>
-        <w:t xml:space="preserve">  </w:t>
-      </w:r>
-      <w:r>
-        <w:rPr>
-          <w:color w:val="000000" w:themeColor="text1"/>
-          <w:sz w:val="24"/>
-          <w:szCs w:val="24"/>
-        </w:rPr>
         <w:t>-</w:t>
       </w:r>
-      <w:proofErr w:type="gramEnd"/>
       <w:r>
         <w:rPr>
           <w:color w:val="000000" w:themeColor="text1"/>
@@ -1745,16 +1735,39 @@
         <w:rPr>
           <w:sz w:val="24"/>
           <w:szCs w:val="24"/>
+        </w:rPr>
+      </w:pPr>
+      <w:r>
+        <w:rPr>
+          <w:sz w:val="24"/>
+          <w:szCs w:val="24"/>
           <w:lang w:val="en-US"/>
         </w:rPr>
-      </w:pPr>
+        <w:t>main</w:t>
+      </w:r>
+      <w:r>
+        <w:rPr>
+          <w:sz w:val="24"/>
+          <w:szCs w:val="24"/>
+        </w:rPr>
+        <w:t>.</w:t>
+      </w:r>
+      <w:proofErr w:type="spellStart"/>
       <w:r>
         <w:rPr>
           <w:sz w:val="24"/>
           <w:szCs w:val="24"/>
           <w:lang w:val="en-US"/>
         </w:rPr>
-        <w:t>main.py:</w:t>
+        <w:t>py</w:t>
+      </w:r>
+      <w:proofErr w:type="spellEnd"/>
+      <w:r>
+        <w:rPr>
+          <w:sz w:val="24"/>
+          <w:szCs w:val="24"/>
+        </w:rPr>
+        <w:t>:</w:t>
       </w:r>
     </w:p>
     <w:p>
@@ -1763,716 +1776,945 @@
         <w:shd w:val="clear" w:color="auto" w:fill="191A1C"/>
         <w:rPr>
           <w:color w:val="BCBEC4"/>
-          <w:lang w:val="en-US"/>
-        </w:rPr>
-      </w:pPr>
-      <w:r>
-        <w:rPr>
-          <w:color w:val="CF8E6D"/>
-          <w:lang w:val="en-US"/>
-        </w:rPr>
-        <w:t xml:space="preserve">from </w:t>
-      </w:r>
-      <w:proofErr w:type="spellStart"/>
-      <w:proofErr w:type="gramStart"/>
-      <w:r>
-        <w:rPr>
-          <w:color w:val="BCBEC4"/>
-          <w:lang w:val="en-US"/>
+        </w:rPr>
+      </w:pPr>
+      <w:r>
+        <w:rPr>
+          <w:color w:val="7A7E85"/>
+        </w:rPr>
+        <w:t xml:space="preserve"># Импортируем класс </w:t>
+      </w:r>
+      <w:proofErr w:type="spellStart"/>
+      <w:r>
+        <w:rPr>
+          <w:color w:val="7A7E85"/>
+        </w:rPr>
+        <w:t>Console</w:t>
+      </w:r>
+      <w:proofErr w:type="spellEnd"/>
+      <w:r>
+        <w:rPr>
+          <w:color w:val="7A7E85"/>
+        </w:rPr>
+        <w:t xml:space="preserve"> из внешнего пакета </w:t>
+      </w:r>
+      <w:proofErr w:type="spellStart"/>
+      <w:r>
+        <w:rPr>
+          <w:color w:val="7A7E85"/>
+        </w:rPr>
+        <w:t>rich</w:t>
+      </w:r>
+      <w:proofErr w:type="spellEnd"/>
+      <w:r>
+        <w:rPr>
+          <w:color w:val="7A7E85"/>
+        </w:rPr>
+        <w:t xml:space="preserve"> для оформления вывода.</w:t>
+      </w:r>
+      <w:r>
+        <w:rPr>
+          <w:color w:val="7A7E85"/>
+        </w:rPr>
+        <w:br/>
+      </w:r>
+      <w:proofErr w:type="spellStart"/>
+      <w:r>
+        <w:rPr>
+          <w:color w:val="CF8E6D"/>
+        </w:rPr>
+        <w:t>from</w:t>
+      </w:r>
+      <w:proofErr w:type="spellEnd"/>
+      <w:r>
+        <w:rPr>
+          <w:color w:val="CF8E6D"/>
+        </w:rPr>
+        <w:t xml:space="preserve"> </w:t>
+      </w:r>
+      <w:proofErr w:type="spellStart"/>
+      <w:r>
+        <w:rPr>
+          <w:color w:val="BCBEC4"/>
         </w:rPr>
         <w:t>rich.console</w:t>
       </w:r>
       <w:proofErr w:type="spellEnd"/>
-      <w:proofErr w:type="gramEnd"/>
-      <w:r>
-        <w:rPr>
-          <w:color w:val="BCBEC4"/>
-          <w:lang w:val="en-US"/>
+      <w:r>
+        <w:rPr>
+          <w:color w:val="BCBEC4"/>
         </w:rPr>
         <w:t xml:space="preserve"> </w:t>
       </w:r>
-      <w:r>
-        <w:rPr>
-          <w:color w:val="CF8E6D"/>
-          <w:lang w:val="en-US"/>
-        </w:rPr>
-        <w:t xml:space="preserve">import </w:t>
-      </w:r>
-      <w:r>
-        <w:rPr>
-          <w:color w:val="BCBEC4"/>
-          <w:lang w:val="en-US"/>
+      <w:proofErr w:type="spellStart"/>
+      <w:r>
+        <w:rPr>
+          <w:color w:val="CF8E6D"/>
+        </w:rPr>
+        <w:t>import</w:t>
+      </w:r>
+      <w:proofErr w:type="spellEnd"/>
+      <w:r>
+        <w:rPr>
+          <w:color w:val="CF8E6D"/>
+        </w:rPr>
+        <w:t xml:space="preserve"> </w:t>
+      </w:r>
+      <w:proofErr w:type="spellStart"/>
+      <w:r>
+        <w:rPr>
+          <w:color w:val="BCBEC4"/>
         </w:rPr>
         <w:t>Console</w:t>
       </w:r>
-      <w:r>
-        <w:rPr>
-          <w:color w:val="BCBEC4"/>
-          <w:lang w:val="en-US"/>
-        </w:rPr>
-        <w:br/>
-      </w:r>
-      <w:r>
-        <w:rPr>
-          <w:color w:val="BCBEC4"/>
-          <w:lang w:val="en-US"/>
-        </w:rPr>
-        <w:br/>
-      </w:r>
-      <w:r>
-        <w:rPr>
-          <w:color w:val="CF8E6D"/>
-          <w:lang w:val="en-US"/>
-        </w:rPr>
-        <w:t xml:space="preserve">from </w:t>
-      </w:r>
-      <w:proofErr w:type="spellStart"/>
-      <w:r>
-        <w:rPr>
-          <w:color w:val="BCBEC4"/>
-          <w:lang w:val="en-US"/>
-        </w:rPr>
-        <w:t>lab_python_</w:t>
-      </w:r>
-      <w:proofErr w:type="gramStart"/>
-      <w:r>
-        <w:rPr>
-          <w:color w:val="BCBEC4"/>
-          <w:lang w:val="en-US"/>
-        </w:rPr>
-        <w:t>oop.rectangle</w:t>
-      </w:r>
-      <w:proofErr w:type="spellEnd"/>
-      <w:proofErr w:type="gramEnd"/>
-      <w:r>
-        <w:rPr>
-          <w:color w:val="BCBEC4"/>
-          <w:lang w:val="en-US"/>
+      <w:proofErr w:type="spellEnd"/>
+      <w:r>
+        <w:rPr>
+          <w:color w:val="BCBEC4"/>
+        </w:rPr>
+        <w:br/>
+      </w:r>
+      <w:r>
+        <w:rPr>
+          <w:color w:val="BCBEC4"/>
+        </w:rPr>
+        <w:br/>
+      </w:r>
+      <w:r>
+        <w:rPr>
+          <w:color w:val="7A7E85"/>
+        </w:rPr>
+        <w:t xml:space="preserve"># Импортируем разработанные классы геометрических фигур из пакета </w:t>
+      </w:r>
+      <w:proofErr w:type="spellStart"/>
+      <w:r>
+        <w:rPr>
+          <w:color w:val="7A7E85"/>
+        </w:rPr>
+        <w:t>lab_python_oop</w:t>
+      </w:r>
+      <w:proofErr w:type="spellEnd"/>
+      <w:r>
+        <w:rPr>
+          <w:color w:val="7A7E85"/>
+        </w:rPr>
+        <w:t>.</w:t>
+      </w:r>
+      <w:r>
+        <w:rPr>
+          <w:color w:val="7A7E85"/>
+        </w:rPr>
+        <w:br/>
+      </w:r>
+      <w:proofErr w:type="spellStart"/>
+      <w:r>
+        <w:rPr>
+          <w:color w:val="CF8E6D"/>
+        </w:rPr>
+        <w:t>from</w:t>
+      </w:r>
+      <w:proofErr w:type="spellEnd"/>
+      <w:r>
+        <w:rPr>
+          <w:color w:val="CF8E6D"/>
         </w:rPr>
         <w:t xml:space="preserve"> </w:t>
       </w:r>
-      <w:r>
-        <w:rPr>
-          <w:color w:val="CF8E6D"/>
-          <w:lang w:val="en-US"/>
-        </w:rPr>
-        <w:t xml:space="preserve">import </w:t>
-      </w:r>
-      <w:r>
-        <w:rPr>
-          <w:color w:val="BCBEC4"/>
-          <w:lang w:val="en-US"/>
+      <w:proofErr w:type="spellStart"/>
+      <w:r>
+        <w:rPr>
+          <w:color w:val="BCBEC4"/>
+        </w:rPr>
+        <w:t>lab_python_oop.rectangle</w:t>
+      </w:r>
+      <w:proofErr w:type="spellEnd"/>
+      <w:r>
+        <w:rPr>
+          <w:color w:val="BCBEC4"/>
+        </w:rPr>
+        <w:t xml:space="preserve"> </w:t>
+      </w:r>
+      <w:proofErr w:type="spellStart"/>
+      <w:r>
+        <w:rPr>
+          <w:color w:val="CF8E6D"/>
+        </w:rPr>
+        <w:t>import</w:t>
+      </w:r>
+      <w:proofErr w:type="spellEnd"/>
+      <w:r>
+        <w:rPr>
+          <w:color w:val="CF8E6D"/>
+        </w:rPr>
+        <w:t xml:space="preserve"> </w:t>
+      </w:r>
+      <w:proofErr w:type="spellStart"/>
+      <w:r>
+        <w:rPr>
+          <w:color w:val="BCBEC4"/>
         </w:rPr>
         <w:t>Rectangle</w:t>
       </w:r>
-      <w:r>
-        <w:rPr>
-          <w:color w:val="BCBEC4"/>
-          <w:lang w:val="en-US"/>
-        </w:rPr>
-        <w:br/>
-      </w:r>
-      <w:r>
-        <w:rPr>
-          <w:color w:val="CF8E6D"/>
-          <w:lang w:val="en-US"/>
-        </w:rPr>
-        <w:t xml:space="preserve">from </w:t>
-      </w:r>
-      <w:proofErr w:type="spellStart"/>
-      <w:r>
-        <w:rPr>
-          <w:color w:val="BCBEC4"/>
-          <w:lang w:val="en-US"/>
-        </w:rPr>
-        <w:t>lab_python_</w:t>
-      </w:r>
-      <w:proofErr w:type="gramStart"/>
-      <w:r>
-        <w:rPr>
-          <w:color w:val="BCBEC4"/>
-          <w:lang w:val="en-US"/>
-        </w:rPr>
-        <w:t>oop.circle</w:t>
-      </w:r>
-      <w:proofErr w:type="spellEnd"/>
-      <w:proofErr w:type="gramEnd"/>
-      <w:r>
-        <w:rPr>
-          <w:color w:val="BCBEC4"/>
-          <w:lang w:val="en-US"/>
+      <w:proofErr w:type="spellEnd"/>
+      <w:r>
+        <w:rPr>
+          <w:color w:val="BCBEC4"/>
+        </w:rPr>
+        <w:br/>
+      </w:r>
+      <w:proofErr w:type="spellStart"/>
+      <w:r>
+        <w:rPr>
+          <w:color w:val="CF8E6D"/>
+        </w:rPr>
+        <w:t>from</w:t>
+      </w:r>
+      <w:proofErr w:type="spellEnd"/>
+      <w:r>
+        <w:rPr>
+          <w:color w:val="CF8E6D"/>
         </w:rPr>
         <w:t xml:space="preserve"> </w:t>
       </w:r>
-      <w:r>
-        <w:rPr>
-          <w:color w:val="CF8E6D"/>
-          <w:lang w:val="en-US"/>
-        </w:rPr>
-        <w:t xml:space="preserve">import </w:t>
-      </w:r>
-      <w:r>
-        <w:rPr>
-          <w:color w:val="BCBEC4"/>
-          <w:lang w:val="en-US"/>
+      <w:proofErr w:type="spellStart"/>
+      <w:r>
+        <w:rPr>
+          <w:color w:val="BCBEC4"/>
+        </w:rPr>
+        <w:t>lab_python_oop.circle</w:t>
+      </w:r>
+      <w:proofErr w:type="spellEnd"/>
+      <w:r>
+        <w:rPr>
+          <w:color w:val="BCBEC4"/>
+        </w:rPr>
+        <w:t xml:space="preserve"> </w:t>
+      </w:r>
+      <w:proofErr w:type="spellStart"/>
+      <w:r>
+        <w:rPr>
+          <w:color w:val="CF8E6D"/>
+        </w:rPr>
+        <w:t>import</w:t>
+      </w:r>
+      <w:proofErr w:type="spellEnd"/>
+      <w:r>
+        <w:rPr>
+          <w:color w:val="CF8E6D"/>
+        </w:rPr>
+        <w:t xml:space="preserve"> </w:t>
+      </w:r>
+      <w:proofErr w:type="spellStart"/>
+      <w:r>
+        <w:rPr>
+          <w:color w:val="BCBEC4"/>
         </w:rPr>
         <w:t>Circle</w:t>
       </w:r>
-      <w:r>
-        <w:rPr>
-          <w:color w:val="BCBEC4"/>
-          <w:lang w:val="en-US"/>
-        </w:rPr>
-        <w:br/>
-      </w:r>
-      <w:r>
-        <w:rPr>
-          <w:color w:val="CF8E6D"/>
-          <w:lang w:val="en-US"/>
-        </w:rPr>
-        <w:t xml:space="preserve">from </w:t>
-      </w:r>
-      <w:proofErr w:type="spellStart"/>
-      <w:r>
-        <w:rPr>
-          <w:color w:val="BCBEC4"/>
-          <w:lang w:val="en-US"/>
-        </w:rPr>
-        <w:t>lab_python_</w:t>
-      </w:r>
-      <w:proofErr w:type="gramStart"/>
-      <w:r>
-        <w:rPr>
-          <w:color w:val="BCBEC4"/>
-          <w:lang w:val="en-US"/>
-        </w:rPr>
-        <w:t>oop.square</w:t>
-      </w:r>
-      <w:proofErr w:type="spellEnd"/>
-      <w:proofErr w:type="gramEnd"/>
-      <w:r>
-        <w:rPr>
-          <w:color w:val="BCBEC4"/>
-          <w:lang w:val="en-US"/>
+      <w:proofErr w:type="spellEnd"/>
+      <w:r>
+        <w:rPr>
+          <w:color w:val="BCBEC4"/>
+        </w:rPr>
+        <w:br/>
+      </w:r>
+      <w:proofErr w:type="spellStart"/>
+      <w:r>
+        <w:rPr>
+          <w:color w:val="CF8E6D"/>
+        </w:rPr>
+        <w:t>from</w:t>
+      </w:r>
+      <w:proofErr w:type="spellEnd"/>
+      <w:r>
+        <w:rPr>
+          <w:color w:val="CF8E6D"/>
         </w:rPr>
         <w:t xml:space="preserve"> </w:t>
       </w:r>
-      <w:r>
-        <w:rPr>
-          <w:color w:val="CF8E6D"/>
-          <w:lang w:val="en-US"/>
-        </w:rPr>
-        <w:t xml:space="preserve">import </w:t>
-      </w:r>
-      <w:r>
-        <w:rPr>
-          <w:color w:val="BCBEC4"/>
-          <w:lang w:val="en-US"/>
+      <w:proofErr w:type="spellStart"/>
+      <w:r>
+        <w:rPr>
+          <w:color w:val="BCBEC4"/>
+        </w:rPr>
+        <w:t>lab_python_oop.square</w:t>
+      </w:r>
+      <w:proofErr w:type="spellEnd"/>
+      <w:r>
+        <w:rPr>
+          <w:color w:val="BCBEC4"/>
+        </w:rPr>
+        <w:t xml:space="preserve"> </w:t>
+      </w:r>
+      <w:proofErr w:type="spellStart"/>
+      <w:r>
+        <w:rPr>
+          <w:color w:val="CF8E6D"/>
+        </w:rPr>
+        <w:t>import</w:t>
+      </w:r>
+      <w:proofErr w:type="spellEnd"/>
+      <w:r>
+        <w:rPr>
+          <w:color w:val="CF8E6D"/>
+        </w:rPr>
+        <w:t xml:space="preserve"> </w:t>
+      </w:r>
+      <w:r>
+        <w:rPr>
+          <w:color w:val="BCBEC4"/>
         </w:rPr>
         <w:t>Square</w:t>
       </w:r>
       <w:r>
         <w:rPr>
           <w:color w:val="BCBEC4"/>
-          <w:lang w:val="en-US"/>
-        </w:rPr>
-        <w:br/>
-      </w:r>
-      <w:r>
-        <w:rPr>
-          <w:color w:val="BCBEC4"/>
-          <w:lang w:val="en-US"/>
-        </w:rPr>
-        <w:br/>
-      </w:r>
-      <w:r>
-        <w:rPr>
-          <w:color w:val="BCBEC4"/>
-          <w:lang w:val="en-US"/>
-        </w:rPr>
-        <w:br/>
-      </w:r>
-      <w:r>
-        <w:rPr>
-          <w:color w:val="CF8E6D"/>
-          <w:lang w:val="en-US"/>
-        </w:rPr>
-        <w:t xml:space="preserve">def </w:t>
-      </w:r>
-      <w:proofErr w:type="gramStart"/>
+        </w:rPr>
+        <w:br/>
+      </w:r>
+      <w:r>
+        <w:rPr>
+          <w:color w:val="BCBEC4"/>
+        </w:rPr>
+        <w:br/>
+      </w:r>
+      <w:r>
+        <w:rPr>
+          <w:color w:val="BCBEC4"/>
+        </w:rPr>
+        <w:br/>
+      </w:r>
+      <w:proofErr w:type="spellStart"/>
+      <w:r>
+        <w:rPr>
+          <w:color w:val="CF8E6D"/>
+        </w:rPr>
+        <w:t>def</w:t>
+      </w:r>
+      <w:proofErr w:type="spellEnd"/>
+      <w:r>
+        <w:rPr>
+          <w:color w:val="CF8E6D"/>
+        </w:rPr>
+        <w:t xml:space="preserve"> </w:t>
+      </w:r>
+      <w:proofErr w:type="spellStart"/>
       <w:r>
         <w:rPr>
           <w:color w:val="56A8F5"/>
-          <w:lang w:val="en-US"/>
         </w:rPr>
         <w:t>main</w:t>
       </w:r>
-      <w:r>
-        <w:rPr>
-          <w:color w:val="BCBEC4"/>
-          <w:lang w:val="en-US"/>
+      <w:proofErr w:type="spellEnd"/>
+      <w:r>
+        <w:rPr>
+          <w:color w:val="BCBEC4"/>
+        </w:rPr>
+        <w:t>():</w:t>
+      </w:r>
+      <w:r>
+        <w:rPr>
+          <w:color w:val="BCBEC4"/>
+        </w:rPr>
+        <w:br/>
+        <w:t xml:space="preserve">    </w:t>
+      </w:r>
+      <w:r>
+        <w:rPr>
+          <w:color w:val="7A7E85"/>
+        </w:rPr>
+        <w:t># N — номер варианта; в данном примере используется значение 1.</w:t>
+      </w:r>
+      <w:r>
+        <w:rPr>
+          <w:color w:val="7A7E85"/>
+        </w:rPr>
+        <w:br/>
+        <w:t xml:space="preserve">    </w:t>
+      </w:r>
+      <w:r>
+        <w:rPr>
+          <w:color w:val="BCBEC4"/>
+        </w:rPr>
+        <w:t xml:space="preserve">n = </w:t>
+      </w:r>
+      <w:r>
+        <w:rPr>
+          <w:color w:val="2AACB8"/>
+        </w:rPr>
+        <w:t>1</w:t>
+      </w:r>
+      <w:r>
+        <w:rPr>
+          <w:color w:val="2AACB8"/>
+        </w:rPr>
+        <w:br/>
+      </w:r>
+      <w:r>
+        <w:rPr>
+          <w:color w:val="2AACB8"/>
+        </w:rPr>
+        <w:br/>
+      </w:r>
+      <w:r>
+        <w:rPr>
+          <w:color w:val="2AACB8"/>
+        </w:rPr>
+        <w:lastRenderedPageBreak/>
+        <w:t xml:space="preserve">    </w:t>
+      </w:r>
+      <w:r>
+        <w:rPr>
+          <w:color w:val="7A7E85"/>
+        </w:rPr>
+        <w:t># Создаем прямоугольник, круг и квадрат с заданными размерами и цветами.</w:t>
+      </w:r>
+      <w:r>
+        <w:rPr>
+          <w:color w:val="7A7E85"/>
+        </w:rPr>
+        <w:br/>
+        <w:t xml:space="preserve">    </w:t>
+      </w:r>
+      <w:proofErr w:type="spellStart"/>
+      <w:r>
+        <w:rPr>
+          <w:color w:val="BCBEC4"/>
+        </w:rPr>
+        <w:t>rectangle</w:t>
+      </w:r>
+      <w:proofErr w:type="spellEnd"/>
+      <w:r>
+        <w:rPr>
+          <w:color w:val="BCBEC4"/>
+        </w:rPr>
+        <w:t xml:space="preserve"> = </w:t>
+      </w:r>
+      <w:proofErr w:type="spellStart"/>
+      <w:r>
+        <w:rPr>
+          <w:color w:val="BCBEC4"/>
+        </w:rPr>
+        <w:t>Rectangle</w:t>
+      </w:r>
+      <w:proofErr w:type="spellEnd"/>
+      <w:r>
+        <w:rPr>
+          <w:color w:val="BCBEC4"/>
+        </w:rPr>
+        <w:t xml:space="preserve">(n, n, </w:t>
+      </w:r>
+      <w:r>
+        <w:rPr>
+          <w:color w:val="6AAB73"/>
+        </w:rPr>
+        <w:t>"синий"</w:t>
+      </w:r>
+      <w:r>
+        <w:rPr>
+          <w:color w:val="BCBEC4"/>
+        </w:rPr>
+        <w:t>)</w:t>
+      </w:r>
+      <w:r>
+        <w:rPr>
+          <w:color w:val="BCBEC4"/>
+        </w:rPr>
+        <w:br/>
+        <w:t xml:space="preserve">    </w:t>
+      </w:r>
+      <w:proofErr w:type="spellStart"/>
+      <w:r>
+        <w:rPr>
+          <w:color w:val="BCBEC4"/>
+        </w:rPr>
+        <w:t>circle</w:t>
+      </w:r>
+      <w:proofErr w:type="spellEnd"/>
+      <w:r>
+        <w:rPr>
+          <w:color w:val="BCBEC4"/>
+        </w:rPr>
+        <w:t xml:space="preserve"> = </w:t>
+      </w:r>
+      <w:proofErr w:type="spellStart"/>
+      <w:r>
+        <w:rPr>
+          <w:color w:val="BCBEC4"/>
+        </w:rPr>
+        <w:t>Circle</w:t>
+      </w:r>
+      <w:proofErr w:type="spellEnd"/>
+      <w:r>
+        <w:rPr>
+          <w:color w:val="BCBEC4"/>
+        </w:rPr>
+        <w:t xml:space="preserve">(n, </w:t>
+      </w:r>
+      <w:r>
+        <w:rPr>
+          <w:color w:val="6AAB73"/>
+        </w:rPr>
+        <w:t>"зеленый"</w:t>
+      </w:r>
+      <w:r>
+        <w:rPr>
+          <w:color w:val="BCBEC4"/>
+        </w:rPr>
+        <w:t>)</w:t>
+      </w:r>
+      <w:r>
+        <w:rPr>
+          <w:color w:val="BCBEC4"/>
+        </w:rPr>
+        <w:br/>
+        <w:t xml:space="preserve">    </w:t>
+      </w:r>
+      <w:proofErr w:type="spellStart"/>
+      <w:r>
+        <w:rPr>
+          <w:color w:val="BCBEC4"/>
+        </w:rPr>
+        <w:t>square</w:t>
+      </w:r>
+      <w:proofErr w:type="spellEnd"/>
+      <w:r>
+        <w:rPr>
+          <w:color w:val="BCBEC4"/>
+        </w:rPr>
+        <w:t xml:space="preserve"> = Square(n, </w:t>
+      </w:r>
+      <w:r>
+        <w:rPr>
+          <w:color w:val="6AAB73"/>
+        </w:rPr>
+        <w:t>"красный"</w:t>
+      </w:r>
+      <w:r>
+        <w:rPr>
+          <w:color w:val="BCBEC4"/>
+        </w:rPr>
+        <w:t>)</w:t>
+      </w:r>
+      <w:r>
+        <w:rPr>
+          <w:color w:val="BCBEC4"/>
+        </w:rPr>
+        <w:br/>
+      </w:r>
+      <w:r>
+        <w:rPr>
+          <w:color w:val="BCBEC4"/>
+        </w:rPr>
+        <w:br/>
+        <w:t xml:space="preserve">    </w:t>
+      </w:r>
+      <w:r>
+        <w:rPr>
+          <w:color w:val="7A7E85"/>
+        </w:rPr>
+        <w:t># Выводим информацию о фигурах: размеры, цвет и вычисленную площадь.</w:t>
+      </w:r>
+      <w:r>
+        <w:rPr>
+          <w:color w:val="7A7E85"/>
+        </w:rPr>
+        <w:br/>
+        <w:t xml:space="preserve">    # Метод </w:t>
+      </w:r>
+      <w:proofErr w:type="spellStart"/>
+      <w:r>
+        <w:rPr>
+          <w:color w:val="7A7E85"/>
+        </w:rPr>
+        <w:t>print</w:t>
+      </w:r>
+      <w:proofErr w:type="spellEnd"/>
+      <w:r>
+        <w:rPr>
+          <w:color w:val="7A7E85"/>
+        </w:rPr>
+        <w:t xml:space="preserve"> использует строку, сформированную методом __</w:t>
+      </w:r>
+      <w:proofErr w:type="spellStart"/>
+      <w:r>
+        <w:rPr>
+          <w:color w:val="7A7E85"/>
+        </w:rPr>
+        <w:t>repr</w:t>
+      </w:r>
+      <w:proofErr w:type="spellEnd"/>
+      <w:r>
+        <w:rPr>
+          <w:color w:val="7A7E85"/>
+        </w:rPr>
+        <w:t>__ каждого класса.</w:t>
+      </w:r>
+      <w:r>
+        <w:rPr>
+          <w:color w:val="7A7E85"/>
+        </w:rPr>
+        <w:br/>
+        <w:t xml:space="preserve">    </w:t>
+      </w:r>
+      <w:proofErr w:type="spellStart"/>
+      <w:r>
+        <w:rPr>
+          <w:color w:val="8888C6"/>
+        </w:rPr>
+        <w:t>print</w:t>
+      </w:r>
+      <w:proofErr w:type="spellEnd"/>
+      <w:r>
+        <w:rPr>
+          <w:color w:val="BCBEC4"/>
         </w:rPr>
         <w:t>(</w:t>
       </w:r>
-      <w:proofErr w:type="gramEnd"/>
-      <w:r>
-        <w:rPr>
-          <w:color w:val="BCBEC4"/>
-          <w:lang w:val="en-US"/>
-        </w:rPr>
-        <w:t>):</w:t>
-      </w:r>
-      <w:r>
-        <w:rPr>
-          <w:color w:val="BCBEC4"/>
-          <w:lang w:val="en-US"/>
-        </w:rPr>
-        <w:br/>
-        <w:t xml:space="preserve">    n = </w:t>
-      </w:r>
-      <w:r>
-        <w:rPr>
-          <w:color w:val="2AACB8"/>
-          <w:lang w:val="en-US"/>
-        </w:rPr>
-        <w:t>1</w:t>
-      </w:r>
-      <w:r>
-        <w:rPr>
-          <w:color w:val="2AACB8"/>
-          <w:lang w:val="en-US"/>
-        </w:rPr>
-        <w:br/>
-      </w:r>
-      <w:r>
-        <w:rPr>
-          <w:color w:val="2AACB8"/>
-          <w:lang w:val="en-US"/>
+      <w:proofErr w:type="spellStart"/>
+      <w:r>
+        <w:rPr>
+          <w:color w:val="BCBEC4"/>
+        </w:rPr>
+        <w:t>rectangle</w:t>
+      </w:r>
+      <w:proofErr w:type="spellEnd"/>
+      <w:r>
+        <w:rPr>
+          <w:color w:val="BCBEC4"/>
+        </w:rPr>
+        <w:t>)</w:t>
+      </w:r>
+      <w:r>
+        <w:rPr>
+          <w:color w:val="BCBEC4"/>
         </w:rPr>
         <w:br/>
         <w:t xml:space="preserve">    </w:t>
       </w:r>
-      <w:r>
-        <w:rPr>
-          <w:color w:val="BCBEC4"/>
-          <w:lang w:val="en-US"/>
-        </w:rPr>
-        <w:t xml:space="preserve">rectangle = </w:t>
-      </w:r>
-      <w:proofErr w:type="gramStart"/>
-      <w:r>
-        <w:rPr>
-          <w:color w:val="BCBEC4"/>
-          <w:lang w:val="en-US"/>
-        </w:rPr>
-        <w:t>Rectangle(</w:t>
-      </w:r>
-      <w:proofErr w:type="gramEnd"/>
-      <w:r>
-        <w:rPr>
-          <w:color w:val="BCBEC4"/>
-          <w:lang w:val="en-US"/>
-        </w:rPr>
-        <w:t xml:space="preserve">n, n, </w:t>
+      <w:proofErr w:type="spellStart"/>
+      <w:r>
+        <w:rPr>
+          <w:color w:val="8888C6"/>
+        </w:rPr>
+        <w:t>print</w:t>
+      </w:r>
+      <w:proofErr w:type="spellEnd"/>
+      <w:r>
+        <w:rPr>
+          <w:color w:val="BCBEC4"/>
+        </w:rPr>
+        <w:t>(</w:t>
+      </w:r>
+      <w:proofErr w:type="spellStart"/>
+      <w:r>
+        <w:rPr>
+          <w:color w:val="BCBEC4"/>
+        </w:rPr>
+        <w:t>circle</w:t>
+      </w:r>
+      <w:proofErr w:type="spellEnd"/>
+      <w:r>
+        <w:rPr>
+          <w:color w:val="BCBEC4"/>
+        </w:rPr>
+        <w:t>)</w:t>
+      </w:r>
+      <w:r>
+        <w:rPr>
+          <w:color w:val="BCBEC4"/>
+        </w:rPr>
+        <w:br/>
+        <w:t xml:space="preserve">    </w:t>
+      </w:r>
+      <w:proofErr w:type="spellStart"/>
+      <w:r>
+        <w:rPr>
+          <w:color w:val="8888C6"/>
+        </w:rPr>
+        <w:t>print</w:t>
+      </w:r>
+      <w:proofErr w:type="spellEnd"/>
+      <w:r>
+        <w:rPr>
+          <w:color w:val="BCBEC4"/>
+        </w:rPr>
+        <w:t>(</w:t>
+      </w:r>
+      <w:proofErr w:type="spellStart"/>
+      <w:r>
+        <w:rPr>
+          <w:color w:val="BCBEC4"/>
+        </w:rPr>
+        <w:t>square</w:t>
+      </w:r>
+      <w:proofErr w:type="spellEnd"/>
+      <w:r>
+        <w:rPr>
+          <w:color w:val="BCBEC4"/>
+        </w:rPr>
+        <w:t>)</w:t>
+      </w:r>
+      <w:r>
+        <w:rPr>
+          <w:color w:val="BCBEC4"/>
+        </w:rPr>
+        <w:br/>
+      </w:r>
+      <w:r>
+        <w:rPr>
+          <w:color w:val="BCBEC4"/>
+        </w:rPr>
+        <w:br/>
+        <w:t xml:space="preserve">    </w:t>
+      </w:r>
+      <w:r>
+        <w:rPr>
+          <w:color w:val="7A7E85"/>
+        </w:rPr>
+        <w:t xml:space="preserve"># Демонстрируем работу внешнего пакета </w:t>
+      </w:r>
+      <w:proofErr w:type="spellStart"/>
+      <w:r>
+        <w:rPr>
+          <w:color w:val="7A7E85"/>
+        </w:rPr>
+        <w:t>rich</w:t>
+      </w:r>
+      <w:proofErr w:type="spellEnd"/>
+      <w:r>
+        <w:rPr>
+          <w:color w:val="7A7E85"/>
+        </w:rPr>
+        <w:t xml:space="preserve">, установленного через </w:t>
+      </w:r>
+      <w:proofErr w:type="spellStart"/>
+      <w:r>
+        <w:rPr>
+          <w:color w:val="7A7E85"/>
+        </w:rPr>
+        <w:t>pip</w:t>
+      </w:r>
+      <w:proofErr w:type="spellEnd"/>
+      <w:r>
+        <w:rPr>
+          <w:color w:val="7A7E85"/>
+        </w:rPr>
+        <w:t>.</w:t>
+      </w:r>
+      <w:r>
+        <w:rPr>
+          <w:color w:val="7A7E85"/>
+        </w:rPr>
+        <w:br/>
+        <w:t xml:space="preserve">    </w:t>
+      </w:r>
+      <w:proofErr w:type="spellStart"/>
+      <w:r>
+        <w:rPr>
+          <w:color w:val="BCBEC4"/>
+        </w:rPr>
+        <w:t>console</w:t>
+      </w:r>
+      <w:proofErr w:type="spellEnd"/>
+      <w:r>
+        <w:rPr>
+          <w:color w:val="BCBEC4"/>
+        </w:rPr>
+        <w:t xml:space="preserve"> = </w:t>
+      </w:r>
+      <w:proofErr w:type="spellStart"/>
+      <w:r>
+        <w:rPr>
+          <w:color w:val="BCBEC4"/>
+        </w:rPr>
+        <w:t>Console</w:t>
+      </w:r>
+      <w:proofErr w:type="spellEnd"/>
+      <w:r>
+        <w:rPr>
+          <w:color w:val="BCBEC4"/>
+        </w:rPr>
+        <w:t>()</w:t>
+      </w:r>
+      <w:r>
+        <w:rPr>
+          <w:color w:val="BCBEC4"/>
+        </w:rPr>
+        <w:br/>
+        <w:t xml:space="preserve">    </w:t>
+      </w:r>
+      <w:proofErr w:type="spellStart"/>
+      <w:r>
+        <w:rPr>
+          <w:color w:val="BCBEC4"/>
+        </w:rPr>
+        <w:t>console.print</w:t>
+      </w:r>
+      <w:proofErr w:type="spellEnd"/>
+      <w:r>
+        <w:rPr>
+          <w:color w:val="BCBEC4"/>
+        </w:rPr>
+        <w:t>(</w:t>
       </w:r>
       <w:r>
         <w:rPr>
           <w:color w:val="6AAB73"/>
-          <w:lang w:val="en-US"/>
-        </w:rPr>
-        <w:t>"</w:t>
-      </w:r>
+        </w:rPr>
+        <w:t xml:space="preserve">"Внешний пакет </w:t>
+      </w:r>
+      <w:proofErr w:type="spellStart"/>
       <w:r>
         <w:rPr>
           <w:color w:val="6AAB73"/>
         </w:rPr>
-        <w:t>синий</w:t>
-      </w:r>
+        <w:t>rich</w:t>
+      </w:r>
+      <w:proofErr w:type="spellEnd"/>
       <w:r>
         <w:rPr>
           <w:color w:val="6AAB73"/>
-          <w:lang w:val="en-US"/>
-        </w:rPr>
-        <w:t>"</w:t>
-      </w:r>
-      <w:r>
-        <w:rPr>
-          <w:color w:val="BCBEC4"/>
-          <w:lang w:val="en-US"/>
+        </w:rPr>
+        <w:t xml:space="preserve"> работает!"</w:t>
+      </w:r>
+      <w:r>
+        <w:rPr>
+          <w:color w:val="BCBEC4"/>
         </w:rPr>
         <w:t>)</w:t>
       </w:r>
       <w:r>
         <w:rPr>
           <w:color w:val="BCBEC4"/>
-          <w:lang w:val="en-US"/>
-        </w:rPr>
-        <w:br/>
-        <w:t xml:space="preserve">    circle = </w:t>
-      </w:r>
-      <w:proofErr w:type="gramStart"/>
-      <w:r>
-        <w:rPr>
-          <w:color w:val="BCBEC4"/>
-          <w:lang w:val="en-US"/>
-        </w:rPr>
-        <w:t>Circle(</w:t>
-      </w:r>
-      <w:proofErr w:type="gramEnd"/>
-      <w:r>
-        <w:rPr>
-          <w:color w:val="BCBEC4"/>
-          <w:lang w:val="en-US"/>
-        </w:rPr>
-        <w:t xml:space="preserve">n, </w:t>
+        </w:rPr>
+        <w:br/>
+      </w:r>
+      <w:r>
+        <w:rPr>
+          <w:color w:val="BCBEC4"/>
+        </w:rPr>
+        <w:br/>
+      </w:r>
+      <w:r>
+        <w:rPr>
+          <w:color w:val="BCBEC4"/>
+        </w:rPr>
+        <w:br/>
+      </w:r>
+      <w:r>
+        <w:rPr>
+          <w:color w:val="7A7E85"/>
+        </w:rPr>
+        <w:t xml:space="preserve"># Запускаем </w:t>
+      </w:r>
+      <w:proofErr w:type="spellStart"/>
+      <w:r>
+        <w:rPr>
+          <w:color w:val="7A7E85"/>
+        </w:rPr>
+        <w:t>main</w:t>
+      </w:r>
+      <w:proofErr w:type="spellEnd"/>
+      <w:r>
+        <w:rPr>
+          <w:color w:val="7A7E85"/>
+        </w:rPr>
+        <w:t>() только при непосредственном запуске файла main.py.</w:t>
+      </w:r>
+      <w:r>
+        <w:rPr>
+          <w:color w:val="7A7E85"/>
+        </w:rPr>
+        <w:br/>
+      </w:r>
+      <w:proofErr w:type="spellStart"/>
+      <w:r>
+        <w:rPr>
+          <w:color w:val="CF8E6D"/>
+        </w:rPr>
+        <w:t>if</w:t>
+      </w:r>
+      <w:proofErr w:type="spellEnd"/>
+      <w:r>
+        <w:rPr>
+          <w:color w:val="CF8E6D"/>
+        </w:rPr>
+        <w:t xml:space="preserve"> </w:t>
+      </w:r>
+      <w:r>
+        <w:rPr>
+          <w:color w:val="BCBEC4"/>
+        </w:rPr>
+        <w:t>__</w:t>
+      </w:r>
+      <w:proofErr w:type="spellStart"/>
+      <w:r>
+        <w:rPr>
+          <w:color w:val="BCBEC4"/>
+        </w:rPr>
+        <w:t>name</w:t>
+      </w:r>
+      <w:proofErr w:type="spellEnd"/>
+      <w:r>
+        <w:rPr>
+          <w:color w:val="BCBEC4"/>
+        </w:rPr>
+        <w:t xml:space="preserve">__ == </w:t>
       </w:r>
       <w:r>
         <w:rPr>
           <w:color w:val="6AAB73"/>
-          <w:lang w:val="en-US"/>
-        </w:rPr>
-        <w:t>"</w:t>
-      </w:r>
+        </w:rPr>
+        <w:t>"__</w:t>
+      </w:r>
+      <w:proofErr w:type="spellStart"/>
       <w:r>
         <w:rPr>
           <w:color w:val="6AAB73"/>
         </w:rPr>
-        <w:t>зеленый</w:t>
-      </w:r>
+        <w:t>main</w:t>
+      </w:r>
+      <w:proofErr w:type="spellEnd"/>
       <w:r>
         <w:rPr>
           <w:color w:val="6AAB73"/>
-          <w:lang w:val="en-US"/>
-        </w:rPr>
-        <w:t>"</w:t>
-      </w:r>
-      <w:r>
-        <w:rPr>
-          <w:color w:val="BCBEC4"/>
-          <w:lang w:val="en-US"/>
-        </w:rPr>
-        <w:t>)</w:t>
-      </w:r>
-      <w:r>
-        <w:rPr>
-          <w:color w:val="BCBEC4"/>
-          <w:lang w:val="en-US"/>
-        </w:rPr>
-        <w:br/>
-        <w:t xml:space="preserve">    square = </w:t>
-      </w:r>
-      <w:proofErr w:type="gramStart"/>
-      <w:r>
-        <w:rPr>
-          <w:color w:val="BCBEC4"/>
-          <w:lang w:val="en-US"/>
-        </w:rPr>
-        <w:t>Square(</w:t>
-      </w:r>
-      <w:proofErr w:type="gramEnd"/>
-      <w:r>
-        <w:rPr>
-          <w:color w:val="BCBEC4"/>
-          <w:lang w:val="en-US"/>
-        </w:rPr>
-        <w:t xml:space="preserve">n, </w:t>
-      </w:r>
-      <w:r>
-        <w:rPr>
-          <w:color w:val="6AAB73"/>
-          <w:lang w:val="en-US"/>
-        </w:rPr>
-        <w:t>"</w:t>
-      </w:r>
-      <w:r>
-        <w:rPr>
-          <w:color w:val="6AAB73"/>
-        </w:rPr>
-        <w:t>красный</w:t>
-      </w:r>
-      <w:r>
-        <w:rPr>
-          <w:color w:val="6AAB73"/>
-          <w:lang w:val="en-US"/>
-        </w:rPr>
-        <w:t>"</w:t>
-      </w:r>
-      <w:r>
-        <w:rPr>
-          <w:color w:val="BCBEC4"/>
-          <w:lang w:val="en-US"/>
-        </w:rPr>
-        <w:t>)</w:t>
-      </w:r>
-      <w:r>
-        <w:rPr>
-          <w:color w:val="BCBEC4"/>
-          <w:lang w:val="en-US"/>
-        </w:rPr>
-        <w:br/>
-      </w:r>
-      <w:r>
-        <w:rPr>
-          <w:color w:val="BCBEC4"/>
-          <w:lang w:val="en-US"/>
-        </w:rPr>
-        <w:lastRenderedPageBreak/>
+        </w:rPr>
+        <w:t>__"</w:t>
+      </w:r>
+      <w:r>
+        <w:rPr>
+          <w:color w:val="BCBEC4"/>
+        </w:rPr>
+        <w:t>:</w:t>
+      </w:r>
+      <w:r>
+        <w:rPr>
+          <w:color w:val="BCBEC4"/>
+        </w:rPr>
         <w:br/>
         <w:t xml:space="preserve">    </w:t>
       </w:r>
-      <w:r>
-        <w:rPr>
-          <w:color w:val="8888C6"/>
-          <w:lang w:val="en-US"/>
-        </w:rPr>
-        <w:t>print</w:t>
-      </w:r>
-      <w:r>
-        <w:rPr>
-          <w:color w:val="BCBEC4"/>
-          <w:lang w:val="en-US"/>
-        </w:rPr>
-        <w:t>(rectangle)</w:t>
-      </w:r>
-      <w:r>
-        <w:rPr>
-          <w:color w:val="BCBEC4"/>
-          <w:lang w:val="en-US"/>
-        </w:rPr>
-        <w:br/>
-        <w:t xml:space="preserve">    </w:t>
-      </w:r>
-      <w:r>
-        <w:rPr>
-          <w:color w:val="8888C6"/>
-          <w:lang w:val="en-US"/>
-        </w:rPr>
-        <w:t>print</w:t>
-      </w:r>
-      <w:r>
-        <w:rPr>
-          <w:color w:val="BCBEC4"/>
-          <w:lang w:val="en-US"/>
-        </w:rPr>
-        <w:t>(circle)</w:t>
-      </w:r>
-      <w:r>
-        <w:rPr>
-          <w:color w:val="BCBEC4"/>
-          <w:lang w:val="en-US"/>
-        </w:rPr>
-        <w:br/>
-        <w:t xml:space="preserve">    </w:t>
-      </w:r>
-      <w:r>
-        <w:rPr>
-          <w:color w:val="8888C6"/>
-          <w:lang w:val="en-US"/>
-        </w:rPr>
-        <w:t>print</w:t>
-      </w:r>
-      <w:r>
-        <w:rPr>
-          <w:color w:val="BCBEC4"/>
-          <w:lang w:val="en-US"/>
-        </w:rPr>
-        <w:t>(square)</w:t>
-      </w:r>
-      <w:r>
-        <w:rPr>
-          <w:color w:val="BCBEC4"/>
-          <w:lang w:val="en-US"/>
-        </w:rPr>
-        <w:br/>
-      </w:r>
-      <w:r>
-        <w:rPr>
-          <w:color w:val="BCBEC4"/>
-          <w:lang w:val="en-US"/>
-        </w:rPr>
-        <w:br/>
-        <w:t xml:space="preserve">    console = </w:t>
-      </w:r>
-      <w:proofErr w:type="gramStart"/>
-      <w:r>
-        <w:rPr>
-          <w:color w:val="BCBEC4"/>
-          <w:lang w:val="en-US"/>
-        </w:rPr>
-        <w:t>Console(</w:t>
-      </w:r>
-      <w:proofErr w:type="gramEnd"/>
-      <w:r>
-        <w:rPr>
-          <w:color w:val="BCBEC4"/>
-          <w:lang w:val="en-US"/>
-        </w:rPr>
-        <w:t>)</w:t>
-      </w:r>
-      <w:r>
-        <w:rPr>
-          <w:color w:val="BCBEC4"/>
-          <w:lang w:val="en-US"/>
-        </w:rPr>
-        <w:br/>
-        <w:t xml:space="preserve">    </w:t>
-      </w:r>
-      <w:proofErr w:type="spellStart"/>
-      <w:r>
-        <w:rPr>
-          <w:color w:val="BCBEC4"/>
-          <w:lang w:val="en-US"/>
-        </w:rPr>
-        <w:t>console.</w:t>
-      </w:r>
-      <w:proofErr w:type="gramStart"/>
-      <w:r>
-        <w:rPr>
-          <w:color w:val="BCBEC4"/>
-          <w:lang w:val="en-US"/>
-        </w:rPr>
-        <w:t>print</w:t>
-      </w:r>
-      <w:proofErr w:type="spellEnd"/>
-      <w:r>
-        <w:rPr>
-          <w:color w:val="BCBEC4"/>
-          <w:lang w:val="en-US"/>
-        </w:rPr>
-        <w:t>(</w:t>
-      </w:r>
-      <w:proofErr w:type="gramEnd"/>
-      <w:r>
-        <w:rPr>
-          <w:color w:val="6AAB73"/>
-          <w:lang w:val="en-US"/>
-        </w:rPr>
-        <w:t>"</w:t>
-      </w:r>
-      <w:r>
-        <w:rPr>
-          <w:color w:val="6AAB73"/>
-        </w:rPr>
-        <w:t>Внешний</w:t>
-      </w:r>
-      <w:r>
-        <w:rPr>
-          <w:color w:val="6AAB73"/>
-          <w:lang w:val="en-US"/>
-        </w:rPr>
-        <w:t xml:space="preserve"> </w:t>
-      </w:r>
-      <w:r>
-        <w:rPr>
-          <w:color w:val="6AAB73"/>
-        </w:rPr>
-        <w:t>пакет</w:t>
-      </w:r>
-      <w:r>
-        <w:rPr>
-          <w:color w:val="6AAB73"/>
-          <w:lang w:val="en-US"/>
-        </w:rPr>
-        <w:t xml:space="preserve"> rich </w:t>
-      </w:r>
-      <w:r>
-        <w:rPr>
-          <w:color w:val="6AAB73"/>
-        </w:rPr>
-        <w:t>работает</w:t>
-      </w:r>
-      <w:r>
-        <w:rPr>
-          <w:color w:val="6AAB73"/>
-          <w:lang w:val="en-US"/>
-        </w:rPr>
-        <w:t>!"</w:t>
-      </w:r>
-      <w:r>
-        <w:rPr>
-          <w:color w:val="BCBEC4"/>
-          <w:lang w:val="en-US"/>
-        </w:rPr>
-        <w:t>)</w:t>
-      </w:r>
-      <w:r>
-        <w:rPr>
-          <w:color w:val="BCBEC4"/>
-          <w:lang w:val="en-US"/>
-        </w:rPr>
-        <w:br/>
-      </w:r>
-      <w:r>
-        <w:rPr>
-          <w:color w:val="BCBEC4"/>
-          <w:lang w:val="en-US"/>
-        </w:rPr>
-        <w:br/>
-      </w:r>
-      <w:r>
-        <w:rPr>
-          <w:color w:val="BCBEC4"/>
-          <w:lang w:val="en-US"/>
-        </w:rPr>
-        <w:br/>
-      </w:r>
-      <w:r>
-        <w:rPr>
-          <w:color w:val="CF8E6D"/>
-          <w:lang w:val="en-US"/>
-        </w:rPr>
-        <w:t xml:space="preserve">if </w:t>
-      </w:r>
-      <w:r>
-        <w:rPr>
-          <w:color w:val="BCBEC4"/>
-          <w:lang w:val="en-US"/>
-        </w:rPr>
-        <w:t xml:space="preserve">__name__ == </w:t>
-      </w:r>
-      <w:r>
-        <w:rPr>
-          <w:color w:val="6AAB73"/>
-          <w:lang w:val="en-US"/>
-        </w:rPr>
-        <w:t>"__main__"</w:t>
-      </w:r>
-      <w:r>
-        <w:rPr>
-          <w:color w:val="BCBEC4"/>
-          <w:lang w:val="en-US"/>
-        </w:rPr>
-        <w:t>:</w:t>
-      </w:r>
-      <w:r>
-        <w:rPr>
-          <w:color w:val="BCBEC4"/>
-          <w:lang w:val="en-US"/>
-        </w:rPr>
-        <w:br/>
-        <w:t xml:space="preserve">    </w:t>
-      </w:r>
-      <w:proofErr w:type="gramStart"/>
-      <w:r>
-        <w:rPr>
-          <w:color w:val="BCBEC4"/>
-          <w:lang w:val="en-US"/>
-        </w:rPr>
-        <w:t>main(</w:t>
-      </w:r>
-      <w:proofErr w:type="gramEnd"/>
-      <w:r>
-        <w:rPr>
-          <w:color w:val="BCBEC4"/>
-          <w:lang w:val="en-US"/>
-        </w:rPr>
-        <w:t>)</w:t>
+      <w:proofErr w:type="spellStart"/>
+      <w:r>
+        <w:rPr>
+          <w:color w:val="BCBEC4"/>
+        </w:rPr>
+        <w:t>main</w:t>
+      </w:r>
+      <w:proofErr w:type="spellEnd"/>
+      <w:r>
+        <w:rPr>
+          <w:color w:val="BCBEC4"/>
+        </w:rPr>
+        <w:t>()</w:t>
       </w:r>
     </w:p>
     <w:p>
       <w:pPr>
         <w:rPr>
-          <w:lang w:val="en-US"/>
+          <w:sz w:val="24"/>
+          <w:szCs w:val="24"/>
         </w:rPr>
       </w:pPr>
     </w:p>
@@ -2484,24 +2726,54 @@
         <w:rPr>
           <w:sz w:val="24"/>
           <w:szCs w:val="24"/>
+        </w:rPr>
+      </w:pPr>
+      <w:r>
+        <w:rPr>
+          <w:sz w:val="24"/>
+          <w:szCs w:val="24"/>
           <w:lang w:val="en-US"/>
         </w:rPr>
-      </w:pPr>
+        <w:t>geometric</w:t>
+      </w:r>
+      <w:r>
+        <w:rPr>
+          <w:sz w:val="24"/>
+          <w:szCs w:val="24"/>
+        </w:rPr>
+        <w:t>_</w:t>
+      </w:r>
       <w:r>
         <w:rPr>
           <w:sz w:val="24"/>
           <w:szCs w:val="24"/>
           <w:lang w:val="en-US"/>
         </w:rPr>
-        <w:t>geometric_</w:t>
-      </w:r>
+        <w:t>figure</w:t>
+      </w:r>
+      <w:r>
+        <w:rPr>
+          <w:sz w:val="24"/>
+          <w:szCs w:val="24"/>
+        </w:rPr>
+        <w:t>.</w:t>
+      </w:r>
+      <w:proofErr w:type="spellStart"/>
       <w:r>
         <w:rPr>
           <w:sz w:val="24"/>
           <w:szCs w:val="24"/>
           <w:lang w:val="en-US"/>
         </w:rPr>
-        <w:t>figure.py:</w:t>
+        <w:t>py</w:t>
+      </w:r>
+      <w:proofErr w:type="spellEnd"/>
+      <w:r>
+        <w:rPr>
+          <w:sz w:val="24"/>
+          <w:szCs w:val="24"/>
+        </w:rPr>
+        <w:t>:</w:t>
       </w:r>
     </w:p>
     <w:p>
@@ -2510,21 +2782,52 @@
         <w:shd w:val="clear" w:color="auto" w:fill="191A1C"/>
         <w:rPr>
           <w:color w:val="BCBEC4"/>
-          <w:lang w:val="en-US"/>
-        </w:rPr>
-      </w:pPr>
-      <w:r>
-        <w:rPr>
-          <w:color w:val="CF8E6D"/>
-          <w:lang w:val="en-US"/>
-        </w:rPr>
-        <w:t xml:space="preserve">from </w:t>
-      </w:r>
-      <w:proofErr w:type="spellStart"/>
-      <w:r>
-        <w:rPr>
-          <w:color w:val="BCBEC4"/>
-          <w:lang w:val="en-US"/>
+        </w:rPr>
+      </w:pPr>
+      <w:r>
+        <w:rPr>
+          <w:color w:val="7A7E85"/>
+        </w:rPr>
+        <w:t xml:space="preserve"># ABC позволяет создать абстрактный базовый класс, а </w:t>
+      </w:r>
+      <w:proofErr w:type="spellStart"/>
+      <w:r>
+        <w:rPr>
+          <w:color w:val="7A7E85"/>
+        </w:rPr>
+        <w:t>abstractmethod</w:t>
+      </w:r>
+      <w:proofErr w:type="spellEnd"/>
+      <w:r>
+        <w:rPr>
+          <w:color w:val="7A7E85"/>
+        </w:rPr>
+        <w:t xml:space="preserve"> — абстрактный метод.</w:t>
+      </w:r>
+      <w:r>
+        <w:rPr>
+          <w:color w:val="7A7E85"/>
+        </w:rPr>
+        <w:br/>
+      </w:r>
+      <w:proofErr w:type="spellStart"/>
+      <w:r>
+        <w:rPr>
+          <w:color w:val="CF8E6D"/>
+        </w:rPr>
+        <w:t>from</w:t>
+      </w:r>
+      <w:proofErr w:type="spellEnd"/>
+      <w:r>
+        <w:rPr>
+          <w:color w:val="CF8E6D"/>
+        </w:rPr>
+        <w:t xml:space="preserve"> </w:t>
+      </w:r>
+      <w:proofErr w:type="spellStart"/>
+      <w:r>
+        <w:rPr>
+          <w:color w:val="BCBEC4"/>
         </w:rPr>
         <w:t>abc</w:t>
       </w:r>
@@ -2532,21 +2835,26 @@
       <w:r>
         <w:rPr>
           <w:color w:val="BCBEC4"/>
-          <w:lang w:val="en-US"/>
         </w:rPr>
         <w:t xml:space="preserve"> </w:t>
       </w:r>
-      <w:r>
-        <w:rPr>
-          <w:color w:val="CF8E6D"/>
-          <w:lang w:val="en-US"/>
-        </w:rPr>
-        <w:t xml:space="preserve">import </w:t>
-      </w:r>
-      <w:r>
-        <w:rPr>
-          <w:color w:val="BCBEC4"/>
-          <w:lang w:val="en-US"/>
+      <w:proofErr w:type="spellStart"/>
+      <w:r>
+        <w:rPr>
+          <w:color w:val="CF8E6D"/>
+        </w:rPr>
+        <w:t>import</w:t>
+      </w:r>
+      <w:proofErr w:type="spellEnd"/>
+      <w:r>
+        <w:rPr>
+          <w:color w:val="CF8E6D"/>
+        </w:rPr>
+        <w:t xml:space="preserve"> </w:t>
+      </w:r>
+      <w:r>
+        <w:rPr>
+          <w:color w:val="BCBEC4"/>
         </w:rPr>
         <w:t xml:space="preserve">ABC, </w:t>
       </w:r>
@@ -2554,7 +2862,6 @@
       <w:r>
         <w:rPr>
           <w:color w:val="BCBEC4"/>
-          <w:lang w:val="en-US"/>
         </w:rPr>
         <w:t>abstractmethod</w:t>
       </w:r>
@@ -2562,58 +2869,105 @@
       <w:r>
         <w:rPr>
           <w:color w:val="BCBEC4"/>
-          <w:lang w:val="en-US"/>
-        </w:rPr>
-        <w:br/>
-      </w:r>
-      <w:r>
-        <w:rPr>
-          <w:color w:val="BCBEC4"/>
-          <w:lang w:val="en-US"/>
-        </w:rPr>
-        <w:br/>
-      </w:r>
-      <w:r>
-        <w:rPr>
-          <w:color w:val="BCBEC4"/>
-          <w:lang w:val="en-US"/>
-        </w:rPr>
-        <w:br/>
-      </w:r>
-      <w:r>
-        <w:rPr>
-          <w:color w:val="CF8E6D"/>
-          <w:lang w:val="en-US"/>
-        </w:rPr>
-        <w:t xml:space="preserve">class </w:t>
-      </w:r>
-      <w:proofErr w:type="spellStart"/>
-      <w:r>
-        <w:rPr>
-          <w:color w:val="BCBEC4"/>
-          <w:lang w:val="en-US"/>
+        </w:rPr>
+        <w:br/>
+      </w:r>
+      <w:r>
+        <w:rPr>
+          <w:color w:val="BCBEC4"/>
+        </w:rPr>
+        <w:br/>
+      </w:r>
+      <w:r>
+        <w:rPr>
+          <w:color w:val="BCBEC4"/>
+        </w:rPr>
+        <w:br/>
+      </w:r>
+      <w:r>
+        <w:rPr>
+          <w:color w:val="7A7E85"/>
+        </w:rPr>
+        <w:t># Общий абстрактный класс для всех геометрических фигур.</w:t>
+      </w:r>
+      <w:r>
+        <w:rPr>
+          <w:color w:val="7A7E85"/>
+        </w:rPr>
+        <w:br/>
+        <w:t xml:space="preserve"># Экземпляр </w:t>
+      </w:r>
+      <w:proofErr w:type="spellStart"/>
+      <w:r>
+        <w:rPr>
+          <w:color w:val="7A7E85"/>
         </w:rPr>
         <w:t>GeometricFigure</w:t>
       </w:r>
       <w:proofErr w:type="spellEnd"/>
       <w:r>
         <w:rPr>
-          <w:color w:val="BCBEC4"/>
-          <w:lang w:val="en-US"/>
+          <w:color w:val="7A7E85"/>
+        </w:rPr>
+        <w:t xml:space="preserve"> напрямую создать нельзя: сначала нужно реализовать </w:t>
+      </w:r>
+      <w:proofErr w:type="spellStart"/>
+      <w:r>
+        <w:rPr>
+          <w:color w:val="7A7E85"/>
+        </w:rPr>
+        <w:t>area</w:t>
+      </w:r>
+      <w:proofErr w:type="spellEnd"/>
+      <w:r>
+        <w:rPr>
+          <w:color w:val="7A7E85"/>
+        </w:rPr>
+        <w:t>().</w:t>
+      </w:r>
+      <w:r>
+        <w:rPr>
+          <w:color w:val="7A7E85"/>
+        </w:rPr>
+        <w:br/>
+      </w:r>
+      <w:proofErr w:type="spellStart"/>
+      <w:r>
+        <w:rPr>
+          <w:color w:val="CF8E6D"/>
+        </w:rPr>
+        <w:t>class</w:t>
+      </w:r>
+      <w:proofErr w:type="spellEnd"/>
+      <w:r>
+        <w:rPr>
+          <w:color w:val="CF8E6D"/>
+        </w:rPr>
+        <w:t xml:space="preserve"> </w:t>
+      </w:r>
+      <w:proofErr w:type="spellStart"/>
+      <w:r>
+        <w:rPr>
+          <w:color w:val="BCBEC4"/>
+        </w:rPr>
+        <w:t>GeometricFigure</w:t>
+      </w:r>
+      <w:proofErr w:type="spellEnd"/>
+      <w:r>
+        <w:rPr>
+          <w:color w:val="BCBEC4"/>
         </w:rPr>
         <w:t>(ABC):</w:t>
       </w:r>
       <w:r>
         <w:rPr>
           <w:color w:val="BCBEC4"/>
-          <w:lang w:val="en-US"/>
-        </w:rPr>
-        <w:br/>
-      </w:r>
-      <w:r>
-        <w:rPr>
-          <w:color w:val="BCBEC4"/>
-          <w:lang w:val="en-US"/>
+        </w:rPr>
+        <w:br/>
+      </w:r>
+      <w:r>
+        <w:rPr>
+          <w:color w:val="BCBEC4"/>
         </w:rPr>
         <w:br/>
         <w:t xml:space="preserve">    </w:t>
@@ -2621,68 +2975,86 @@
       <w:r>
         <w:rPr>
           <w:color w:val="B3AE60"/>
-          <w:lang w:val="en-US"/>
         </w:rPr>
         <w:t>@abstractmethod</w:t>
       </w:r>
       <w:r>
         <w:rPr>
           <w:color w:val="B3AE60"/>
-          <w:lang w:val="en-US"/>
         </w:rPr>
         <w:br/>
         <w:t xml:space="preserve">    </w:t>
       </w:r>
-      <w:r>
-        <w:rPr>
-          <w:color w:val="CF8E6D"/>
-          <w:lang w:val="en-US"/>
-        </w:rPr>
-        <w:t xml:space="preserve">def </w:t>
-      </w:r>
+      <w:proofErr w:type="spellStart"/>
+      <w:r>
+        <w:rPr>
+          <w:color w:val="CF8E6D"/>
+        </w:rPr>
+        <w:t>def</w:t>
+      </w:r>
+      <w:proofErr w:type="spellEnd"/>
+      <w:r>
+        <w:rPr>
+          <w:color w:val="CF8E6D"/>
+        </w:rPr>
+        <w:t xml:space="preserve"> </w:t>
+      </w:r>
+      <w:proofErr w:type="spellStart"/>
       <w:r>
         <w:rPr>
           <w:color w:val="56A8F5"/>
-          <w:lang w:val="en-US"/>
         </w:rPr>
         <w:t>area</w:t>
       </w:r>
-      <w:r>
-        <w:rPr>
-          <w:color w:val="BCBEC4"/>
-          <w:lang w:val="en-US"/>
+      <w:proofErr w:type="spellEnd"/>
+      <w:r>
+        <w:rPr>
+          <w:color w:val="BCBEC4"/>
         </w:rPr>
         <w:t>(</w:t>
       </w:r>
+      <w:proofErr w:type="spellStart"/>
       <w:r>
         <w:rPr>
           <w:color w:val="94558D"/>
-          <w:lang w:val="en-US"/>
         </w:rPr>
         <w:t>self</w:t>
       </w:r>
-      <w:r>
-        <w:rPr>
-          <w:color w:val="BCBEC4"/>
-          <w:lang w:val="en-US"/>
+      <w:proofErr w:type="spellEnd"/>
+      <w:r>
+        <w:rPr>
+          <w:color w:val="BCBEC4"/>
         </w:rPr>
         <w:t>):</w:t>
       </w:r>
       <w:r>
         <w:rPr>
           <w:color w:val="BCBEC4"/>
-          <w:lang w:val="en-US"/>
         </w:rPr>
         <w:br/>
         <w:t xml:space="preserve">        </w:t>
       </w:r>
       <w:r>
         <w:rPr>
-          <w:color w:val="CF8E6D"/>
-          <w:lang w:val="en-US"/>
+          <w:color w:val="7A7E85"/>
+        </w:rPr>
+        <w:t># Каждый конкретный класс фигуры должен определить собственный расчет площади.</w:t>
+      </w:r>
+      <w:r>
+        <w:rPr>
+          <w:color w:val="7A7E85"/>
+        </w:rPr>
+        <w:br/>
+        <w:t xml:space="preserve">        </w:t>
+      </w:r>
+      <w:proofErr w:type="spellStart"/>
+      <w:r>
+        <w:rPr>
+          <w:color w:val="CF8E6D"/>
         </w:rPr>
         <w:t>pass</w:t>
       </w:r>
+      <w:proofErr w:type="spellEnd"/>
     </w:p>
     <w:p>
       <w:pPr>
@@ -2692,7 +3064,6 @@
         <w:rPr>
           <w:sz w:val="24"/>
           <w:szCs w:val="24"/>
-          <w:lang w:val="en-US"/>
         </w:rPr>
       </w:pPr>
     </w:p>
@@ -2704,37 +3075,52 @@
         <w:rPr>
           <w:sz w:val="24"/>
           <w:szCs w:val="24"/>
+        </w:rPr>
+      </w:pPr>
+      <w:r>
+        <w:rPr>
+          <w:sz w:val="24"/>
+          <w:szCs w:val="24"/>
           <w:lang w:val="en-US"/>
         </w:rPr>
-      </w:pPr>
+        <w:t>figure</w:t>
+      </w:r>
+      <w:r>
+        <w:rPr>
+          <w:sz w:val="24"/>
+          <w:szCs w:val="24"/>
+        </w:rPr>
+        <w:t>_</w:t>
+      </w:r>
       <w:r>
         <w:rPr>
           <w:sz w:val="24"/>
           <w:szCs w:val="24"/>
           <w:lang w:val="en-US"/>
         </w:rPr>
-        <w:t>figure</w:t>
-      </w:r>
-      <w:r>
-        <w:rPr>
-          <w:sz w:val="24"/>
-          <w:szCs w:val="24"/>
-        </w:rPr>
-        <w:t>_</w:t>
-      </w:r>
+        <w:t>color</w:t>
+      </w:r>
+      <w:r>
+        <w:rPr>
+          <w:sz w:val="24"/>
+          <w:szCs w:val="24"/>
+        </w:rPr>
+        <w:t>.</w:t>
+      </w:r>
+      <w:proofErr w:type="spellStart"/>
       <w:r>
         <w:rPr>
           <w:sz w:val="24"/>
           <w:szCs w:val="24"/>
           <w:lang w:val="en-US"/>
         </w:rPr>
-        <w:t>color.py</w:t>
-      </w:r>
-      <w:r>
-        <w:rPr>
-          <w:sz w:val="24"/>
-          <w:szCs w:val="24"/>
-          <w:lang w:val="en-US"/>
+        <w:t>py</w:t>
+      </w:r>
+      <w:proofErr w:type="spellEnd"/>
+      <w:r>
+        <w:rPr>
+          <w:sz w:val="24"/>
+          <w:szCs w:val="24"/>
         </w:rPr>
         <w:t>:</w:t>
       </w:r>
@@ -2745,21 +3131,38 @@
         <w:shd w:val="clear" w:color="auto" w:fill="191A1C"/>
         <w:rPr>
           <w:color w:val="BCBEC4"/>
-          <w:lang w:val="en-US"/>
-        </w:rPr>
-      </w:pPr>
-      <w:r>
-        <w:rPr>
-          <w:color w:val="CF8E6D"/>
-          <w:lang w:val="en-US"/>
-        </w:rPr>
-        <w:t xml:space="preserve">class </w:t>
-      </w:r>
-      <w:proofErr w:type="spellStart"/>
-      <w:r>
-        <w:rPr>
-          <w:color w:val="BCBEC4"/>
-          <w:lang w:val="en-US"/>
+        </w:rPr>
+      </w:pPr>
+      <w:r>
+        <w:rPr>
+          <w:color w:val="7A7E85"/>
+        </w:rPr>
+        <w:t># Класс отвечает за хранение и изменение цвета геометрической фигуры.</w:t>
+      </w:r>
+      <w:r>
+        <w:rPr>
+          <w:color w:val="7A7E85"/>
+        </w:rPr>
+        <w:br/>
+      </w:r>
+      <w:proofErr w:type="spellStart"/>
+      <w:r>
+        <w:rPr>
+          <w:color w:val="CF8E6D"/>
+        </w:rPr>
+        <w:t>class</w:t>
+      </w:r>
+      <w:proofErr w:type="spellEnd"/>
+      <w:r>
+        <w:rPr>
+          <w:color w:val="CF8E6D"/>
+        </w:rPr>
+        <w:t xml:space="preserve"> </w:t>
+      </w:r>
+      <w:proofErr w:type="spellStart"/>
+      <w:r>
+        <w:rPr>
+          <w:color w:val="BCBEC4"/>
         </w:rPr>
         <w:t>FigureColor</w:t>
       </w:r>
@@ -2767,29 +3170,33 @@
       <w:r>
         <w:rPr>
           <w:color w:val="BCBEC4"/>
-          <w:lang w:val="en-US"/>
         </w:rPr>
         <w:t>:</w:t>
       </w:r>
       <w:r>
         <w:rPr>
           <w:color w:val="BCBEC4"/>
-          <w:lang w:val="en-US"/>
         </w:rPr>
         <w:br/>
         <w:t xml:space="preserve">    </w:t>
       </w:r>
-      <w:r>
-        <w:rPr>
-          <w:color w:val="CF8E6D"/>
-          <w:lang w:val="en-US"/>
-        </w:rPr>
-        <w:t xml:space="preserve">def </w:t>
+      <w:proofErr w:type="spellStart"/>
+      <w:r>
+        <w:rPr>
+          <w:color w:val="CF8E6D"/>
+        </w:rPr>
+        <w:t>def</w:t>
+      </w:r>
+      <w:proofErr w:type="spellEnd"/>
+      <w:r>
+        <w:rPr>
+          <w:color w:val="CF8E6D"/>
+        </w:rPr>
+        <w:t xml:space="preserve"> </w:t>
       </w:r>
       <w:r>
         <w:rPr>
           <w:color w:val="B200B2"/>
-          <w:lang w:val="en-US"/>
         </w:rPr>
         <w:t>__</w:t>
       </w:r>
@@ -2797,7 +3204,6 @@
       <w:r>
         <w:rPr>
           <w:color w:val="B200B2"/>
-          <w:lang w:val="en-US"/>
         </w:rPr>
         <w:t>init</w:t>
       </w:r>
@@ -2805,69 +3211,81 @@
       <w:r>
         <w:rPr>
           <w:color w:val="B200B2"/>
-          <w:lang w:val="en-US"/>
-        </w:rPr>
-        <w:t>_</w:t>
-      </w:r>
-      <w:proofErr w:type="gramStart"/>
-      <w:r>
-        <w:rPr>
-          <w:color w:val="B200B2"/>
-          <w:lang w:val="en-US"/>
-        </w:rPr>
-        <w:t>_</w:t>
-      </w:r>
-      <w:r>
-        <w:rPr>
-          <w:color w:val="BCBEC4"/>
-          <w:lang w:val="en-US"/>
+        </w:rPr>
+        <w:t>__</w:t>
+      </w:r>
+      <w:r>
+        <w:rPr>
+          <w:color w:val="BCBEC4"/>
         </w:rPr>
         <w:t>(</w:t>
       </w:r>
-      <w:proofErr w:type="gramEnd"/>
+      <w:proofErr w:type="spellStart"/>
       <w:r>
         <w:rPr>
           <w:color w:val="94558D"/>
-          <w:lang w:val="en-US"/>
         </w:rPr>
         <w:t>self</w:t>
       </w:r>
-      <w:r>
-        <w:rPr>
-          <w:color w:val="BCBEC4"/>
-          <w:lang w:val="en-US"/>
-        </w:rPr>
-        <w:t>, color):</w:t>
-      </w:r>
-      <w:r>
-        <w:rPr>
-          <w:color w:val="BCBEC4"/>
-          <w:lang w:val="en-US"/>
+      <w:proofErr w:type="spellEnd"/>
+      <w:r>
+        <w:rPr>
+          <w:color w:val="BCBEC4"/>
+        </w:rPr>
+        <w:t xml:space="preserve">, </w:t>
+      </w:r>
+      <w:proofErr w:type="spellStart"/>
+      <w:r>
+        <w:rPr>
+          <w:color w:val="BCBEC4"/>
+        </w:rPr>
+        <w:t>color</w:t>
+      </w:r>
+      <w:proofErr w:type="spellEnd"/>
+      <w:r>
+        <w:rPr>
+          <w:color w:val="BCBEC4"/>
+        </w:rPr>
+        <w:t>):</w:t>
+      </w:r>
+      <w:r>
+        <w:rPr>
+          <w:color w:val="BCBEC4"/>
         </w:rPr>
         <w:br/>
         <w:t xml:space="preserve">        </w:t>
       </w:r>
-      <w:proofErr w:type="spellStart"/>
-      <w:proofErr w:type="gramStart"/>
+      <w:r>
+        <w:rPr>
+          <w:color w:val="7A7E85"/>
+        </w:rPr>
+        <w:t># Сохраняем переданное значение во внутреннем атрибуте.</w:t>
+      </w:r>
+      <w:r>
+        <w:rPr>
+          <w:color w:val="7A7E85"/>
+        </w:rPr>
+        <w:br/>
+        <w:t xml:space="preserve">        </w:t>
+      </w:r>
+      <w:proofErr w:type="spellStart"/>
       <w:r>
         <w:rPr>
           <w:color w:val="94558D"/>
-          <w:lang w:val="en-US"/>
         </w:rPr>
         <w:t>self</w:t>
       </w:r>
-      <w:r>
-        <w:rPr>
-          <w:color w:val="BCBEC4"/>
-          <w:lang w:val="en-US"/>
+      <w:proofErr w:type="spellEnd"/>
+      <w:r>
+        <w:rPr>
+          <w:color w:val="BCBEC4"/>
         </w:rPr>
         <w:t>._</w:t>
       </w:r>
-      <w:proofErr w:type="gramEnd"/>
-      <w:r>
-        <w:rPr>
-          <w:color w:val="BCBEC4"/>
-          <w:lang w:val="en-US"/>
+      <w:proofErr w:type="spellStart"/>
+      <w:r>
+        <w:rPr>
+          <w:color w:val="BCBEC4"/>
         </w:rPr>
         <w:t>color</w:t>
       </w:r>
@@ -2875,21 +3293,26 @@
       <w:r>
         <w:rPr>
           <w:color w:val="BCBEC4"/>
-          <w:lang w:val="en-US"/>
-        </w:rPr>
-        <w:t xml:space="preserve"> = color</w:t>
-      </w:r>
-      <w:r>
-        <w:rPr>
-          <w:color w:val="BCBEC4"/>
-          <w:lang w:val="en-US"/>
-        </w:rPr>
-        <w:br/>
-      </w:r>
-      <w:r>
-        <w:rPr>
-          <w:color w:val="BCBEC4"/>
-          <w:lang w:val="en-US"/>
+        </w:rPr>
+        <w:t xml:space="preserve"> = </w:t>
+      </w:r>
+      <w:proofErr w:type="spellStart"/>
+      <w:r>
+        <w:rPr>
+          <w:color w:val="BCBEC4"/>
+        </w:rPr>
+        <w:t>color</w:t>
+      </w:r>
+      <w:proofErr w:type="spellEnd"/>
+      <w:r>
+        <w:rPr>
+          <w:color w:val="BCBEC4"/>
+        </w:rPr>
+        <w:br/>
+      </w:r>
+      <w:r>
+        <w:rPr>
+          <w:color w:val="BCBEC4"/>
         </w:rPr>
         <w:br/>
         <w:t xml:space="preserve">    </w:t>
@@ -2897,89 +3320,124 @@
       <w:r>
         <w:rPr>
           <w:color w:val="B3AE60"/>
-          <w:lang w:val="en-US"/>
         </w:rPr>
         <w:t>@property</w:t>
       </w:r>
       <w:r>
         <w:rPr>
           <w:color w:val="B3AE60"/>
-          <w:lang w:val="en-US"/>
         </w:rPr>
         <w:br/>
         <w:t xml:space="preserve">    </w:t>
       </w:r>
-      <w:r>
-        <w:rPr>
-          <w:color w:val="CF8E6D"/>
-          <w:lang w:val="en-US"/>
-        </w:rPr>
-        <w:t xml:space="preserve">def </w:t>
-      </w:r>
+      <w:proofErr w:type="spellStart"/>
+      <w:r>
+        <w:rPr>
+          <w:color w:val="CF8E6D"/>
+        </w:rPr>
+        <w:t>def</w:t>
+      </w:r>
+      <w:proofErr w:type="spellEnd"/>
+      <w:r>
+        <w:rPr>
+          <w:color w:val="CF8E6D"/>
+        </w:rPr>
+        <w:t xml:space="preserve"> </w:t>
+      </w:r>
+      <w:proofErr w:type="spellStart"/>
       <w:r>
         <w:rPr>
           <w:color w:val="56A8F5"/>
-          <w:lang w:val="en-US"/>
         </w:rPr>
         <w:t>color</w:t>
       </w:r>
-      <w:r>
-        <w:rPr>
-          <w:color w:val="BCBEC4"/>
-          <w:lang w:val="en-US"/>
+      <w:proofErr w:type="spellEnd"/>
+      <w:r>
+        <w:rPr>
+          <w:color w:val="BCBEC4"/>
         </w:rPr>
         <w:t>(</w:t>
       </w:r>
+      <w:proofErr w:type="spellStart"/>
       <w:r>
         <w:rPr>
           <w:color w:val="94558D"/>
-          <w:lang w:val="en-US"/>
         </w:rPr>
         <w:t>self</w:t>
       </w:r>
-      <w:r>
-        <w:rPr>
-          <w:color w:val="BCBEC4"/>
-          <w:lang w:val="en-US"/>
+      <w:proofErr w:type="spellEnd"/>
+      <w:r>
+        <w:rPr>
+          <w:color w:val="BCBEC4"/>
         </w:rPr>
         <w:t>):</w:t>
       </w:r>
       <w:r>
         <w:rPr>
           <w:color w:val="BCBEC4"/>
-          <w:lang w:val="en-US"/>
         </w:rPr>
         <w:br/>
         <w:t xml:space="preserve">        </w:t>
       </w:r>
       <w:r>
         <w:rPr>
-          <w:color w:val="CF8E6D"/>
-          <w:lang w:val="en-US"/>
-        </w:rPr>
-        <w:t xml:space="preserve">return </w:t>
-      </w:r>
-      <w:proofErr w:type="spellStart"/>
-      <w:proofErr w:type="gramStart"/>
+          <w:color w:val="7A7E85"/>
+        </w:rPr>
+        <w:t xml:space="preserve"># Геттер позволяет получить цвет через свойство </w:t>
+      </w:r>
+      <w:proofErr w:type="spellStart"/>
+      <w:r>
+        <w:rPr>
+          <w:color w:val="7A7E85"/>
+        </w:rPr>
+        <w:t>color</w:t>
+      </w:r>
+      <w:proofErr w:type="spellEnd"/>
+      <w:r>
+        <w:rPr>
+          <w:color w:val="7A7E85"/>
+        </w:rPr>
+        <w:t>.</w:t>
+      </w:r>
+      <w:r>
+        <w:rPr>
+          <w:color w:val="7A7E85"/>
+        </w:rPr>
+        <w:br/>
+        <w:t xml:space="preserve">        </w:t>
+      </w:r>
+      <w:proofErr w:type="spellStart"/>
+      <w:r>
+        <w:rPr>
+          <w:color w:val="CF8E6D"/>
+        </w:rPr>
+        <w:t>return</w:t>
+      </w:r>
+      <w:proofErr w:type="spellEnd"/>
+      <w:r>
+        <w:rPr>
+          <w:color w:val="CF8E6D"/>
+        </w:rPr>
+        <w:t xml:space="preserve"> </w:t>
+      </w:r>
+      <w:proofErr w:type="spellStart"/>
       <w:r>
         <w:rPr>
           <w:color w:val="94558D"/>
-          <w:lang w:val="en-US"/>
         </w:rPr>
         <w:t>self</w:t>
       </w:r>
-      <w:r>
-        <w:rPr>
-          <w:color w:val="BCBEC4"/>
-          <w:lang w:val="en-US"/>
+      <w:proofErr w:type="spellEnd"/>
+      <w:r>
+        <w:rPr>
+          <w:color w:val="BCBEC4"/>
         </w:rPr>
         <w:t>._</w:t>
       </w:r>
-      <w:proofErr w:type="gramEnd"/>
-      <w:r>
-        <w:rPr>
-          <w:color w:val="BCBEC4"/>
-          <w:lang w:val="en-US"/>
+      <w:proofErr w:type="spellStart"/>
+      <w:r>
+        <w:rPr>
+          <w:color w:val="BCBEC4"/>
         </w:rPr>
         <w:t>color</w:t>
       </w:r>
@@ -2987,14 +3445,12 @@
       <w:r>
         <w:rPr>
           <w:color w:val="BCBEC4"/>
-          <w:lang w:val="en-US"/>
-        </w:rPr>
-        <w:br/>
-      </w:r>
-      <w:r>
-        <w:rPr>
-          <w:color w:val="BCBEC4"/>
-          <w:lang w:val="en-US"/>
+        </w:rPr>
+        <w:br/>
+      </w:r>
+      <w:r>
+        <w:rPr>
+          <w:color w:val="BCBEC4"/>
         </w:rPr>
         <w:br/>
         <w:t xml:space="preserve">    </w:t>
@@ -3002,93 +3458,110 @@
       <w:r>
         <w:rPr>
           <w:color w:val="B3AE60"/>
-          <w:lang w:val="en-US"/>
-        </w:rPr>
-        <w:t>@</w:t>
-      </w:r>
-      <w:proofErr w:type="gramStart"/>
+        </w:rPr>
+        <w:t>@color.setter</w:t>
+      </w:r>
       <w:r>
         <w:rPr>
           <w:color w:val="B3AE60"/>
-          <w:lang w:val="en-US"/>
-        </w:rPr>
-        <w:t>color.setter</w:t>
-      </w:r>
-      <w:proofErr w:type="gramEnd"/>
-      <w:r>
-        <w:rPr>
-          <w:color w:val="B3AE60"/>
-          <w:lang w:val="en-US"/>
         </w:rPr>
         <w:br/>
         <w:t xml:space="preserve">    </w:t>
       </w:r>
-      <w:r>
-        <w:rPr>
-          <w:color w:val="CF8E6D"/>
-          <w:lang w:val="en-US"/>
-        </w:rPr>
-        <w:t xml:space="preserve">def </w:t>
-      </w:r>
-      <w:proofErr w:type="gramStart"/>
+      <w:proofErr w:type="spellStart"/>
+      <w:r>
+        <w:rPr>
+          <w:color w:val="CF8E6D"/>
+        </w:rPr>
+        <w:t>def</w:t>
+      </w:r>
+      <w:proofErr w:type="spellEnd"/>
+      <w:r>
+        <w:rPr>
+          <w:color w:val="CF8E6D"/>
+        </w:rPr>
+        <w:t xml:space="preserve"> </w:t>
+      </w:r>
+      <w:proofErr w:type="spellStart"/>
       <w:r>
         <w:rPr>
           <w:color w:val="56A8F5"/>
-          <w:lang w:val="en-US"/>
         </w:rPr>
         <w:t>color</w:t>
       </w:r>
-      <w:r>
-        <w:rPr>
-          <w:color w:val="BCBEC4"/>
-          <w:lang w:val="en-US"/>
+      <w:proofErr w:type="spellEnd"/>
+      <w:r>
+        <w:rPr>
+          <w:color w:val="BCBEC4"/>
         </w:rPr>
         <w:t>(</w:t>
       </w:r>
-      <w:proofErr w:type="gramEnd"/>
+      <w:proofErr w:type="spellStart"/>
       <w:r>
         <w:rPr>
           <w:color w:val="94558D"/>
-          <w:lang w:val="en-US"/>
         </w:rPr>
         <w:t>self</w:t>
       </w:r>
-      <w:r>
-        <w:rPr>
-          <w:color w:val="BCBEC4"/>
-          <w:lang w:val="en-US"/>
-        </w:rPr>
-        <w:t>, value):</w:t>
-      </w:r>
-      <w:r>
-        <w:rPr>
-          <w:color w:val="BCBEC4"/>
-          <w:lang w:val="en-US"/>
+      <w:proofErr w:type="spellEnd"/>
+      <w:r>
+        <w:rPr>
+          <w:color w:val="BCBEC4"/>
+        </w:rPr>
+        <w:t xml:space="preserve">, </w:t>
+      </w:r>
+      <w:proofErr w:type="spellStart"/>
+      <w:r>
+        <w:rPr>
+          <w:color w:val="BCBEC4"/>
+        </w:rPr>
+        <w:t>value</w:t>
+      </w:r>
+      <w:proofErr w:type="spellEnd"/>
+      <w:r>
+        <w:rPr>
+          <w:color w:val="BCBEC4"/>
+        </w:rPr>
+        <w:t>):</w:t>
+      </w:r>
+      <w:r>
+        <w:rPr>
+          <w:color w:val="BCBEC4"/>
         </w:rPr>
         <w:br/>
         <w:t xml:space="preserve">        </w:t>
       </w:r>
-      <w:proofErr w:type="spellStart"/>
-      <w:proofErr w:type="gramStart"/>
+      <w:r>
+        <w:rPr>
+          <w:color w:val="7A7E85"/>
+        </w:rPr>
+        <w:t># Сеттер позволяет изменить цвет через то же свойство.</w:t>
+      </w:r>
+      <w:r>
+        <w:rPr>
+          <w:color w:val="7A7E85"/>
+        </w:rPr>
+        <w:br/>
+        <w:t xml:space="preserve">        </w:t>
+      </w:r>
+      <w:proofErr w:type="spellStart"/>
       <w:r>
         <w:rPr>
           <w:color w:val="94558D"/>
-          <w:lang w:val="en-US"/>
         </w:rPr>
         <w:t>self</w:t>
       </w:r>
-      <w:r>
-        <w:rPr>
-          <w:color w:val="BCBEC4"/>
-          <w:lang w:val="en-US"/>
+      <w:proofErr w:type="spellEnd"/>
+      <w:r>
+        <w:rPr>
+          <w:color w:val="BCBEC4"/>
         </w:rPr>
         <w:t>._</w:t>
       </w:r>
-      <w:proofErr w:type="gramEnd"/>
-      <w:r>
-        <w:rPr>
-          <w:color w:val="BCBEC4"/>
-          <w:lang w:val="en-US"/>
+      <w:proofErr w:type="spellStart"/>
+      <w:r>
+        <w:rPr>
+          <w:color w:val="BCBEC4"/>
         </w:rPr>
         <w:t>color</w:t>
       </w:r>
@@ -3096,10 +3569,17 @@
       <w:r>
         <w:rPr>
           <w:color w:val="BCBEC4"/>
-          <w:lang w:val="en-US"/>
-        </w:rPr>
-        <w:t xml:space="preserve"> = value</w:t>
-      </w:r>
+        </w:rPr>
+        <w:t xml:space="preserve"> = </w:t>
+      </w:r>
+      <w:proofErr w:type="spellStart"/>
+      <w:r>
+        <w:rPr>
+          <w:color w:val="BCBEC4"/>
+        </w:rPr>
+        <w:t>value</w:t>
+      </w:r>
+      <w:proofErr w:type="spellEnd"/>
     </w:p>
     <w:p>
       <w:pPr>
@@ -3109,7 +3589,6 @@
         <w:rPr>
           <w:sz w:val="24"/>
           <w:szCs w:val="24"/>
-          <w:lang w:val="en-US"/>
         </w:rPr>
       </w:pPr>
     </w:p>
@@ -3121,32 +3600,39 @@
         <w:rPr>
           <w:sz w:val="24"/>
           <w:szCs w:val="24"/>
+        </w:rPr>
+      </w:pPr>
+      <w:r>
+        <w:rPr>
+          <w:sz w:val="24"/>
+          <w:szCs w:val="24"/>
           <w:lang w:val="en-US"/>
         </w:rPr>
-      </w:pPr>
+        <w:t>rectangle</w:t>
+      </w:r>
+      <w:r>
+        <w:rPr>
+          <w:sz w:val="24"/>
+          <w:szCs w:val="24"/>
+        </w:rPr>
+        <w:t>.</w:t>
+      </w:r>
+      <w:proofErr w:type="spellStart"/>
       <w:r>
         <w:rPr>
           <w:sz w:val="24"/>
           <w:szCs w:val="24"/>
           <w:lang w:val="en-US"/>
         </w:rPr>
-        <w:t>rectangle</w:t>
-      </w:r>
-      <w:r>
-        <w:rPr>
-          <w:sz w:val="24"/>
-          <w:szCs w:val="24"/>
-          <w:lang w:val="en-US"/>
-        </w:rPr>
-        <w:t>.</w:t>
-      </w:r>
-      <w:r>
-        <w:rPr>
-          <w:sz w:val="24"/>
-          <w:szCs w:val="24"/>
-          <w:lang w:val="en-US"/>
-        </w:rPr>
-        <w:t>py:</w:t>
+        <w:t>py</w:t>
+      </w:r>
+      <w:proofErr w:type="spellEnd"/>
+      <w:r>
+        <w:rPr>
+          <w:sz w:val="24"/>
+          <w:szCs w:val="24"/>
+        </w:rPr>
+        <w:t>:</w:t>
       </w:r>
     </w:p>
     <w:p>
@@ -3155,20 +3641,37 @@
         <w:shd w:val="clear" w:color="auto" w:fill="191A1C"/>
         <w:rPr>
           <w:color w:val="BCBEC4"/>
-          <w:lang w:val="en-US"/>
-        </w:rPr>
-      </w:pPr>
-      <w:r>
-        <w:rPr>
-          <w:color w:val="CF8E6D"/>
-          <w:lang w:val="en-US"/>
-        </w:rPr>
-        <w:t xml:space="preserve">from </w:t>
-      </w:r>
-      <w:r>
-        <w:rPr>
-          <w:color w:val="BCBEC4"/>
-          <w:lang w:val="en-US"/>
+        </w:rPr>
+      </w:pPr>
+      <w:r>
+        <w:rPr>
+          <w:color w:val="7A7E85"/>
+        </w:rPr>
+        <w:t># Импортируем абстрактный базовый класс и класс для хранения цвета.</w:t>
+      </w:r>
+      <w:r>
+        <w:rPr>
+          <w:color w:val="7A7E85"/>
+        </w:rPr>
+        <w:br/>
+      </w:r>
+      <w:proofErr w:type="spellStart"/>
+      <w:r>
+        <w:rPr>
+          <w:color w:val="CF8E6D"/>
+        </w:rPr>
+        <w:t>from</w:t>
+      </w:r>
+      <w:proofErr w:type="spellEnd"/>
+      <w:r>
+        <w:rPr>
+          <w:color w:val="CF8E6D"/>
+        </w:rPr>
+        <w:t xml:space="preserve"> </w:t>
+      </w:r>
+      <w:r>
+        <w:rPr>
+          <w:color w:val="BCBEC4"/>
         </w:rPr>
         <w:t>.</w:t>
       </w:r>
@@ -3176,7 +3679,6 @@
       <w:r>
         <w:rPr>
           <w:color w:val="BCBEC4"/>
-          <w:lang w:val="en-US"/>
         </w:rPr>
         <w:t>geometric_figure</w:t>
       </w:r>
@@ -3184,22 +3686,27 @@
       <w:r>
         <w:rPr>
           <w:color w:val="BCBEC4"/>
-          <w:lang w:val="en-US"/>
         </w:rPr>
         <w:t xml:space="preserve"> </w:t>
       </w:r>
-      <w:r>
-        <w:rPr>
-          <w:color w:val="CF8E6D"/>
-          <w:lang w:val="en-US"/>
-        </w:rPr>
-        <w:t xml:space="preserve">import </w:t>
-      </w:r>
-      <w:proofErr w:type="spellStart"/>
-      <w:r>
-        <w:rPr>
-          <w:color w:val="BCBEC4"/>
-          <w:lang w:val="en-US"/>
+      <w:proofErr w:type="spellStart"/>
+      <w:r>
+        <w:rPr>
+          <w:color w:val="CF8E6D"/>
+        </w:rPr>
+        <w:t>import</w:t>
+      </w:r>
+      <w:proofErr w:type="spellEnd"/>
+      <w:r>
+        <w:rPr>
+          <w:color w:val="CF8E6D"/>
+        </w:rPr>
+        <w:t xml:space="preserve"> </w:t>
+      </w:r>
+      <w:proofErr w:type="spellStart"/>
+      <w:r>
+        <w:rPr>
+          <w:color w:val="BCBEC4"/>
         </w:rPr>
         <w:t>GeometricFigure</w:t>
       </w:r>
@@ -3207,21 +3714,26 @@
       <w:r>
         <w:rPr>
           <w:color w:val="BCBEC4"/>
-          <w:lang w:val="en-US"/>
-        </w:rPr>
-        <w:br/>
-      </w:r>
-      <w:r>
-        <w:rPr>
-          <w:color w:val="CF8E6D"/>
-          <w:lang w:val="en-US"/>
-        </w:rPr>
-        <w:t xml:space="preserve">from </w:t>
-      </w:r>
-      <w:r>
-        <w:rPr>
-          <w:color w:val="BCBEC4"/>
-          <w:lang w:val="en-US"/>
+        </w:rPr>
+        <w:br/>
+      </w:r>
+      <w:proofErr w:type="spellStart"/>
+      <w:r>
+        <w:rPr>
+          <w:color w:val="CF8E6D"/>
+        </w:rPr>
+        <w:t>from</w:t>
+      </w:r>
+      <w:proofErr w:type="spellEnd"/>
+      <w:r>
+        <w:rPr>
+          <w:color w:val="CF8E6D"/>
+        </w:rPr>
+        <w:t xml:space="preserve"> </w:t>
+      </w:r>
+      <w:r>
+        <w:rPr>
+          <w:color w:val="BCBEC4"/>
         </w:rPr>
         <w:t>.</w:t>
       </w:r>
@@ -3229,7 +3741,6 @@
       <w:r>
         <w:rPr>
           <w:color w:val="BCBEC4"/>
-          <w:lang w:val="en-US"/>
         </w:rPr>
         <w:t>figure_color</w:t>
       </w:r>
@@ -3237,22 +3748,27 @@
       <w:r>
         <w:rPr>
           <w:color w:val="BCBEC4"/>
-          <w:lang w:val="en-US"/>
         </w:rPr>
         <w:t xml:space="preserve"> </w:t>
       </w:r>
-      <w:r>
-        <w:rPr>
-          <w:color w:val="CF8E6D"/>
-          <w:lang w:val="en-US"/>
-        </w:rPr>
-        <w:t xml:space="preserve">import </w:t>
-      </w:r>
-      <w:proofErr w:type="spellStart"/>
-      <w:r>
-        <w:rPr>
-          <w:color w:val="BCBEC4"/>
-          <w:lang w:val="en-US"/>
+      <w:proofErr w:type="spellStart"/>
+      <w:r>
+        <w:rPr>
+          <w:color w:val="CF8E6D"/>
+        </w:rPr>
+        <w:t>import</w:t>
+      </w:r>
+      <w:proofErr w:type="spellEnd"/>
+      <w:r>
+        <w:rPr>
+          <w:color w:val="CF8E6D"/>
+        </w:rPr>
+        <w:t xml:space="preserve"> </w:t>
+      </w:r>
+      <w:proofErr w:type="spellStart"/>
+      <w:r>
+        <w:rPr>
+          <w:color w:val="BCBEC4"/>
         </w:rPr>
         <w:t>FigureColor</w:t>
       </w:r>
@@ -3260,43 +3776,65 @@
       <w:r>
         <w:rPr>
           <w:color w:val="BCBEC4"/>
-          <w:lang w:val="en-US"/>
-        </w:rPr>
-        <w:br/>
-      </w:r>
-      <w:r>
-        <w:rPr>
-          <w:color w:val="BCBEC4"/>
-          <w:lang w:val="en-US"/>
-        </w:rPr>
-        <w:br/>
-      </w:r>
-      <w:r>
-        <w:rPr>
-          <w:color w:val="BCBEC4"/>
-          <w:lang w:val="en-US"/>
-        </w:rPr>
-        <w:br/>
-      </w:r>
-      <w:r>
-        <w:rPr>
-          <w:color w:val="CF8E6D"/>
-          <w:lang w:val="en-US"/>
-        </w:rPr>
-        <w:t xml:space="preserve">class </w:t>
-      </w:r>
-      <w:r>
-        <w:rPr>
-          <w:color w:val="BCBEC4"/>
-          <w:lang w:val="en-US"/>
-        </w:rPr>
-        <w:t>Rectangle(</w:t>
-      </w:r>
-      <w:proofErr w:type="spellStart"/>
-      <w:r>
-        <w:rPr>
-          <w:color w:val="BCBEC4"/>
-          <w:lang w:val="en-US"/>
+        </w:rPr>
+        <w:br/>
+      </w:r>
+      <w:r>
+        <w:rPr>
+          <w:color w:val="BCBEC4"/>
+        </w:rPr>
+        <w:br/>
+      </w:r>
+      <w:r>
+        <w:rPr>
+          <w:color w:val="BCBEC4"/>
+        </w:rPr>
+        <w:br/>
+      </w:r>
+      <w:r>
+        <w:rPr>
+          <w:color w:val="7A7E85"/>
+        </w:rPr>
+        <w:t># Прямоугольник наследуется от общего класса геометрических фигур.</w:t>
+      </w:r>
+      <w:r>
+        <w:rPr>
+          <w:color w:val="7A7E85"/>
+        </w:rPr>
+        <w:br/>
+      </w:r>
+      <w:proofErr w:type="spellStart"/>
+      <w:r>
+        <w:rPr>
+          <w:color w:val="CF8E6D"/>
+        </w:rPr>
+        <w:t>class</w:t>
+      </w:r>
+      <w:proofErr w:type="spellEnd"/>
+      <w:r>
+        <w:rPr>
+          <w:color w:val="CF8E6D"/>
+        </w:rPr>
+        <w:t xml:space="preserve"> </w:t>
+      </w:r>
+      <w:proofErr w:type="spellStart"/>
+      <w:r>
+        <w:rPr>
+          <w:color w:val="BCBEC4"/>
+        </w:rPr>
+        <w:t>Rectangle</w:t>
+      </w:r>
+      <w:proofErr w:type="spellEnd"/>
+      <w:r>
+        <w:rPr>
+          <w:color w:val="BCBEC4"/>
+        </w:rPr>
+        <w:t>(</w:t>
+      </w:r>
+      <w:proofErr w:type="spellStart"/>
+      <w:r>
+        <w:rPr>
+          <w:color w:val="BCBEC4"/>
         </w:rPr>
         <w:t>GeometricFigure</w:t>
       </w:r>
@@ -3304,124 +3842,733 @@
       <w:r>
         <w:rPr>
           <w:color w:val="BCBEC4"/>
-          <w:lang w:val="en-US"/>
         </w:rPr>
         <w:t>):</w:t>
       </w:r>
       <w:r>
         <w:rPr>
           <w:color w:val="BCBEC4"/>
-          <w:lang w:val="en-US"/>
-        </w:rPr>
-        <w:br/>
-        <w:t xml:space="preserve">    FIGURE_TYPE = </w:t>
+        </w:rPr>
+        <w:br/>
+        <w:t xml:space="preserve">    </w:t>
+      </w:r>
+      <w:r>
+        <w:rPr>
+          <w:color w:val="7A7E85"/>
+        </w:rPr>
+        <w:t># Название фигуры задается атрибутом класса, общим для его экземпляров.</w:t>
+      </w:r>
+      <w:r>
+        <w:rPr>
+          <w:color w:val="7A7E85"/>
+        </w:rPr>
+        <w:br/>
+        <w:t xml:space="preserve">    </w:t>
+      </w:r>
+      <w:r>
+        <w:rPr>
+          <w:color w:val="BCBEC4"/>
+        </w:rPr>
+        <w:t xml:space="preserve">FIGURE_TYPE = </w:t>
       </w:r>
       <w:r>
         <w:rPr>
           <w:color w:val="6AAB73"/>
-          <w:lang w:val="en-US"/>
-        </w:rPr>
-        <w:t>"</w:t>
+        </w:rPr>
+        <w:t>"Прямоугольник"</w:t>
       </w:r>
       <w:r>
         <w:rPr>
           <w:color w:val="6AAB73"/>
         </w:rPr>
-        <w:t>Прямоугольник</w:t>
+        <w:br/>
       </w:r>
       <w:r>
         <w:rPr>
           <w:color w:val="6AAB73"/>
-          <w:lang w:val="en-US"/>
-        </w:rPr>
-        <w:t>"</w:t>
+        </w:rPr>
+        <w:lastRenderedPageBreak/>
+        <w:br/>
+        <w:t xml:space="preserve">    </w:t>
+      </w:r>
+      <w:proofErr w:type="spellStart"/>
+      <w:r>
+        <w:rPr>
+          <w:color w:val="CF8E6D"/>
+        </w:rPr>
+        <w:t>def</w:t>
+      </w:r>
+      <w:proofErr w:type="spellEnd"/>
+      <w:r>
+        <w:rPr>
+          <w:color w:val="CF8E6D"/>
+        </w:rPr>
+        <w:t xml:space="preserve"> </w:t>
+      </w:r>
+      <w:r>
+        <w:rPr>
+          <w:color w:val="B200B2"/>
+        </w:rPr>
+        <w:t>__</w:t>
+      </w:r>
+      <w:proofErr w:type="spellStart"/>
+      <w:r>
+        <w:rPr>
+          <w:color w:val="B200B2"/>
+        </w:rPr>
+        <w:t>init</w:t>
+      </w:r>
+      <w:proofErr w:type="spellEnd"/>
+      <w:r>
+        <w:rPr>
+          <w:color w:val="B200B2"/>
+        </w:rPr>
+        <w:t>__</w:t>
+      </w:r>
+      <w:r>
+        <w:rPr>
+          <w:color w:val="BCBEC4"/>
+        </w:rPr>
+        <w:t>(</w:t>
+      </w:r>
+      <w:proofErr w:type="spellStart"/>
+      <w:r>
+        <w:rPr>
+          <w:color w:val="94558D"/>
+        </w:rPr>
+        <w:t>self</w:t>
+      </w:r>
+      <w:proofErr w:type="spellEnd"/>
+      <w:r>
+        <w:rPr>
+          <w:color w:val="BCBEC4"/>
+        </w:rPr>
+        <w:t xml:space="preserve">, </w:t>
+      </w:r>
+      <w:proofErr w:type="spellStart"/>
+      <w:r>
+        <w:rPr>
+          <w:color w:val="BCBEC4"/>
+        </w:rPr>
+        <w:t>width</w:t>
+      </w:r>
+      <w:proofErr w:type="spellEnd"/>
+      <w:r>
+        <w:rPr>
+          <w:color w:val="BCBEC4"/>
+        </w:rPr>
+        <w:t xml:space="preserve">, </w:t>
+      </w:r>
+      <w:proofErr w:type="spellStart"/>
+      <w:r>
+        <w:rPr>
+          <w:color w:val="BCBEC4"/>
+        </w:rPr>
+        <w:t>height</w:t>
+      </w:r>
+      <w:proofErr w:type="spellEnd"/>
+      <w:r>
+        <w:rPr>
+          <w:color w:val="BCBEC4"/>
+        </w:rPr>
+        <w:t xml:space="preserve">, </w:t>
+      </w:r>
+      <w:proofErr w:type="spellStart"/>
+      <w:r>
+        <w:rPr>
+          <w:color w:val="BCBEC4"/>
+        </w:rPr>
+        <w:t>color</w:t>
+      </w:r>
+      <w:proofErr w:type="spellEnd"/>
+      <w:r>
+        <w:rPr>
+          <w:color w:val="BCBEC4"/>
+        </w:rPr>
+        <w:t>):</w:t>
+      </w:r>
+      <w:r>
+        <w:rPr>
+          <w:color w:val="BCBEC4"/>
+        </w:rPr>
+        <w:br/>
+        <w:t xml:space="preserve">        </w:t>
+      </w:r>
+      <w:r>
+        <w:rPr>
+          <w:color w:val="7A7E85"/>
+        </w:rPr>
+        <w:t># Сохраняем геометрические размеры фигуры.</w:t>
+      </w:r>
+      <w:r>
+        <w:rPr>
+          <w:color w:val="7A7E85"/>
+        </w:rPr>
+        <w:br/>
+        <w:t xml:space="preserve">        </w:t>
+      </w:r>
+      <w:proofErr w:type="spellStart"/>
+      <w:r>
+        <w:rPr>
+          <w:color w:val="94558D"/>
+        </w:rPr>
+        <w:t>self</w:t>
+      </w:r>
+      <w:r>
+        <w:rPr>
+          <w:color w:val="BCBEC4"/>
+        </w:rPr>
+        <w:t>.width</w:t>
+      </w:r>
+      <w:proofErr w:type="spellEnd"/>
+      <w:r>
+        <w:rPr>
+          <w:color w:val="BCBEC4"/>
+        </w:rPr>
+        <w:t xml:space="preserve"> = </w:t>
+      </w:r>
+      <w:proofErr w:type="spellStart"/>
+      <w:r>
+        <w:rPr>
+          <w:color w:val="BCBEC4"/>
+        </w:rPr>
+        <w:t>width</w:t>
+      </w:r>
+      <w:proofErr w:type="spellEnd"/>
+      <w:r>
+        <w:rPr>
+          <w:color w:val="BCBEC4"/>
+        </w:rPr>
+        <w:br/>
+        <w:t xml:space="preserve">        </w:t>
+      </w:r>
+      <w:proofErr w:type="spellStart"/>
+      <w:r>
+        <w:rPr>
+          <w:color w:val="94558D"/>
+        </w:rPr>
+        <w:t>self</w:t>
+      </w:r>
+      <w:r>
+        <w:rPr>
+          <w:color w:val="BCBEC4"/>
+        </w:rPr>
+        <w:t>.height</w:t>
+      </w:r>
+      <w:proofErr w:type="spellEnd"/>
+      <w:r>
+        <w:rPr>
+          <w:color w:val="BCBEC4"/>
+        </w:rPr>
+        <w:t xml:space="preserve"> = </w:t>
+      </w:r>
+      <w:proofErr w:type="spellStart"/>
+      <w:r>
+        <w:rPr>
+          <w:color w:val="BCBEC4"/>
+        </w:rPr>
+        <w:t>height</w:t>
+      </w:r>
+      <w:proofErr w:type="spellEnd"/>
+      <w:r>
+        <w:rPr>
+          <w:color w:val="BCBEC4"/>
+        </w:rPr>
+        <w:br/>
+        <w:t xml:space="preserve">        </w:t>
+      </w:r>
+      <w:r>
+        <w:rPr>
+          <w:color w:val="7A7E85"/>
+        </w:rPr>
+        <w:t># Создаем отдельный объект, отвечающий за цвет прямоугольника.</w:t>
+      </w:r>
+      <w:r>
+        <w:rPr>
+          <w:color w:val="7A7E85"/>
+        </w:rPr>
+        <w:br/>
+        <w:t xml:space="preserve">        </w:t>
+      </w:r>
+      <w:proofErr w:type="spellStart"/>
+      <w:r>
+        <w:rPr>
+          <w:color w:val="94558D"/>
+        </w:rPr>
+        <w:t>self</w:t>
+      </w:r>
+      <w:r>
+        <w:rPr>
+          <w:color w:val="BCBEC4"/>
+        </w:rPr>
+        <w:t>.color</w:t>
+      </w:r>
+      <w:proofErr w:type="spellEnd"/>
+      <w:r>
+        <w:rPr>
+          <w:color w:val="BCBEC4"/>
+        </w:rPr>
+        <w:t xml:space="preserve"> = </w:t>
+      </w:r>
+      <w:proofErr w:type="spellStart"/>
+      <w:r>
+        <w:rPr>
+          <w:color w:val="BCBEC4"/>
+        </w:rPr>
+        <w:t>FigureColor</w:t>
+      </w:r>
+      <w:proofErr w:type="spellEnd"/>
+      <w:r>
+        <w:rPr>
+          <w:color w:val="BCBEC4"/>
+        </w:rPr>
+        <w:t>(</w:t>
+      </w:r>
+      <w:proofErr w:type="spellStart"/>
+      <w:r>
+        <w:rPr>
+          <w:color w:val="BCBEC4"/>
+        </w:rPr>
+        <w:t>color</w:t>
+      </w:r>
+      <w:proofErr w:type="spellEnd"/>
+      <w:r>
+        <w:rPr>
+          <w:color w:val="BCBEC4"/>
+        </w:rPr>
+        <w:t>)</w:t>
+      </w:r>
+      <w:r>
+        <w:rPr>
+          <w:color w:val="BCBEC4"/>
+        </w:rPr>
+        <w:br/>
+      </w:r>
+      <w:r>
+        <w:rPr>
+          <w:color w:val="BCBEC4"/>
+        </w:rPr>
+        <w:br/>
+        <w:t xml:space="preserve">    </w:t>
+      </w:r>
+      <w:proofErr w:type="spellStart"/>
+      <w:r>
+        <w:rPr>
+          <w:color w:val="CF8E6D"/>
+        </w:rPr>
+        <w:t>def</w:t>
+      </w:r>
+      <w:proofErr w:type="spellEnd"/>
+      <w:r>
+        <w:rPr>
+          <w:color w:val="CF8E6D"/>
+        </w:rPr>
+        <w:t xml:space="preserve"> </w:t>
+      </w:r>
+      <w:proofErr w:type="spellStart"/>
+      <w:r>
+        <w:rPr>
+          <w:color w:val="56A8F5"/>
+        </w:rPr>
+        <w:t>area</w:t>
+      </w:r>
+      <w:proofErr w:type="spellEnd"/>
+      <w:r>
+        <w:rPr>
+          <w:color w:val="BCBEC4"/>
+        </w:rPr>
+        <w:t>(</w:t>
+      </w:r>
+      <w:proofErr w:type="spellStart"/>
+      <w:r>
+        <w:rPr>
+          <w:color w:val="94558D"/>
+        </w:rPr>
+        <w:t>self</w:t>
+      </w:r>
+      <w:proofErr w:type="spellEnd"/>
+      <w:r>
+        <w:rPr>
+          <w:color w:val="BCBEC4"/>
+        </w:rPr>
+        <w:t>):</w:t>
+      </w:r>
+      <w:r>
+        <w:rPr>
+          <w:color w:val="BCBEC4"/>
+        </w:rPr>
+        <w:br/>
+        <w:t xml:space="preserve">        </w:t>
+      </w:r>
+      <w:r>
+        <w:rPr>
+          <w:color w:val="7A7E85"/>
+        </w:rPr>
+        <w:t># Реализуем абстрактный метод: площадь равна ширине, умноженной на высоту.</w:t>
+      </w:r>
+      <w:r>
+        <w:rPr>
+          <w:color w:val="7A7E85"/>
+        </w:rPr>
+        <w:br/>
+        <w:t xml:space="preserve">        </w:t>
+      </w:r>
+      <w:proofErr w:type="spellStart"/>
+      <w:r>
+        <w:rPr>
+          <w:color w:val="CF8E6D"/>
+        </w:rPr>
+        <w:t>return</w:t>
+      </w:r>
+      <w:proofErr w:type="spellEnd"/>
+      <w:r>
+        <w:rPr>
+          <w:color w:val="CF8E6D"/>
+        </w:rPr>
+        <w:t xml:space="preserve"> </w:t>
+      </w:r>
+      <w:proofErr w:type="spellStart"/>
+      <w:r>
+        <w:rPr>
+          <w:color w:val="94558D"/>
+        </w:rPr>
+        <w:t>self</w:t>
+      </w:r>
+      <w:r>
+        <w:rPr>
+          <w:color w:val="BCBEC4"/>
+        </w:rPr>
+        <w:t>.width</w:t>
+      </w:r>
+      <w:proofErr w:type="spellEnd"/>
+      <w:r>
+        <w:rPr>
+          <w:color w:val="BCBEC4"/>
+        </w:rPr>
+        <w:t xml:space="preserve"> * </w:t>
+      </w:r>
+      <w:proofErr w:type="spellStart"/>
+      <w:r>
+        <w:rPr>
+          <w:color w:val="94558D"/>
+        </w:rPr>
+        <w:t>self</w:t>
+      </w:r>
+      <w:r>
+        <w:rPr>
+          <w:color w:val="BCBEC4"/>
+        </w:rPr>
+        <w:t>.height</w:t>
+      </w:r>
+      <w:proofErr w:type="spellEnd"/>
+      <w:r>
+        <w:rPr>
+          <w:color w:val="BCBEC4"/>
+        </w:rPr>
+        <w:br/>
+      </w:r>
+      <w:r>
+        <w:rPr>
+          <w:color w:val="BCBEC4"/>
+        </w:rPr>
+        <w:br/>
+        <w:t xml:space="preserve">    </w:t>
+      </w:r>
+      <w:r>
+        <w:rPr>
+          <w:color w:val="B3AE60"/>
+        </w:rPr>
+        <w:t>@classmethod</w:t>
+      </w:r>
+      <w:r>
+        <w:rPr>
+          <w:color w:val="B3AE60"/>
+        </w:rPr>
+        <w:br/>
+        <w:t xml:space="preserve">    </w:t>
+      </w:r>
+      <w:proofErr w:type="spellStart"/>
+      <w:r>
+        <w:rPr>
+          <w:color w:val="CF8E6D"/>
+        </w:rPr>
+        <w:t>def</w:t>
+      </w:r>
+      <w:proofErr w:type="spellEnd"/>
+      <w:r>
+        <w:rPr>
+          <w:color w:val="CF8E6D"/>
+        </w:rPr>
+        <w:t xml:space="preserve"> </w:t>
+      </w:r>
+      <w:proofErr w:type="spellStart"/>
+      <w:r>
+        <w:rPr>
+          <w:color w:val="56A8F5"/>
+        </w:rPr>
+        <w:t>get_figure_type</w:t>
+      </w:r>
+      <w:proofErr w:type="spellEnd"/>
+      <w:r>
+        <w:rPr>
+          <w:color w:val="BCBEC4"/>
+        </w:rPr>
+        <w:t>(</w:t>
+      </w:r>
+      <w:proofErr w:type="spellStart"/>
+      <w:r>
+        <w:rPr>
+          <w:color w:val="94558D"/>
+        </w:rPr>
+        <w:t>cls</w:t>
+      </w:r>
+      <w:proofErr w:type="spellEnd"/>
+      <w:r>
+        <w:rPr>
+          <w:color w:val="BCBEC4"/>
+        </w:rPr>
+        <w:t>):</w:t>
+      </w:r>
+      <w:r>
+        <w:rPr>
+          <w:color w:val="BCBEC4"/>
+        </w:rPr>
+        <w:br/>
+        <w:t xml:space="preserve">        </w:t>
+      </w:r>
+      <w:r>
+        <w:rPr>
+          <w:color w:val="7A7E85"/>
+        </w:rPr>
+        <w:t># Возвращаем название фигуры из атрибута класса.</w:t>
+      </w:r>
+      <w:r>
+        <w:rPr>
+          <w:color w:val="7A7E85"/>
+        </w:rPr>
+        <w:br/>
+        <w:t xml:space="preserve">        </w:t>
+      </w:r>
+      <w:proofErr w:type="spellStart"/>
+      <w:r>
+        <w:rPr>
+          <w:color w:val="CF8E6D"/>
+        </w:rPr>
+        <w:t>return</w:t>
+      </w:r>
+      <w:proofErr w:type="spellEnd"/>
+      <w:r>
+        <w:rPr>
+          <w:color w:val="CF8E6D"/>
+        </w:rPr>
+        <w:t xml:space="preserve"> </w:t>
+      </w:r>
+      <w:proofErr w:type="spellStart"/>
+      <w:r>
+        <w:rPr>
+          <w:color w:val="94558D"/>
+        </w:rPr>
+        <w:t>cls</w:t>
+      </w:r>
+      <w:r>
+        <w:rPr>
+          <w:color w:val="BCBEC4"/>
+        </w:rPr>
+        <w:t>.FIGURE_TYPE</w:t>
+      </w:r>
+      <w:proofErr w:type="spellEnd"/>
+      <w:r>
+        <w:rPr>
+          <w:color w:val="BCBEC4"/>
+        </w:rPr>
+        <w:br/>
+      </w:r>
+      <w:r>
+        <w:rPr>
+          <w:color w:val="BCBEC4"/>
+        </w:rPr>
+        <w:br/>
+        <w:t xml:space="preserve">    </w:t>
+      </w:r>
+      <w:proofErr w:type="spellStart"/>
+      <w:r>
+        <w:rPr>
+          <w:color w:val="CF8E6D"/>
+        </w:rPr>
+        <w:t>def</w:t>
+      </w:r>
+      <w:proofErr w:type="spellEnd"/>
+      <w:r>
+        <w:rPr>
+          <w:color w:val="CF8E6D"/>
+        </w:rPr>
+        <w:t xml:space="preserve"> </w:t>
+      </w:r>
+      <w:r>
+        <w:rPr>
+          <w:color w:val="B200B2"/>
+        </w:rPr>
+        <w:t>__</w:t>
+      </w:r>
+      <w:proofErr w:type="spellStart"/>
+      <w:r>
+        <w:rPr>
+          <w:color w:val="B200B2"/>
+        </w:rPr>
+        <w:t>repr</w:t>
+      </w:r>
+      <w:proofErr w:type="spellEnd"/>
+      <w:r>
+        <w:rPr>
+          <w:color w:val="B200B2"/>
+        </w:rPr>
+        <w:t>__</w:t>
+      </w:r>
+      <w:r>
+        <w:rPr>
+          <w:color w:val="BCBEC4"/>
+        </w:rPr>
+        <w:t>(</w:t>
+      </w:r>
+      <w:proofErr w:type="spellStart"/>
+      <w:r>
+        <w:rPr>
+          <w:color w:val="94558D"/>
+        </w:rPr>
+        <w:t>self</w:t>
+      </w:r>
+      <w:proofErr w:type="spellEnd"/>
+      <w:r>
+        <w:rPr>
+          <w:color w:val="BCBEC4"/>
+        </w:rPr>
+        <w:t>):</w:t>
+      </w:r>
+      <w:r>
+        <w:rPr>
+          <w:color w:val="BCBEC4"/>
+        </w:rPr>
+        <w:br/>
+        <w:t xml:space="preserve">        </w:t>
+      </w:r>
+      <w:r>
+        <w:rPr>
+          <w:color w:val="7A7E85"/>
+        </w:rPr>
+        <w:t># Формируем строковое представление с названием, размерами, цветом и площадью.</w:t>
+      </w:r>
+      <w:r>
+        <w:rPr>
+          <w:color w:val="7A7E85"/>
+        </w:rPr>
+        <w:br/>
+        <w:t xml:space="preserve">        # Цвет читаем через свойство объекта </w:t>
+      </w:r>
+      <w:proofErr w:type="spellStart"/>
+      <w:r>
+        <w:rPr>
+          <w:color w:val="7A7E85"/>
+        </w:rPr>
+        <w:t>FigureColor</w:t>
+      </w:r>
+      <w:proofErr w:type="spellEnd"/>
+      <w:r>
+        <w:rPr>
+          <w:color w:val="7A7E85"/>
+        </w:rPr>
+        <w:t>.</w:t>
+      </w:r>
+      <w:r>
+        <w:rPr>
+          <w:color w:val="7A7E85"/>
+        </w:rPr>
+        <w:br/>
+        <w:t xml:space="preserve">        </w:t>
+      </w:r>
+      <w:proofErr w:type="spellStart"/>
+      <w:r>
+        <w:rPr>
+          <w:color w:val="CF8E6D"/>
+        </w:rPr>
+        <w:t>return</w:t>
+      </w:r>
+      <w:proofErr w:type="spellEnd"/>
+      <w:r>
+        <w:rPr>
+          <w:color w:val="CF8E6D"/>
+        </w:rPr>
+        <w:t xml:space="preserve"> </w:t>
       </w:r>
       <w:r>
         <w:rPr>
           <w:color w:val="6AAB73"/>
-          <w:lang w:val="en-US"/>
-        </w:rPr>
-        <w:br/>
-      </w:r>
-      <w:r>
-        <w:rPr>
-          <w:color w:val="6AAB73"/>
-          <w:lang w:val="en-US"/>
-        </w:rPr>
-        <w:br/>
-        <w:t xml:space="preserve">    </w:t>
-      </w:r>
-      <w:r>
-        <w:rPr>
-          <w:color w:val="CF8E6D"/>
-          <w:lang w:val="en-US"/>
-        </w:rPr>
-        <w:t xml:space="preserve">def </w:t>
-      </w:r>
-      <w:r>
-        <w:rPr>
-          <w:color w:val="B200B2"/>
-          <w:lang w:val="en-US"/>
-        </w:rPr>
-        <w:t>__</w:t>
-      </w:r>
-      <w:proofErr w:type="spellStart"/>
-      <w:r>
-        <w:rPr>
-          <w:color w:val="B200B2"/>
-          <w:lang w:val="en-US"/>
-        </w:rPr>
-        <w:t>init</w:t>
-      </w:r>
-      <w:proofErr w:type="spellEnd"/>
-      <w:r>
-        <w:rPr>
-          <w:color w:val="B200B2"/>
-          <w:lang w:val="en-US"/>
-        </w:rPr>
-        <w:t>__</w:t>
-      </w:r>
-      <w:r>
-        <w:rPr>
-          <w:color w:val="BCBEC4"/>
-          <w:lang w:val="en-US"/>
+        </w:rPr>
+        <w:t>"{}: ширина = {}, высота = {}, цвет = {}, площадь = {}"</w:t>
+      </w:r>
+      <w:r>
+        <w:rPr>
+          <w:color w:val="BCBEC4"/>
+        </w:rPr>
+        <w:t>.</w:t>
+      </w:r>
+      <w:proofErr w:type="spellStart"/>
+      <w:r>
+        <w:rPr>
+          <w:color w:val="BCBEC4"/>
+        </w:rPr>
+        <w:t>format</w:t>
+      </w:r>
+      <w:proofErr w:type="spellEnd"/>
+      <w:r>
+        <w:rPr>
+          <w:color w:val="BCBEC4"/>
         </w:rPr>
         <w:t>(</w:t>
       </w:r>
       <w:r>
         <w:rPr>
+          <w:color w:val="BCBEC4"/>
+        </w:rPr>
+        <w:br/>
+        <w:t xml:space="preserve">            </w:t>
+      </w:r>
+      <w:proofErr w:type="spellStart"/>
+      <w:r>
+        <w:rPr>
           <w:color w:val="94558D"/>
-          <w:lang w:val="en-US"/>
         </w:rPr>
         <w:t>self</w:t>
       </w:r>
       <w:r>
         <w:rPr>
           <w:color w:val="BCBEC4"/>
-          <w:lang w:val="en-US"/>
-        </w:rPr>
-        <w:t>, width, height, color):</w:t>
-      </w:r>
-      <w:r>
-        <w:rPr>
-          <w:color w:val="BCBEC4"/>
-          <w:lang w:val="en-US"/>
-        </w:rPr>
-        <w:br/>
-        <w:t xml:space="preserve">        </w:t>
+        </w:rPr>
+        <w:t>.get_figure_type</w:t>
+      </w:r>
+      <w:proofErr w:type="spellEnd"/>
+      <w:r>
+        <w:rPr>
+          <w:color w:val="BCBEC4"/>
+        </w:rPr>
+        <w:t>(),</w:t>
+      </w:r>
+      <w:r>
+        <w:rPr>
+          <w:color w:val="BCBEC4"/>
+        </w:rPr>
+        <w:br/>
+        <w:t xml:space="preserve">            </w:t>
       </w:r>
       <w:proofErr w:type="spellStart"/>
       <w:r>
         <w:rPr>
           <w:color w:val="94558D"/>
-          <w:lang w:val="en-US"/>
         </w:rPr>
         <w:t>self</w:t>
       </w:r>
       <w:r>
         <w:rPr>
           <w:color w:val="BCBEC4"/>
-          <w:lang w:val="en-US"/>
         </w:rPr>
         <w:t>.width</w:t>
       </w:r>
@@ -3429,30 +4576,26 @@
       <w:r>
         <w:rPr>
           <w:color w:val="BCBEC4"/>
-          <w:lang w:val="en-US"/>
-        </w:rPr>
-        <w:t xml:space="preserve"> = width</w:t>
-      </w:r>
-      <w:r>
-        <w:rPr>
-          <w:color w:val="BCBEC4"/>
-          <w:lang w:val="en-US"/>
-        </w:rPr>
-        <w:br/>
-        <w:t xml:space="preserve">        </w:t>
+        </w:rPr>
+        <w:t>,</w:t>
+      </w:r>
+      <w:r>
+        <w:rPr>
+          <w:color w:val="BCBEC4"/>
+        </w:rPr>
+        <w:br/>
+        <w:t xml:space="preserve">            </w:t>
       </w:r>
       <w:proofErr w:type="spellStart"/>
       <w:r>
         <w:rPr>
           <w:color w:val="94558D"/>
-          <w:lang w:val="en-US"/>
         </w:rPr>
         <w:t>self</w:t>
       </w:r>
       <w:r>
         <w:rPr>
           <w:color w:val="BCBEC4"/>
-          <w:lang w:val="en-US"/>
         </w:rPr>
         <w:t>.height</w:t>
       </w:r>
@@ -3460,552 +4603,53 @@
       <w:r>
         <w:rPr>
           <w:color w:val="BCBEC4"/>
-          <w:lang w:val="en-US"/>
-        </w:rPr>
-        <w:t xml:space="preserve"> = height</w:t>
-      </w:r>
-      <w:r>
-        <w:rPr>
-          <w:color w:val="BCBEC4"/>
-          <w:lang w:val="en-US"/>
-        </w:rPr>
-        <w:br/>
-        <w:t xml:space="preserve">        </w:t>
+        </w:rPr>
+        <w:t>,</w:t>
+      </w:r>
+      <w:r>
+        <w:rPr>
+          <w:color w:val="BCBEC4"/>
+        </w:rPr>
+        <w:br/>
+        <w:t xml:space="preserve">            </w:t>
       </w:r>
       <w:proofErr w:type="spellStart"/>
       <w:r>
         <w:rPr>
           <w:color w:val="94558D"/>
-          <w:lang w:val="en-US"/>
         </w:rPr>
         <w:t>self</w:t>
       </w:r>
       <w:r>
         <w:rPr>
           <w:color w:val="BCBEC4"/>
-          <w:lang w:val="en-US"/>
-        </w:rPr>
-        <w:t>.color</w:t>
-      </w:r>
-      <w:proofErr w:type="spellEnd"/>
-      <w:r>
-        <w:rPr>
-          <w:color w:val="BCBEC4"/>
-          <w:lang w:val="en-US"/>
-        </w:rPr>
-        <w:t xml:space="preserve"> = </w:t>
-      </w:r>
-      <w:proofErr w:type="spellStart"/>
-      <w:r>
-        <w:rPr>
-          <w:color w:val="BCBEC4"/>
-          <w:lang w:val="en-US"/>
-        </w:rPr>
-        <w:t>FigureColor</w:t>
-      </w:r>
-      <w:proofErr w:type="spellEnd"/>
-      <w:r>
-        <w:rPr>
-          <w:color w:val="BCBEC4"/>
-          <w:lang w:val="en-US"/>
-        </w:rPr>
-        <w:t>(color)</w:t>
-      </w:r>
-      <w:r>
-        <w:rPr>
-          <w:color w:val="BCBEC4"/>
-          <w:lang w:val="en-US"/>
-        </w:rPr>
-        <w:br/>
-      </w:r>
-      <w:r>
-        <w:rPr>
-          <w:color w:val="BCBEC4"/>
-          <w:lang w:val="en-US"/>
-        </w:rPr>
-        <w:br/>
-        <w:t xml:space="preserve">    </w:t>
-      </w:r>
-      <w:r>
-        <w:rPr>
-          <w:color w:val="CF8E6D"/>
-          <w:lang w:val="en-US"/>
-        </w:rPr>
-        <w:t xml:space="preserve">def </w:t>
-      </w:r>
-      <w:r>
-        <w:rPr>
-          <w:color w:val="56A8F5"/>
-          <w:lang w:val="en-US"/>
-        </w:rPr>
-        <w:t>area</w:t>
-      </w:r>
-      <w:r>
-        <w:rPr>
-          <w:color w:val="BCBEC4"/>
-          <w:lang w:val="en-US"/>
-        </w:rPr>
-        <w:t>(</w:t>
-      </w:r>
+        </w:rPr>
+        <w:t>.color.color</w:t>
+      </w:r>
+      <w:proofErr w:type="spellEnd"/>
+      <w:r>
+        <w:rPr>
+          <w:color w:val="BCBEC4"/>
+        </w:rPr>
+        <w:t>,</w:t>
+      </w:r>
+      <w:r>
+        <w:rPr>
+          <w:color w:val="BCBEC4"/>
+        </w:rPr>
+        <w:br/>
+        <w:t xml:space="preserve">            </w:t>
+      </w:r>
+      <w:proofErr w:type="spellStart"/>
       <w:r>
         <w:rPr>
           <w:color w:val="94558D"/>
-          <w:lang w:val="en-US"/>
         </w:rPr>
         <w:t>self</w:t>
       </w:r>
       <w:r>
         <w:rPr>
           <w:color w:val="BCBEC4"/>
-          <w:lang w:val="en-US"/>
-        </w:rPr>
-        <w:t>):</w:t>
-      </w:r>
-      <w:r>
-        <w:rPr>
-          <w:color w:val="BCBEC4"/>
-          <w:lang w:val="en-US"/>
-        </w:rPr>
-        <w:br/>
-        <w:t xml:space="preserve">        </w:t>
-      </w:r>
-      <w:r>
-        <w:rPr>
-          <w:color w:val="CF8E6D"/>
-          <w:lang w:val="en-US"/>
-        </w:rPr>
-        <w:t xml:space="preserve">return </w:t>
-      </w:r>
-      <w:proofErr w:type="spellStart"/>
-      <w:r>
-        <w:rPr>
-          <w:color w:val="94558D"/>
-          <w:lang w:val="en-US"/>
-        </w:rPr>
-        <w:t>self</w:t>
-      </w:r>
-      <w:r>
-        <w:rPr>
-          <w:color w:val="BCBEC4"/>
-          <w:lang w:val="en-US"/>
-        </w:rPr>
-        <w:t>.width</w:t>
-      </w:r>
-      <w:proofErr w:type="spellEnd"/>
-      <w:r>
-        <w:rPr>
-          <w:color w:val="BCBEC4"/>
-          <w:lang w:val="en-US"/>
-        </w:rPr>
-        <w:t xml:space="preserve"> * </w:t>
-      </w:r>
-      <w:proofErr w:type="spellStart"/>
-      <w:r>
-        <w:rPr>
-          <w:color w:val="94558D"/>
-          <w:lang w:val="en-US"/>
-        </w:rPr>
-        <w:t>self</w:t>
-      </w:r>
-      <w:r>
-        <w:rPr>
-          <w:color w:val="BCBEC4"/>
-          <w:lang w:val="en-US"/>
-        </w:rPr>
-        <w:t>.height</w:t>
-      </w:r>
-      <w:proofErr w:type="spellEnd"/>
-      <w:r>
-        <w:rPr>
-          <w:color w:val="BCBEC4"/>
-          <w:lang w:val="en-US"/>
-        </w:rPr>
-        <w:br/>
-      </w:r>
-      <w:r>
-        <w:rPr>
-          <w:color w:val="BCBEC4"/>
-          <w:lang w:val="en-US"/>
-        </w:rPr>
-        <w:br/>
-        <w:t xml:space="preserve">    </w:t>
-      </w:r>
-      <w:r>
-        <w:rPr>
-          <w:color w:val="B3AE60"/>
-          <w:lang w:val="en-US"/>
-        </w:rPr>
-        <w:t>@classmethod</w:t>
-      </w:r>
-      <w:r>
-        <w:rPr>
-          <w:color w:val="B3AE60"/>
-          <w:lang w:val="en-US"/>
-        </w:rPr>
-        <w:br/>
-        <w:t xml:space="preserve">    </w:t>
-      </w:r>
-      <w:r>
-        <w:rPr>
-          <w:color w:val="CF8E6D"/>
-          <w:lang w:val="en-US"/>
-        </w:rPr>
-        <w:t xml:space="preserve">def </w:t>
-      </w:r>
-      <w:proofErr w:type="spellStart"/>
-      <w:r>
-        <w:rPr>
-          <w:color w:val="56A8F5"/>
-          <w:lang w:val="en-US"/>
-        </w:rPr>
-        <w:t>get_figure_type</w:t>
-      </w:r>
-      <w:proofErr w:type="spellEnd"/>
-      <w:r>
-        <w:rPr>
-          <w:color w:val="BCBEC4"/>
-          <w:lang w:val="en-US"/>
-        </w:rPr>
-        <w:t>(</w:t>
-      </w:r>
-      <w:proofErr w:type="spellStart"/>
-      <w:r>
-        <w:rPr>
-          <w:color w:val="94558D"/>
-          <w:lang w:val="en-US"/>
-        </w:rPr>
-        <w:t>cls</w:t>
-      </w:r>
-      <w:proofErr w:type="spellEnd"/>
-      <w:r>
-        <w:rPr>
-          <w:color w:val="BCBEC4"/>
-          <w:lang w:val="en-US"/>
-        </w:rPr>
-        <w:t>):</w:t>
-      </w:r>
-      <w:r>
-        <w:rPr>
-          <w:color w:val="BCBEC4"/>
-          <w:lang w:val="en-US"/>
-        </w:rPr>
-        <w:br/>
-        <w:t xml:space="preserve">        </w:t>
-      </w:r>
-      <w:r>
-        <w:rPr>
-          <w:color w:val="CF8E6D"/>
-          <w:lang w:val="en-US"/>
-        </w:rPr>
-        <w:t xml:space="preserve">return </w:t>
-      </w:r>
-      <w:proofErr w:type="spellStart"/>
-      <w:r>
-        <w:rPr>
-          <w:color w:val="94558D"/>
-          <w:lang w:val="en-US"/>
-        </w:rPr>
-        <w:t>cls</w:t>
-      </w:r>
-      <w:r>
-        <w:rPr>
-          <w:color w:val="BCBEC4"/>
-          <w:lang w:val="en-US"/>
-        </w:rPr>
-        <w:t>.FIGURE_TYPE</w:t>
-      </w:r>
-      <w:proofErr w:type="spellEnd"/>
-      <w:r>
-        <w:rPr>
-          <w:color w:val="BCBEC4"/>
-          <w:lang w:val="en-US"/>
-        </w:rPr>
-        <w:br/>
-      </w:r>
-      <w:r>
-        <w:rPr>
-          <w:color w:val="BCBEC4"/>
-          <w:lang w:val="en-US"/>
-        </w:rPr>
-        <w:br/>
-        <w:t xml:space="preserve">    </w:t>
-      </w:r>
-      <w:r>
-        <w:rPr>
-          <w:color w:val="CF8E6D"/>
-          <w:lang w:val="en-US"/>
-        </w:rPr>
-        <w:t xml:space="preserve">def </w:t>
-      </w:r>
-      <w:r>
-        <w:rPr>
-          <w:color w:val="B200B2"/>
-          <w:lang w:val="en-US"/>
-        </w:rPr>
-        <w:t>__</w:t>
-      </w:r>
-      <w:proofErr w:type="spellStart"/>
-      <w:r>
-        <w:rPr>
-          <w:color w:val="B200B2"/>
-          <w:lang w:val="en-US"/>
-        </w:rPr>
-        <w:t>repr</w:t>
-      </w:r>
-      <w:proofErr w:type="spellEnd"/>
-      <w:r>
-        <w:rPr>
-          <w:color w:val="B200B2"/>
-          <w:lang w:val="en-US"/>
-        </w:rPr>
-        <w:t>__</w:t>
-      </w:r>
-      <w:r>
-        <w:rPr>
-          <w:color w:val="BCBEC4"/>
-          <w:lang w:val="en-US"/>
-        </w:rPr>
-        <w:t>(</w:t>
-      </w:r>
-      <w:r>
-        <w:rPr>
-          <w:color w:val="94558D"/>
-          <w:lang w:val="en-US"/>
-        </w:rPr>
-        <w:t>self</w:t>
-      </w:r>
-      <w:r>
-        <w:rPr>
-          <w:color w:val="BCBEC4"/>
-          <w:lang w:val="en-US"/>
-        </w:rPr>
-        <w:t>):</w:t>
-      </w:r>
-      <w:r>
-        <w:rPr>
-          <w:color w:val="BCBEC4"/>
-          <w:lang w:val="en-US"/>
-        </w:rPr>
-        <w:br/>
-        <w:t xml:space="preserve">        </w:t>
-      </w:r>
-      <w:r>
-        <w:rPr>
-          <w:color w:val="CF8E6D"/>
-          <w:lang w:val="en-US"/>
-        </w:rPr>
-        <w:t xml:space="preserve">return </w:t>
-      </w:r>
-      <w:r>
-        <w:rPr>
-          <w:color w:val="6AAB73"/>
-          <w:lang w:val="en-US"/>
-        </w:rPr>
-        <w:t xml:space="preserve">"{}: </w:t>
-      </w:r>
-      <w:r>
-        <w:rPr>
-          <w:color w:val="6AAB73"/>
-        </w:rPr>
-        <w:t>ширина</w:t>
-      </w:r>
-      <w:r>
-        <w:rPr>
-          <w:color w:val="6AAB73"/>
-          <w:lang w:val="en-US"/>
-        </w:rPr>
-        <w:t xml:space="preserve"> = {}, </w:t>
-      </w:r>
-      <w:r>
-        <w:rPr>
-          <w:color w:val="6AAB73"/>
-        </w:rPr>
-        <w:t>высота</w:t>
-      </w:r>
-      <w:r>
-        <w:rPr>
-          <w:color w:val="6AAB73"/>
-          <w:lang w:val="en-US"/>
-        </w:rPr>
-        <w:t xml:space="preserve"> = {}, </w:t>
-      </w:r>
-      <w:r>
-        <w:rPr>
-          <w:color w:val="6AAB73"/>
-        </w:rPr>
-        <w:t>цвет</w:t>
-      </w:r>
-      <w:r>
-        <w:rPr>
-          <w:color w:val="6AAB73"/>
-          <w:lang w:val="en-US"/>
-        </w:rPr>
-        <w:t xml:space="preserve"> = {}, </w:t>
-      </w:r>
-      <w:r>
-        <w:rPr>
-          <w:color w:val="6AAB73"/>
-        </w:rPr>
-        <w:t>площадь</w:t>
-      </w:r>
-      <w:r>
-        <w:rPr>
-          <w:color w:val="6AAB73"/>
-          <w:lang w:val="en-US"/>
-        </w:rPr>
-        <w:t xml:space="preserve"> = {}"</w:t>
-      </w:r>
-      <w:r>
-        <w:rPr>
-          <w:color w:val="BCBEC4"/>
-          <w:lang w:val="en-US"/>
-        </w:rPr>
-        <w:t>.format(</w:t>
-      </w:r>
-      <w:r>
-        <w:rPr>
-          <w:color w:val="BCBEC4"/>
-          <w:lang w:val="en-US"/>
-        </w:rPr>
-        <w:br/>
-        <w:t xml:space="preserve">            </w:t>
-      </w:r>
-      <w:proofErr w:type="spellStart"/>
-      <w:r>
-        <w:rPr>
-          <w:color w:val="94558D"/>
-          <w:lang w:val="en-US"/>
-        </w:rPr>
-        <w:t>self</w:t>
-      </w:r>
-      <w:r>
-        <w:rPr>
-          <w:color w:val="BCBEC4"/>
-          <w:lang w:val="en-US"/>
-        </w:rPr>
-        <w:t>.get_figure_type</w:t>
-      </w:r>
-      <w:proofErr w:type="spellEnd"/>
-      <w:r>
-        <w:rPr>
-          <w:color w:val="BCBEC4"/>
-          <w:lang w:val="en-US"/>
-        </w:rPr>
-        <w:t>(),</w:t>
-      </w:r>
-      <w:r>
-        <w:rPr>
-          <w:color w:val="BCBEC4"/>
-          <w:lang w:val="en-US"/>
-        </w:rPr>
-        <w:br/>
-        <w:t xml:space="preserve">            </w:t>
-      </w:r>
-      <w:proofErr w:type="spellStart"/>
-      <w:r>
-        <w:rPr>
-          <w:color w:val="94558D"/>
-          <w:lang w:val="en-US"/>
-        </w:rPr>
-        <w:t>self</w:t>
-      </w:r>
-      <w:r>
-        <w:rPr>
-          <w:color w:val="BCBEC4"/>
-          <w:lang w:val="en-US"/>
-        </w:rPr>
-        <w:t>.width</w:t>
-      </w:r>
-      <w:proofErr w:type="spellEnd"/>
-      <w:r>
-        <w:rPr>
-          <w:color w:val="BCBEC4"/>
-          <w:lang w:val="en-US"/>
-        </w:rPr>
-        <w:t>,</w:t>
-      </w:r>
-      <w:r>
-        <w:rPr>
-          <w:color w:val="BCBEC4"/>
-          <w:lang w:val="en-US"/>
-        </w:rPr>
-        <w:br/>
-        <w:t xml:space="preserve">            </w:t>
-      </w:r>
-      <w:proofErr w:type="spellStart"/>
-      <w:r>
-        <w:rPr>
-          <w:color w:val="94558D"/>
-          <w:lang w:val="en-US"/>
-        </w:rPr>
-        <w:t>self</w:t>
-      </w:r>
-      <w:r>
-        <w:rPr>
-          <w:color w:val="BCBEC4"/>
-          <w:lang w:val="en-US"/>
-        </w:rPr>
-        <w:t>.height</w:t>
-      </w:r>
-      <w:proofErr w:type="spellEnd"/>
-      <w:r>
-        <w:rPr>
-          <w:color w:val="BCBEC4"/>
-          <w:lang w:val="en-US"/>
-        </w:rPr>
-        <w:t>,</w:t>
-      </w:r>
-      <w:r>
-        <w:rPr>
-          <w:color w:val="BCBEC4"/>
-          <w:lang w:val="en-US"/>
-        </w:rPr>
-        <w:br/>
-        <w:t xml:space="preserve">            </w:t>
-      </w:r>
-      <w:proofErr w:type="spellStart"/>
-      <w:r>
-        <w:rPr>
-          <w:color w:val="94558D"/>
-          <w:lang w:val="en-US"/>
-        </w:rPr>
-        <w:t>self</w:t>
-      </w:r>
-      <w:r>
-        <w:rPr>
-          <w:color w:val="BCBEC4"/>
-          <w:lang w:val="en-US"/>
-        </w:rPr>
-        <w:t>.color.color</w:t>
-      </w:r>
-      <w:proofErr w:type="spellEnd"/>
-      <w:r>
-        <w:rPr>
-          <w:color w:val="BCBEC4"/>
-          <w:lang w:val="en-US"/>
-        </w:rPr>
-        <w:t>,</w:t>
-      </w:r>
-      <w:r>
-        <w:rPr>
-          <w:color w:val="BCBEC4"/>
-          <w:lang w:val="en-US"/>
-        </w:rPr>
-        <w:br/>
-        <w:t xml:space="preserve">            </w:t>
-      </w:r>
-      <w:proofErr w:type="spellStart"/>
-      <w:r>
-        <w:rPr>
-          <w:color w:val="94558D"/>
-          <w:lang w:val="en-US"/>
-        </w:rPr>
-        <w:t>self</w:t>
-      </w:r>
-      <w:r>
-        <w:rPr>
-          <w:color w:val="BCBEC4"/>
-          <w:lang w:val="en-US"/>
         </w:rPr>
         <w:t>.area</w:t>
       </w:r>
@@ -4013,14 +4657,12 @@
       <w:r>
         <w:rPr>
           <w:color w:val="BCBEC4"/>
-          <w:lang w:val="en-US"/>
         </w:rPr>
         <w:t>()</w:t>
       </w:r>
       <w:r>
         <w:rPr>
           <w:color w:val="BCBEC4"/>
-          <w:lang w:val="en-US"/>
         </w:rPr>
         <w:br/>
         <w:t xml:space="preserve">        )</w:t>
@@ -4034,7 +4676,6 @@
         <w:rPr>
           <w:sz w:val="24"/>
           <w:szCs w:val="24"/>
-          <w:lang w:val="en-US"/>
         </w:rPr>
       </w:pPr>
     </w:p>
@@ -4046,41 +4687,47 @@
         <w:rPr>
           <w:sz w:val="24"/>
           <w:szCs w:val="24"/>
+        </w:rPr>
+      </w:pPr>
+      <w:r>
+        <w:rPr>
+          <w:sz w:val="24"/>
+          <w:szCs w:val="24"/>
           <w:lang w:val="en-US"/>
         </w:rPr>
-      </w:pPr>
+        <w:t>circ</w:t>
+      </w:r>
       <w:r>
         <w:rPr>
           <w:sz w:val="24"/>
           <w:szCs w:val="24"/>
           <w:lang w:val="en-US"/>
         </w:rPr>
-        <w:lastRenderedPageBreak/>
-        <w:t>circ</w:t>
-      </w:r>
+        <w:t>le</w:t>
+      </w:r>
+      <w:r>
+        <w:rPr>
+          <w:sz w:val="24"/>
+          <w:szCs w:val="24"/>
+        </w:rPr>
+        <w:t>.</w:t>
+      </w:r>
+      <w:proofErr w:type="spellStart"/>
       <w:r>
         <w:rPr>
           <w:sz w:val="24"/>
           <w:szCs w:val="24"/>
           <w:lang w:val="en-US"/>
         </w:rPr>
-        <w:t>le</w:t>
-      </w:r>
-      <w:r>
-        <w:rPr>
-          <w:sz w:val="24"/>
-          <w:szCs w:val="24"/>
-          <w:lang w:val="en-US"/>
-        </w:rPr>
-        <w:t>.</w:t>
-      </w:r>
-      <w:r>
-        <w:rPr>
-          <w:sz w:val="24"/>
-          <w:szCs w:val="24"/>
-          <w:lang w:val="en-US"/>
-        </w:rPr>
-        <w:t>py:</w:t>
+        <w:t>py</w:t>
+      </w:r>
+      <w:proofErr w:type="spellEnd"/>
+      <w:r>
+        <w:rPr>
+          <w:sz w:val="24"/>
+          <w:szCs w:val="24"/>
+        </w:rPr>
+        <w:t>:</w:t>
       </w:r>
     </w:p>
     <w:p>
@@ -4089,56 +4736,118 @@
         <w:shd w:val="clear" w:color="auto" w:fill="191A1C"/>
         <w:rPr>
           <w:color w:val="BCBEC4"/>
-          <w:lang w:val="en-US"/>
-        </w:rPr>
-      </w:pPr>
-      <w:r>
-        <w:rPr>
-          <w:color w:val="CF8E6D"/>
-          <w:lang w:val="en-US"/>
-        </w:rPr>
-        <w:t xml:space="preserve">import </w:t>
-      </w:r>
-      <w:r>
-        <w:rPr>
-          <w:color w:val="BCBEC4"/>
-          <w:lang w:val="en-US"/>
+        </w:rPr>
+      </w:pPr>
+      <w:r>
+        <w:rPr>
+          <w:color w:val="7A7E85"/>
+        </w:rPr>
+        <w:t xml:space="preserve"># Модуль </w:t>
+      </w:r>
+      <w:proofErr w:type="spellStart"/>
+      <w:r>
+        <w:rPr>
+          <w:color w:val="7A7E85"/>
         </w:rPr>
         <w:t>math</w:t>
       </w:r>
-      <w:r>
-        <w:rPr>
-          <w:color w:val="BCBEC4"/>
-          <w:lang w:val="en-US"/>
-        </w:rPr>
-        <w:br/>
-      </w:r>
-      <w:r>
-        <w:rPr>
-          <w:color w:val="BCBEC4"/>
-          <w:lang w:val="en-US"/>
-        </w:rPr>
-        <w:br/>
-      </w:r>
-      <w:r>
-        <w:rPr>
-          <w:color w:val="CF8E6D"/>
-          <w:lang w:val="en-US"/>
-        </w:rPr>
-        <w:t xml:space="preserve">from </w:t>
-      </w:r>
-      <w:r>
-        <w:rPr>
-          <w:color w:val="BCBEC4"/>
-          <w:lang w:val="en-US"/>
+      <w:proofErr w:type="spellEnd"/>
+      <w:r>
+        <w:rPr>
+          <w:color w:val="7A7E85"/>
+        </w:rPr>
+        <w:t xml:space="preserve"> нужен для математической константы </w:t>
+      </w:r>
+      <w:proofErr w:type="spellStart"/>
+      <w:r>
+        <w:rPr>
+          <w:color w:val="7A7E85"/>
+        </w:rPr>
+        <w:t>pi</w:t>
+      </w:r>
+      <w:proofErr w:type="spellEnd"/>
+      <w:r>
+        <w:rPr>
+          <w:color w:val="7A7E85"/>
         </w:rPr>
         <w:t>.</w:t>
       </w:r>
-      <w:proofErr w:type="spellStart"/>
-      <w:r>
-        <w:rPr>
-          <w:color w:val="BCBEC4"/>
-          <w:lang w:val="en-US"/>
+      <w:r>
+        <w:rPr>
+          <w:color w:val="7A7E85"/>
+        </w:rPr>
+        <w:br/>
+      </w:r>
+      <w:proofErr w:type="spellStart"/>
+      <w:r>
+        <w:rPr>
+          <w:color w:val="CF8E6D"/>
+        </w:rPr>
+        <w:t>import</w:t>
+      </w:r>
+      <w:proofErr w:type="spellEnd"/>
+      <w:r>
+        <w:rPr>
+          <w:color w:val="CF8E6D"/>
+        </w:rPr>
+        <w:t xml:space="preserve"> </w:t>
+      </w:r>
+      <w:proofErr w:type="spellStart"/>
+      <w:r>
+        <w:rPr>
+          <w:color w:val="BCBEC4"/>
+        </w:rPr>
+        <w:t>math</w:t>
+      </w:r>
+      <w:proofErr w:type="spellEnd"/>
+      <w:r>
+        <w:rPr>
+          <w:color w:val="BCBEC4"/>
+        </w:rPr>
+        <w:br/>
+      </w:r>
+      <w:r>
+        <w:rPr>
+          <w:color w:val="BCBEC4"/>
+        </w:rPr>
+        <w:br/>
+      </w:r>
+      <w:r>
+        <w:rPr>
+          <w:color w:val="7A7E85"/>
+        </w:rPr>
+        <w:t># Импортируем абстрактный базовый класс и класс для хранения цвета.</w:t>
+      </w:r>
+      <w:r>
+        <w:rPr>
+          <w:color w:val="7A7E85"/>
+        </w:rPr>
+        <w:br/>
+      </w:r>
+      <w:proofErr w:type="spellStart"/>
+      <w:r>
+        <w:rPr>
+          <w:color w:val="CF8E6D"/>
+        </w:rPr>
+        <w:t>from</w:t>
+      </w:r>
+      <w:proofErr w:type="spellEnd"/>
+      <w:r>
+        <w:rPr>
+          <w:color w:val="CF8E6D"/>
+        </w:rPr>
+        <w:t xml:space="preserve"> </w:t>
+      </w:r>
+      <w:r>
+        <w:rPr>
+          <w:color w:val="BCBEC4"/>
+        </w:rPr>
+        <w:t>.</w:t>
+      </w:r>
+      <w:proofErr w:type="spellStart"/>
+      <w:r>
+        <w:rPr>
+          <w:color w:val="BCBEC4"/>
         </w:rPr>
         <w:t>geometric_figure</w:t>
       </w:r>
@@ -4146,22 +4855,27 @@
       <w:r>
         <w:rPr>
           <w:color w:val="BCBEC4"/>
-          <w:lang w:val="en-US"/>
         </w:rPr>
         <w:t xml:space="preserve"> </w:t>
       </w:r>
-      <w:r>
-        <w:rPr>
-          <w:color w:val="CF8E6D"/>
-          <w:lang w:val="en-US"/>
-        </w:rPr>
-        <w:t xml:space="preserve">import </w:t>
-      </w:r>
-      <w:proofErr w:type="spellStart"/>
-      <w:r>
-        <w:rPr>
-          <w:color w:val="BCBEC4"/>
-          <w:lang w:val="en-US"/>
+      <w:proofErr w:type="spellStart"/>
+      <w:r>
+        <w:rPr>
+          <w:color w:val="CF8E6D"/>
+        </w:rPr>
+        <w:t>import</w:t>
+      </w:r>
+      <w:proofErr w:type="spellEnd"/>
+      <w:r>
+        <w:rPr>
+          <w:color w:val="CF8E6D"/>
+        </w:rPr>
+        <w:t xml:space="preserve"> </w:t>
+      </w:r>
+      <w:proofErr w:type="spellStart"/>
+      <w:r>
+        <w:rPr>
+          <w:color w:val="BCBEC4"/>
         </w:rPr>
         <w:t>GeometricFigure</w:t>
       </w:r>
@@ -4169,21 +4883,26 @@
       <w:r>
         <w:rPr>
           <w:color w:val="BCBEC4"/>
-          <w:lang w:val="en-US"/>
-        </w:rPr>
-        <w:br/>
-      </w:r>
-      <w:r>
-        <w:rPr>
-          <w:color w:val="CF8E6D"/>
-          <w:lang w:val="en-US"/>
-        </w:rPr>
-        <w:t xml:space="preserve">from </w:t>
-      </w:r>
-      <w:r>
-        <w:rPr>
-          <w:color w:val="BCBEC4"/>
-          <w:lang w:val="en-US"/>
+        </w:rPr>
+        <w:br/>
+      </w:r>
+      <w:proofErr w:type="spellStart"/>
+      <w:r>
+        <w:rPr>
+          <w:color w:val="CF8E6D"/>
+        </w:rPr>
+        <w:t>from</w:t>
+      </w:r>
+      <w:proofErr w:type="spellEnd"/>
+      <w:r>
+        <w:rPr>
+          <w:color w:val="CF8E6D"/>
+        </w:rPr>
+        <w:t xml:space="preserve"> </w:t>
+      </w:r>
+      <w:r>
+        <w:rPr>
+          <w:color w:val="BCBEC4"/>
         </w:rPr>
         <w:t>.</w:t>
       </w:r>
@@ -4191,7 +4910,6 @@
       <w:r>
         <w:rPr>
           <w:color w:val="BCBEC4"/>
-          <w:lang w:val="en-US"/>
         </w:rPr>
         <w:t>figure_color</w:t>
       </w:r>
@@ -4199,22 +4917,27 @@
       <w:r>
         <w:rPr>
           <w:color w:val="BCBEC4"/>
-          <w:lang w:val="en-US"/>
         </w:rPr>
         <w:t xml:space="preserve"> </w:t>
       </w:r>
-      <w:r>
-        <w:rPr>
-          <w:color w:val="CF8E6D"/>
-          <w:lang w:val="en-US"/>
-        </w:rPr>
-        <w:t xml:space="preserve">import </w:t>
-      </w:r>
-      <w:proofErr w:type="spellStart"/>
-      <w:r>
-        <w:rPr>
-          <w:color w:val="BCBEC4"/>
-          <w:lang w:val="en-US"/>
+      <w:proofErr w:type="spellStart"/>
+      <w:r>
+        <w:rPr>
+          <w:color w:val="CF8E6D"/>
+        </w:rPr>
+        <w:t>import</w:t>
+      </w:r>
+      <w:proofErr w:type="spellEnd"/>
+      <w:r>
+        <w:rPr>
+          <w:color w:val="CF8E6D"/>
+        </w:rPr>
+        <w:t xml:space="preserve"> </w:t>
+      </w:r>
+      <w:proofErr w:type="spellStart"/>
+      <w:r>
+        <w:rPr>
+          <w:color w:val="BCBEC4"/>
         </w:rPr>
         <w:t>FigureColor</w:t>
       </w:r>
@@ -4222,43 +4945,65 @@
       <w:r>
         <w:rPr>
           <w:color w:val="BCBEC4"/>
-          <w:lang w:val="en-US"/>
-        </w:rPr>
-        <w:br/>
-      </w:r>
-      <w:r>
-        <w:rPr>
-          <w:color w:val="BCBEC4"/>
-          <w:lang w:val="en-US"/>
-        </w:rPr>
-        <w:br/>
-      </w:r>
-      <w:r>
-        <w:rPr>
-          <w:color w:val="BCBEC4"/>
-          <w:lang w:val="en-US"/>
-        </w:rPr>
-        <w:br/>
-      </w:r>
-      <w:r>
-        <w:rPr>
-          <w:color w:val="CF8E6D"/>
-          <w:lang w:val="en-US"/>
-        </w:rPr>
-        <w:t xml:space="preserve">class </w:t>
-      </w:r>
-      <w:r>
-        <w:rPr>
-          <w:color w:val="BCBEC4"/>
-          <w:lang w:val="en-US"/>
-        </w:rPr>
-        <w:t>Circle(</w:t>
-      </w:r>
-      <w:proofErr w:type="spellStart"/>
-      <w:r>
-        <w:rPr>
-          <w:color w:val="BCBEC4"/>
-          <w:lang w:val="en-US"/>
+        </w:rPr>
+        <w:br/>
+      </w:r>
+      <w:r>
+        <w:rPr>
+          <w:color w:val="BCBEC4"/>
+        </w:rPr>
+        <w:br/>
+      </w:r>
+      <w:r>
+        <w:rPr>
+          <w:color w:val="BCBEC4"/>
+        </w:rPr>
+        <w:br/>
+      </w:r>
+      <w:r>
+        <w:rPr>
+          <w:color w:val="7A7E85"/>
+        </w:rPr>
+        <w:t># Круг является отдельной реализацией геометрической фигуры.</w:t>
+      </w:r>
+      <w:r>
+        <w:rPr>
+          <w:color w:val="7A7E85"/>
+        </w:rPr>
+        <w:br/>
+      </w:r>
+      <w:proofErr w:type="spellStart"/>
+      <w:r>
+        <w:rPr>
+          <w:color w:val="CF8E6D"/>
+        </w:rPr>
+        <w:t>class</w:t>
+      </w:r>
+      <w:proofErr w:type="spellEnd"/>
+      <w:r>
+        <w:rPr>
+          <w:color w:val="CF8E6D"/>
+        </w:rPr>
+        <w:t xml:space="preserve"> </w:t>
+      </w:r>
+      <w:proofErr w:type="spellStart"/>
+      <w:r>
+        <w:rPr>
+          <w:color w:val="BCBEC4"/>
+        </w:rPr>
+        <w:t>Circle</w:t>
+      </w:r>
+      <w:proofErr w:type="spellEnd"/>
+      <w:r>
+        <w:rPr>
+          <w:color w:val="BCBEC4"/>
+        </w:rPr>
+        <w:t>(</w:t>
+      </w:r>
+      <w:proofErr w:type="spellStart"/>
+      <w:r>
+        <w:rPr>
+          <w:color w:val="BCBEC4"/>
         </w:rPr>
         <w:t>GeometricFigure</w:t>
       </w:r>
@@ -4266,64 +5011,71 @@
       <w:r>
         <w:rPr>
           <w:color w:val="BCBEC4"/>
-          <w:lang w:val="en-US"/>
         </w:rPr>
         <w:t>):</w:t>
       </w:r>
       <w:r>
         <w:rPr>
           <w:color w:val="BCBEC4"/>
-          <w:lang w:val="en-US"/>
-        </w:rPr>
-        <w:br/>
-        <w:t xml:space="preserve">    FIGURE_TYPE = </w:t>
+        </w:rPr>
+        <w:br/>
+        <w:t xml:space="preserve">    </w:t>
+      </w:r>
+      <w:r>
+        <w:rPr>
+          <w:color w:val="7A7E85"/>
+        </w:rPr>
+        <w:t># Название фигуры хранится в атрибуте класса.</w:t>
+      </w:r>
+      <w:r>
+        <w:rPr>
+          <w:color w:val="7A7E85"/>
+        </w:rPr>
+        <w:br/>
+        <w:t xml:space="preserve">    </w:t>
+      </w:r>
+      <w:r>
+        <w:rPr>
+          <w:color w:val="BCBEC4"/>
+        </w:rPr>
+        <w:t xml:space="preserve">FIGURE_TYPE = </w:t>
       </w:r>
       <w:r>
         <w:rPr>
           <w:color w:val="6AAB73"/>
-          <w:lang w:val="en-US"/>
-        </w:rPr>
-        <w:t>"</w:t>
+        </w:rPr>
+        <w:t>"Круг"</w:t>
       </w:r>
       <w:r>
         <w:rPr>
           <w:color w:val="6AAB73"/>
         </w:rPr>
-        <w:t>Круг</w:t>
+        <w:br/>
       </w:r>
       <w:r>
         <w:rPr>
           <w:color w:val="6AAB73"/>
-          <w:lang w:val="en-US"/>
-        </w:rPr>
-        <w:t>"</w:t>
-      </w:r>
-      <w:r>
-        <w:rPr>
-          <w:color w:val="6AAB73"/>
-          <w:lang w:val="en-US"/>
-        </w:rPr>
-        <w:br/>
-      </w:r>
-      <w:r>
-        <w:rPr>
-          <w:color w:val="6AAB73"/>
-          <w:lang w:val="en-US"/>
         </w:rPr>
         <w:br/>
         <w:t xml:space="preserve">    </w:t>
       </w:r>
-      <w:r>
-        <w:rPr>
-          <w:color w:val="CF8E6D"/>
-          <w:lang w:val="en-US"/>
-        </w:rPr>
-        <w:t xml:space="preserve">def </w:t>
+      <w:proofErr w:type="spellStart"/>
+      <w:r>
+        <w:rPr>
+          <w:color w:val="CF8E6D"/>
+        </w:rPr>
+        <w:t>def</w:t>
+      </w:r>
+      <w:proofErr w:type="spellEnd"/>
+      <w:r>
+        <w:rPr>
+          <w:color w:val="CF8E6D"/>
+        </w:rPr>
+        <w:t xml:space="preserve"> </w:t>
       </w:r>
       <w:r>
         <w:rPr>
           <w:color w:val="B200B2"/>
-          <w:lang w:val="en-US"/>
         </w:rPr>
         <w:t>__</w:t>
       </w:r>
@@ -4331,7 +5083,6 @@
       <w:r>
         <w:rPr>
           <w:color w:val="B200B2"/>
-          <w:lang w:val="en-US"/>
         </w:rPr>
         <w:t>init</w:t>
       </w:r>
@@ -4339,17 +5090,78 @@
       <w:r>
         <w:rPr>
           <w:color w:val="B200B2"/>
-          <w:lang w:val="en-US"/>
         </w:rPr>
         <w:t>__</w:t>
       </w:r>
       <w:r>
         <w:rPr>
           <w:color w:val="BCBEC4"/>
-          <w:lang w:val="en-US"/>
         </w:rPr>
         <w:t>(</w:t>
       </w:r>
+      <w:proofErr w:type="spellStart"/>
+      <w:r>
+        <w:rPr>
+          <w:color w:val="94558D"/>
+        </w:rPr>
+        <w:t>self</w:t>
+      </w:r>
+      <w:proofErr w:type="spellEnd"/>
+      <w:r>
+        <w:rPr>
+          <w:color w:val="BCBEC4"/>
+        </w:rPr>
+        <w:t xml:space="preserve">, </w:t>
+      </w:r>
+      <w:proofErr w:type="spellStart"/>
+      <w:r>
+        <w:rPr>
+          <w:color w:val="BCBEC4"/>
+        </w:rPr>
+        <w:t>radius</w:t>
+      </w:r>
+      <w:proofErr w:type="spellEnd"/>
+      <w:r>
+        <w:rPr>
+          <w:color w:val="BCBEC4"/>
+        </w:rPr>
+        <w:t xml:space="preserve">, </w:t>
+      </w:r>
+      <w:proofErr w:type="spellStart"/>
+      <w:r>
+        <w:rPr>
+          <w:color w:val="BCBEC4"/>
+        </w:rPr>
+        <w:t>color</w:t>
+      </w:r>
+      <w:proofErr w:type="spellEnd"/>
+      <w:r>
+        <w:rPr>
+          <w:color w:val="BCBEC4"/>
+        </w:rPr>
+        <w:t>):</w:t>
+      </w:r>
+      <w:r>
+        <w:rPr>
+          <w:color w:val="BCBEC4"/>
+        </w:rPr>
+        <w:br/>
+        <w:t xml:space="preserve">        </w:t>
+      </w:r>
+      <w:r>
+        <w:rPr>
+          <w:color w:val="7A7E85"/>
+        </w:rPr>
+        <w:t># Сохраняем радиус и создаем объект для хранения цвета круга.</w:t>
+      </w:r>
+      <w:r>
+        <w:rPr>
+          <w:color w:val="7A7E85"/>
+        </w:rPr>
+        <w:br/>
+        <w:t xml:space="preserve">        </w:t>
+      </w:r>
+      <w:proofErr w:type="spellStart"/>
       <w:r>
         <w:rPr>
           <w:color w:val="94558D"/>
@@ -4362,7 +5174,15 @@
           <w:color w:val="BCBEC4"/>
           <w:lang w:val="en-US"/>
         </w:rPr>
-        <w:t>, radius, color):</w:t>
+        <w:t>.radius</w:t>
+      </w:r>
+      <w:proofErr w:type="spellEnd"/>
+      <w:r>
+        <w:rPr>
+          <w:color w:val="BCBEC4"/>
+          <w:lang w:val="en-US"/>
+        </w:rPr>
+        <w:t xml:space="preserve"> = radius</w:t>
       </w:r>
       <w:r>
         <w:rPr>
@@ -4385,7 +5205,7 @@
           <w:color w:val="BCBEC4"/>
           <w:lang w:val="en-US"/>
         </w:rPr>
-        <w:t>.radius</w:t>
+        <w:t>.color</w:t>
       </w:r>
       <w:proofErr w:type="spellEnd"/>
       <w:r>
@@ -4393,17 +5213,60 @@
           <w:color w:val="BCBEC4"/>
           <w:lang w:val="en-US"/>
         </w:rPr>
-        <w:t xml:space="preserve"> = radius</w:t>
-      </w:r>
+        <w:t xml:space="preserve"> = </w:t>
+      </w:r>
+      <w:proofErr w:type="spellStart"/>
       <w:r>
         <w:rPr>
           <w:color w:val="BCBEC4"/>
           <w:lang w:val="en-US"/>
         </w:rPr>
-        <w:br/>
-        <w:t xml:space="preserve">        </w:t>
-      </w:r>
-      <w:proofErr w:type="spellStart"/>
+        <w:t>FigureColor</w:t>
+      </w:r>
+      <w:proofErr w:type="spellEnd"/>
+      <w:r>
+        <w:rPr>
+          <w:color w:val="BCBEC4"/>
+          <w:lang w:val="en-US"/>
+        </w:rPr>
+        <w:t>(color)</w:t>
+      </w:r>
+      <w:r>
+        <w:rPr>
+          <w:color w:val="BCBEC4"/>
+          <w:lang w:val="en-US"/>
+        </w:rPr>
+        <w:br/>
+      </w:r>
+      <w:r>
+        <w:rPr>
+          <w:color w:val="BCBEC4"/>
+          <w:lang w:val="en-US"/>
+        </w:rPr>
+        <w:br/>
+        <w:t xml:space="preserve">    </w:t>
+      </w:r>
+      <w:r>
+        <w:rPr>
+          <w:color w:val="CF8E6D"/>
+          <w:lang w:val="en-US"/>
+        </w:rPr>
+        <w:t xml:space="preserve">def </w:t>
+      </w:r>
+      <w:r>
+        <w:rPr>
+          <w:color w:val="56A8F5"/>
+          <w:lang w:val="en-US"/>
+        </w:rPr>
+        <w:t>area</w:t>
+      </w:r>
+      <w:r>
+        <w:rPr>
+          <w:color w:val="BCBEC4"/>
+          <w:lang w:val="en-US"/>
+        </w:rPr>
+        <w:t>(</w:t>
+      </w:r>
       <w:r>
         <w:rPr>
           <w:color w:val="94558D"/>
@@ -4416,61 +5279,195 @@
           <w:color w:val="BCBEC4"/>
           <w:lang w:val="en-US"/>
         </w:rPr>
-        <w:t>.color</w:t>
-      </w:r>
-      <w:proofErr w:type="spellEnd"/>
+        <w:t>):</w:t>
+      </w:r>
       <w:r>
         <w:rPr>
           <w:color w:val="BCBEC4"/>
           <w:lang w:val="en-US"/>
         </w:rPr>
-        <w:t xml:space="preserve"> = </w:t>
-      </w:r>
-      <w:proofErr w:type="spellStart"/>
-      <w:r>
-        <w:rPr>
-          <w:color w:val="BCBEC4"/>
+        <w:br/>
+        <w:t xml:space="preserve">        </w:t>
+      </w:r>
+      <w:r>
+        <w:rPr>
+          <w:color w:val="7A7E85"/>
           <w:lang w:val="en-US"/>
         </w:rPr>
-        <w:t>FigureColor</w:t>
-      </w:r>
-      <w:proofErr w:type="spellEnd"/>
-      <w:r>
-        <w:rPr>
-          <w:color w:val="BCBEC4"/>
+        <w:t xml:space="preserve"># </w:t>
+      </w:r>
+      <w:r>
+        <w:rPr>
+          <w:color w:val="7A7E85"/>
+        </w:rPr>
+        <w:t>Площадь</w:t>
+      </w:r>
+      <w:r>
+        <w:rPr>
+          <w:color w:val="7A7E85"/>
           <w:lang w:val="en-US"/>
         </w:rPr>
-        <w:t>(color)</w:t>
-      </w:r>
-      <w:r>
-        <w:rPr>
-          <w:color w:val="BCBEC4"/>
+        <w:t xml:space="preserve"> </w:t>
+      </w:r>
+      <w:r>
+        <w:rPr>
+          <w:color w:val="7A7E85"/>
+        </w:rPr>
+        <w:t>круга</w:t>
+      </w:r>
+      <w:r>
+        <w:rPr>
+          <w:color w:val="7A7E85"/>
           <w:lang w:val="en-US"/>
         </w:rPr>
-        <w:br/>
-      </w:r>
-      <w:r>
-        <w:rPr>
-          <w:color w:val="BCBEC4"/>
+        <w:t xml:space="preserve"> </w:t>
+      </w:r>
+      <w:r>
+        <w:rPr>
+          <w:color w:val="7A7E85"/>
+        </w:rPr>
+        <w:t>вычисляется</w:t>
+      </w:r>
+      <w:r>
+        <w:rPr>
+          <w:color w:val="7A7E85"/>
           <w:lang w:val="en-US"/>
         </w:rPr>
+        <w:t xml:space="preserve"> </w:t>
+      </w:r>
+      <w:r>
+        <w:rPr>
+          <w:color w:val="7A7E85"/>
+        </w:rPr>
+        <w:t>по</w:t>
+      </w:r>
+      <w:r>
+        <w:rPr>
+          <w:color w:val="7A7E85"/>
+          <w:lang w:val="en-US"/>
+        </w:rPr>
+        <w:t xml:space="preserve"> </w:t>
+      </w:r>
+      <w:r>
+        <w:rPr>
+          <w:color w:val="7A7E85"/>
+        </w:rPr>
+        <w:t>формуле</w:t>
+      </w:r>
+      <w:r>
+        <w:rPr>
+          <w:color w:val="7A7E85"/>
+          <w:lang w:val="en-US"/>
+        </w:rPr>
+        <w:t xml:space="preserve"> S = pi * r^2.</w:t>
+      </w:r>
+      <w:r>
+        <w:rPr>
+          <w:color w:val="7A7E85"/>
+          <w:lang w:val="en-US"/>
+        </w:rPr>
+        <w:br/>
+        <w:t xml:space="preserve">        </w:t>
+      </w:r>
+      <w:r>
+        <w:rPr>
+          <w:color w:val="CF8E6D"/>
+          <w:lang w:val="en-US"/>
+        </w:rPr>
+        <w:t xml:space="preserve">return </w:t>
+      </w:r>
+      <w:proofErr w:type="spellStart"/>
+      <w:r>
+        <w:rPr>
+          <w:color w:val="BCBEC4"/>
+          <w:lang w:val="en-US"/>
+        </w:rPr>
+        <w:t>math.pi</w:t>
+      </w:r>
+      <w:proofErr w:type="spellEnd"/>
+      <w:r>
+        <w:rPr>
+          <w:color w:val="BCBEC4"/>
+          <w:lang w:val="en-US"/>
+        </w:rPr>
+        <w:t xml:space="preserve"> * </w:t>
+      </w:r>
+      <w:proofErr w:type="spellStart"/>
+      <w:r>
+        <w:rPr>
+          <w:color w:val="94558D"/>
+          <w:lang w:val="en-US"/>
+        </w:rPr>
+        <w:t>self</w:t>
+      </w:r>
+      <w:r>
+        <w:rPr>
+          <w:color w:val="BCBEC4"/>
+          <w:lang w:val="en-US"/>
+        </w:rPr>
+        <w:t>.radius</w:t>
+      </w:r>
+      <w:proofErr w:type="spellEnd"/>
+      <w:r>
+        <w:rPr>
+          <w:color w:val="BCBEC4"/>
+          <w:lang w:val="en-US"/>
+        </w:rPr>
+        <w:t xml:space="preserve"> ** </w:t>
+      </w:r>
+      <w:r>
+        <w:rPr>
+          <w:color w:val="2AACB8"/>
+          <w:lang w:val="en-US"/>
+        </w:rPr>
+        <w:t>2</w:t>
+      </w:r>
+      <w:r>
+        <w:rPr>
+          <w:color w:val="2AACB8"/>
+          <w:lang w:val="en-US"/>
+        </w:rPr>
+        <w:br/>
+      </w:r>
+      <w:r>
+        <w:rPr>
+          <w:color w:val="2AACB8"/>
+          <w:lang w:val="en-US"/>
+        </w:rPr>
         <w:br/>
         <w:t xml:space="preserve">    </w:t>
       </w:r>
       <w:r>
         <w:rPr>
-          <w:color w:val="CF8E6D"/>
+          <w:color w:val="B3AE60"/>
           <w:lang w:val="en-US"/>
         </w:rPr>
+        <w:t>@classmethod</w:t>
+      </w:r>
+      <w:r>
+        <w:rPr>
+          <w:color w:val="B3AE60"/>
+          <w:lang w:val="en-US"/>
+        </w:rPr>
+        <w:br/>
+        <w:t xml:space="preserve">    </w:t>
+      </w:r>
+      <w:r>
+        <w:rPr>
+          <w:color w:val="CF8E6D"/>
+          <w:lang w:val="en-US"/>
+        </w:rPr>
         <w:t xml:space="preserve">def </w:t>
       </w:r>
+      <w:proofErr w:type="spellStart"/>
       <w:r>
         <w:rPr>
           <w:color w:val="56A8F5"/>
           <w:lang w:val="en-US"/>
         </w:rPr>
-        <w:t>area</w:t>
-      </w:r>
+        <w:t>get_figure_type</w:t>
+      </w:r>
+      <w:proofErr w:type="spellEnd"/>
       <w:r>
         <w:rPr>
           <w:color w:val="BCBEC4"/>
@@ -4478,63 +5475,322 @@
         </w:rPr>
         <w:t>(</w:t>
       </w:r>
+      <w:proofErr w:type="spellStart"/>
       <w:r>
         <w:rPr>
           <w:color w:val="94558D"/>
           <w:lang w:val="en-US"/>
         </w:rPr>
+        <w:t>cls</w:t>
+      </w:r>
+      <w:proofErr w:type="spellEnd"/>
+      <w:r>
+        <w:rPr>
+          <w:color w:val="BCBEC4"/>
+          <w:lang w:val="en-US"/>
+        </w:rPr>
+        <w:t>):</w:t>
+      </w:r>
+      <w:r>
+        <w:rPr>
+          <w:color w:val="BCBEC4"/>
+          <w:lang w:val="en-US"/>
+        </w:rPr>
+        <w:br/>
+        <w:t xml:space="preserve">        </w:t>
+      </w:r>
+      <w:r>
+        <w:rPr>
+          <w:color w:val="7A7E85"/>
+          <w:lang w:val="en-US"/>
+        </w:rPr>
+        <w:t xml:space="preserve"># </w:t>
+      </w:r>
+      <w:r>
+        <w:rPr>
+          <w:color w:val="7A7E85"/>
+        </w:rPr>
+        <w:t>Возвращаем</w:t>
+      </w:r>
+      <w:r>
+        <w:rPr>
+          <w:color w:val="7A7E85"/>
+          <w:lang w:val="en-US"/>
+        </w:rPr>
+        <w:t xml:space="preserve"> </w:t>
+      </w:r>
+      <w:r>
+        <w:rPr>
+          <w:color w:val="7A7E85"/>
+        </w:rPr>
+        <w:t>название</w:t>
+      </w:r>
+      <w:r>
+        <w:rPr>
+          <w:color w:val="7A7E85"/>
+          <w:lang w:val="en-US"/>
+        </w:rPr>
+        <w:t xml:space="preserve"> </w:t>
+      </w:r>
+      <w:r>
+        <w:rPr>
+          <w:color w:val="7A7E85"/>
+        </w:rPr>
+        <w:t>фигуры</w:t>
+      </w:r>
+      <w:r>
+        <w:rPr>
+          <w:color w:val="7A7E85"/>
+          <w:lang w:val="en-US"/>
+        </w:rPr>
+        <w:t xml:space="preserve"> </w:t>
+      </w:r>
+      <w:r>
+        <w:rPr>
+          <w:color w:val="7A7E85"/>
+        </w:rPr>
+        <w:t>из</w:t>
+      </w:r>
+      <w:r>
+        <w:rPr>
+          <w:color w:val="7A7E85"/>
+          <w:lang w:val="en-US"/>
+        </w:rPr>
+        <w:t xml:space="preserve"> </w:t>
+      </w:r>
+      <w:r>
+        <w:rPr>
+          <w:color w:val="7A7E85"/>
+        </w:rPr>
+        <w:t>атрибута</w:t>
+      </w:r>
+      <w:r>
+        <w:rPr>
+          <w:color w:val="7A7E85"/>
+          <w:lang w:val="en-US"/>
+        </w:rPr>
+        <w:t xml:space="preserve"> </w:t>
+      </w:r>
+      <w:r>
+        <w:rPr>
+          <w:color w:val="7A7E85"/>
+        </w:rPr>
+        <w:t>класса</w:t>
+      </w:r>
+      <w:r>
+        <w:rPr>
+          <w:color w:val="7A7E85"/>
+          <w:lang w:val="en-US"/>
+        </w:rPr>
+        <w:t>.</w:t>
+      </w:r>
+      <w:r>
+        <w:rPr>
+          <w:color w:val="7A7E85"/>
+          <w:lang w:val="en-US"/>
+        </w:rPr>
+        <w:br/>
+        <w:t xml:space="preserve">        </w:t>
+      </w:r>
+      <w:proofErr w:type="spellStart"/>
+      <w:r>
+        <w:rPr>
+          <w:color w:val="CF8E6D"/>
+        </w:rPr>
+        <w:t>return</w:t>
+      </w:r>
+      <w:proofErr w:type="spellEnd"/>
+      <w:r>
+        <w:rPr>
+          <w:color w:val="CF8E6D"/>
+        </w:rPr>
+        <w:t xml:space="preserve"> </w:t>
+      </w:r>
+      <w:proofErr w:type="spellStart"/>
+      <w:r>
+        <w:rPr>
+          <w:color w:val="94558D"/>
+        </w:rPr>
+        <w:t>cls</w:t>
+      </w:r>
+      <w:r>
+        <w:rPr>
+          <w:color w:val="BCBEC4"/>
+        </w:rPr>
+        <w:t>.FIGURE_TYPE</w:t>
+      </w:r>
+      <w:proofErr w:type="spellEnd"/>
+      <w:r>
+        <w:rPr>
+          <w:color w:val="BCBEC4"/>
+        </w:rPr>
+        <w:br/>
+      </w:r>
+      <w:r>
+        <w:rPr>
+          <w:color w:val="BCBEC4"/>
+        </w:rPr>
+        <w:br/>
+        <w:t xml:space="preserve">    </w:t>
+      </w:r>
+      <w:proofErr w:type="spellStart"/>
+      <w:r>
+        <w:rPr>
+          <w:color w:val="CF8E6D"/>
+        </w:rPr>
+        <w:t>def</w:t>
+      </w:r>
+      <w:proofErr w:type="spellEnd"/>
+      <w:r>
+        <w:rPr>
+          <w:color w:val="CF8E6D"/>
+        </w:rPr>
+        <w:t xml:space="preserve"> </w:t>
+      </w:r>
+      <w:r>
+        <w:rPr>
+          <w:color w:val="B200B2"/>
+        </w:rPr>
+        <w:t>__</w:t>
+      </w:r>
+      <w:proofErr w:type="spellStart"/>
+      <w:r>
+        <w:rPr>
+          <w:color w:val="B200B2"/>
+        </w:rPr>
+        <w:t>repr</w:t>
+      </w:r>
+      <w:proofErr w:type="spellEnd"/>
+      <w:r>
+        <w:rPr>
+          <w:color w:val="B200B2"/>
+        </w:rPr>
+        <w:t>__</w:t>
+      </w:r>
+      <w:r>
+        <w:rPr>
+          <w:color w:val="BCBEC4"/>
+        </w:rPr>
+        <w:t>(</w:t>
+      </w:r>
+      <w:proofErr w:type="spellStart"/>
+      <w:r>
+        <w:rPr>
+          <w:color w:val="94558D"/>
+        </w:rPr>
         <w:t>self</w:t>
       </w:r>
-      <w:r>
-        <w:rPr>
-          <w:color w:val="BCBEC4"/>
-          <w:lang w:val="en-US"/>
+      <w:proofErr w:type="spellEnd"/>
+      <w:r>
+        <w:rPr>
+          <w:color w:val="BCBEC4"/>
         </w:rPr>
         <w:t>):</w:t>
       </w:r>
       <w:r>
         <w:rPr>
           <w:color w:val="BCBEC4"/>
-          <w:lang w:val="en-US"/>
         </w:rPr>
         <w:br/>
         <w:t xml:space="preserve">        </w:t>
       </w:r>
       <w:r>
         <w:rPr>
-          <w:color w:val="CF8E6D"/>
-          <w:lang w:val="en-US"/>
-        </w:rPr>
-        <w:t xml:space="preserve">return </w:t>
-      </w:r>
-      <w:proofErr w:type="spellStart"/>
-      <w:r>
-        <w:rPr>
-          <w:color w:val="BCBEC4"/>
-          <w:lang w:val="en-US"/>
-        </w:rPr>
-        <w:t>math.pi</w:t>
-      </w:r>
-      <w:proofErr w:type="spellEnd"/>
-      <w:r>
-        <w:rPr>
-          <w:color w:val="BCBEC4"/>
-          <w:lang w:val="en-US"/>
-        </w:rPr>
-        <w:t xml:space="preserve"> * </w:t>
+          <w:color w:val="7A7E85"/>
+        </w:rPr>
+        <w:t># Выводим основные характеристики круга в виде одной строки.</w:t>
+      </w:r>
+      <w:r>
+        <w:rPr>
+          <w:color w:val="7A7E85"/>
+        </w:rPr>
+        <w:br/>
+        <w:t xml:space="preserve">        </w:t>
+      </w:r>
+      <w:proofErr w:type="spellStart"/>
+      <w:r>
+        <w:rPr>
+          <w:color w:val="CF8E6D"/>
+        </w:rPr>
+        <w:t>return</w:t>
+      </w:r>
+      <w:proofErr w:type="spellEnd"/>
+      <w:r>
+        <w:rPr>
+          <w:color w:val="CF8E6D"/>
+        </w:rPr>
+        <w:t xml:space="preserve"> </w:t>
+      </w:r>
+      <w:r>
+        <w:rPr>
+          <w:color w:val="6AAB73"/>
+        </w:rPr>
+        <w:t>"{}: радиус = {}, цвет = {}, площадь = {}"</w:t>
+      </w:r>
+      <w:r>
+        <w:rPr>
+          <w:color w:val="BCBEC4"/>
+        </w:rPr>
+        <w:t>.</w:t>
+      </w:r>
+      <w:proofErr w:type="spellStart"/>
+      <w:r>
+        <w:rPr>
+          <w:color w:val="BCBEC4"/>
+        </w:rPr>
+        <w:t>format</w:t>
+      </w:r>
+      <w:proofErr w:type="spellEnd"/>
+      <w:r>
+        <w:rPr>
+          <w:color w:val="BCBEC4"/>
+        </w:rPr>
+        <w:t>(</w:t>
+      </w:r>
+      <w:r>
+        <w:rPr>
+          <w:color w:val="BCBEC4"/>
+        </w:rPr>
+        <w:br/>
+        <w:t xml:space="preserve">            </w:t>
       </w:r>
       <w:proofErr w:type="spellStart"/>
       <w:r>
         <w:rPr>
           <w:color w:val="94558D"/>
-          <w:lang w:val="en-US"/>
         </w:rPr>
         <w:t>self</w:t>
       </w:r>
       <w:r>
         <w:rPr>
           <w:color w:val="BCBEC4"/>
-          <w:lang w:val="en-US"/>
+        </w:rPr>
+        <w:t>.get_figure_type</w:t>
+      </w:r>
+      <w:proofErr w:type="spellEnd"/>
+      <w:r>
+        <w:rPr>
+          <w:color w:val="BCBEC4"/>
+        </w:rPr>
+        <w:t>(),</w:t>
+      </w:r>
+      <w:r>
+        <w:rPr>
+          <w:color w:val="BCBEC4"/>
+        </w:rPr>
+        <w:br/>
+        <w:t xml:space="preserve">            </w:t>
+      </w:r>
+      <w:proofErr w:type="spellStart"/>
+      <w:r>
+        <w:rPr>
+          <w:color w:val="94558D"/>
+        </w:rPr>
+        <w:t>self</w:t>
+      </w:r>
+      <w:r>
+        <w:rPr>
+          <w:color w:val="BCBEC4"/>
         </w:rPr>
         <w:t>.radius</w:t>
       </w:r>
@@ -4542,364 +5798,53 @@
       <w:r>
         <w:rPr>
           <w:color w:val="BCBEC4"/>
-          <w:lang w:val="en-US"/>
-        </w:rPr>
-        <w:t xml:space="preserve"> ** </w:t>
-      </w:r>
-      <w:r>
-        <w:rPr>
-          <w:color w:val="2AACB8"/>
-          <w:lang w:val="en-US"/>
-        </w:rPr>
-        <w:t>2</w:t>
-      </w:r>
-      <w:r>
-        <w:rPr>
-          <w:color w:val="2AACB8"/>
-          <w:lang w:val="en-US"/>
-        </w:rPr>
-        <w:br/>
-      </w:r>
-      <w:r>
-        <w:rPr>
-          <w:color w:val="2AACB8"/>
-          <w:lang w:val="en-US"/>
-        </w:rPr>
-        <w:br/>
-        <w:t xml:space="preserve">    </w:t>
-      </w:r>
-      <w:r>
-        <w:rPr>
-          <w:color w:val="B3AE60"/>
-          <w:lang w:val="en-US"/>
-        </w:rPr>
-        <w:t>@classmethod</w:t>
-      </w:r>
-      <w:r>
-        <w:rPr>
-          <w:color w:val="B3AE60"/>
-          <w:lang w:val="en-US"/>
-        </w:rPr>
-        <w:br/>
-        <w:t xml:space="preserve">    </w:t>
-      </w:r>
-      <w:r>
-        <w:rPr>
-          <w:color w:val="CF8E6D"/>
-          <w:lang w:val="en-US"/>
-        </w:rPr>
-        <w:t xml:space="preserve">def </w:t>
-      </w:r>
-      <w:proofErr w:type="spellStart"/>
-      <w:r>
-        <w:rPr>
-          <w:color w:val="56A8F5"/>
-          <w:lang w:val="en-US"/>
-        </w:rPr>
-        <w:t>get_figure_type</w:t>
-      </w:r>
-      <w:proofErr w:type="spellEnd"/>
-      <w:r>
-        <w:rPr>
-          <w:color w:val="BCBEC4"/>
-          <w:lang w:val="en-US"/>
-        </w:rPr>
-        <w:t>(</w:t>
+        </w:rPr>
+        <w:t>,</w:t>
+      </w:r>
+      <w:r>
+        <w:rPr>
+          <w:color w:val="BCBEC4"/>
+        </w:rPr>
+        <w:br/>
+        <w:t xml:space="preserve">            </w:t>
       </w:r>
       <w:proofErr w:type="spellStart"/>
       <w:r>
         <w:rPr>
           <w:color w:val="94558D"/>
-          <w:lang w:val="en-US"/>
-        </w:rPr>
-        <w:t>cls</w:t>
-      </w:r>
-      <w:proofErr w:type="spellEnd"/>
-      <w:r>
-        <w:rPr>
-          <w:color w:val="BCBEC4"/>
-          <w:lang w:val="en-US"/>
-        </w:rPr>
-        <w:t>):</w:t>
-      </w:r>
-      <w:r>
-        <w:rPr>
-          <w:color w:val="BCBEC4"/>
-          <w:lang w:val="en-US"/>
-        </w:rPr>
-        <w:br/>
-        <w:t xml:space="preserve">        </w:t>
-      </w:r>
-      <w:r>
-        <w:rPr>
-          <w:color w:val="CF8E6D"/>
-          <w:lang w:val="en-US"/>
-        </w:rPr>
-        <w:t xml:space="preserve">return </w:t>
+        </w:rPr>
+        <w:t>self</w:t>
+      </w:r>
+      <w:r>
+        <w:rPr>
+          <w:color w:val="BCBEC4"/>
+        </w:rPr>
+        <w:t>.color.color</w:t>
+      </w:r>
+      <w:proofErr w:type="spellEnd"/>
+      <w:r>
+        <w:rPr>
+          <w:color w:val="BCBEC4"/>
+        </w:rPr>
+        <w:t>,</w:t>
+      </w:r>
+      <w:r>
+        <w:rPr>
+          <w:color w:val="BCBEC4"/>
+        </w:rPr>
+        <w:br/>
+        <w:t xml:space="preserve">            </w:t>
       </w:r>
       <w:proofErr w:type="spellStart"/>
       <w:r>
         <w:rPr>
           <w:color w:val="94558D"/>
-          <w:lang w:val="en-US"/>
-        </w:rPr>
-        <w:t>cls</w:t>
-      </w:r>
-      <w:r>
-        <w:rPr>
-          <w:color w:val="BCBEC4"/>
-          <w:lang w:val="en-US"/>
-        </w:rPr>
-        <w:t>.FIGURE_TYPE</w:t>
-      </w:r>
-      <w:proofErr w:type="spellEnd"/>
-      <w:r>
-        <w:rPr>
-          <w:color w:val="BCBEC4"/>
-          <w:lang w:val="en-US"/>
-        </w:rPr>
-        <w:br/>
-      </w:r>
-      <w:r>
-        <w:rPr>
-          <w:color w:val="BCBEC4"/>
-          <w:lang w:val="en-US"/>
-        </w:rPr>
-        <w:br/>
-        <w:t xml:space="preserve">    </w:t>
-      </w:r>
-      <w:r>
-        <w:rPr>
-          <w:color w:val="CF8E6D"/>
-          <w:lang w:val="en-US"/>
-        </w:rPr>
-        <w:t xml:space="preserve">def </w:t>
-      </w:r>
-      <w:r>
-        <w:rPr>
-          <w:color w:val="B200B2"/>
-          <w:lang w:val="en-US"/>
-        </w:rPr>
-        <w:t>__</w:t>
-      </w:r>
-      <w:proofErr w:type="spellStart"/>
-      <w:r>
-        <w:rPr>
-          <w:color w:val="B200B2"/>
-          <w:lang w:val="en-US"/>
-        </w:rPr>
-        <w:t>repr</w:t>
-      </w:r>
-      <w:proofErr w:type="spellEnd"/>
-      <w:r>
-        <w:rPr>
-          <w:color w:val="B200B2"/>
-          <w:lang w:val="en-US"/>
-        </w:rPr>
-        <w:t>__</w:t>
-      </w:r>
-      <w:r>
-        <w:rPr>
-          <w:color w:val="BCBEC4"/>
-          <w:lang w:val="en-US"/>
-        </w:rPr>
-        <w:t>(</w:t>
-      </w:r>
-      <w:r>
-        <w:rPr>
-          <w:color w:val="94558D"/>
-          <w:lang w:val="en-US"/>
         </w:rPr>
         <w:t>self</w:t>
       </w:r>
       <w:r>
         <w:rPr>
           <w:color w:val="BCBEC4"/>
-          <w:lang w:val="en-US"/>
-        </w:rPr>
-        <w:t>):</w:t>
-      </w:r>
-      <w:r>
-        <w:rPr>
-          <w:color w:val="BCBEC4"/>
-          <w:lang w:val="en-US"/>
-        </w:rPr>
-        <w:br/>
-        <w:t xml:space="preserve">        </w:t>
-      </w:r>
-      <w:r>
-        <w:rPr>
-          <w:color w:val="CF8E6D"/>
-          <w:lang w:val="en-US"/>
-        </w:rPr>
-        <w:t xml:space="preserve">return </w:t>
-      </w:r>
-      <w:r>
-        <w:rPr>
-          <w:color w:val="6AAB73"/>
-          <w:lang w:val="en-US"/>
-        </w:rPr>
-        <w:t xml:space="preserve">"{}: </w:t>
-      </w:r>
-      <w:r>
-        <w:rPr>
-          <w:color w:val="6AAB73"/>
-        </w:rPr>
-        <w:t>радиус</w:t>
-      </w:r>
-      <w:r>
-        <w:rPr>
-          <w:color w:val="6AAB73"/>
-          <w:lang w:val="en-US"/>
-        </w:rPr>
-        <w:t xml:space="preserve"> = {}, </w:t>
-      </w:r>
-      <w:r>
-        <w:rPr>
-          <w:color w:val="6AAB73"/>
-        </w:rPr>
-        <w:t>цвет</w:t>
-      </w:r>
-      <w:r>
-        <w:rPr>
-          <w:color w:val="6AAB73"/>
-          <w:lang w:val="en-US"/>
-        </w:rPr>
-        <w:t xml:space="preserve"> = {}, </w:t>
-      </w:r>
-      <w:r>
-        <w:rPr>
-          <w:color w:val="6AAB73"/>
-        </w:rPr>
-        <w:t>площадь</w:t>
-      </w:r>
-      <w:r>
-        <w:rPr>
-          <w:color w:val="6AAB73"/>
-          <w:lang w:val="en-US"/>
-        </w:rPr>
-        <w:t xml:space="preserve"> = {}"</w:t>
-      </w:r>
-      <w:r>
-        <w:rPr>
-          <w:color w:val="BCBEC4"/>
-          <w:lang w:val="en-US"/>
-        </w:rPr>
-        <w:t>.format(</w:t>
-      </w:r>
-      <w:r>
-        <w:rPr>
-          <w:color w:val="BCBEC4"/>
-          <w:lang w:val="en-US"/>
-        </w:rPr>
-        <w:br/>
-        <w:t xml:space="preserve">            </w:t>
-      </w:r>
-      <w:proofErr w:type="spellStart"/>
-      <w:r>
-        <w:rPr>
-          <w:color w:val="94558D"/>
-          <w:lang w:val="en-US"/>
-        </w:rPr>
-        <w:t>self</w:t>
-      </w:r>
-      <w:r>
-        <w:rPr>
-          <w:color w:val="BCBEC4"/>
-          <w:lang w:val="en-US"/>
-        </w:rPr>
-        <w:t>.get_figure_type</w:t>
-      </w:r>
-      <w:proofErr w:type="spellEnd"/>
-      <w:r>
-        <w:rPr>
-          <w:color w:val="BCBEC4"/>
-          <w:lang w:val="en-US"/>
-        </w:rPr>
-        <w:t>(),</w:t>
-      </w:r>
-      <w:r>
-        <w:rPr>
-          <w:color w:val="BCBEC4"/>
-          <w:lang w:val="en-US"/>
-        </w:rPr>
-        <w:br/>
-        <w:t xml:space="preserve">            </w:t>
-      </w:r>
-      <w:proofErr w:type="spellStart"/>
-      <w:r>
-        <w:rPr>
-          <w:color w:val="94558D"/>
-          <w:lang w:val="en-US"/>
-        </w:rPr>
-        <w:t>self</w:t>
-      </w:r>
-      <w:r>
-        <w:rPr>
-          <w:color w:val="BCBEC4"/>
-          <w:lang w:val="en-US"/>
-        </w:rPr>
-        <w:t>.radius</w:t>
-      </w:r>
-      <w:proofErr w:type="spellEnd"/>
-      <w:r>
-        <w:rPr>
-          <w:color w:val="BCBEC4"/>
-          <w:lang w:val="en-US"/>
-        </w:rPr>
-        <w:t>,</w:t>
-      </w:r>
-      <w:r>
-        <w:rPr>
-          <w:color w:val="BCBEC4"/>
-          <w:lang w:val="en-US"/>
-        </w:rPr>
-        <w:br/>
-        <w:t xml:space="preserve">            </w:t>
-      </w:r>
-      <w:proofErr w:type="spellStart"/>
-      <w:r>
-        <w:rPr>
-          <w:color w:val="94558D"/>
-          <w:lang w:val="en-US"/>
-        </w:rPr>
-        <w:t>self</w:t>
-      </w:r>
-      <w:r>
-        <w:rPr>
-          <w:color w:val="BCBEC4"/>
-          <w:lang w:val="en-US"/>
-        </w:rPr>
-        <w:t>.color.color</w:t>
-      </w:r>
-      <w:proofErr w:type="spellEnd"/>
-      <w:r>
-        <w:rPr>
-          <w:color w:val="BCBEC4"/>
-          <w:lang w:val="en-US"/>
-        </w:rPr>
-        <w:t>,</w:t>
-      </w:r>
-      <w:r>
-        <w:rPr>
-          <w:color w:val="BCBEC4"/>
-          <w:lang w:val="en-US"/>
-        </w:rPr>
-        <w:br/>
-        <w:t xml:space="preserve">            </w:t>
-      </w:r>
-      <w:proofErr w:type="spellStart"/>
-      <w:r>
-        <w:rPr>
-          <w:color w:val="94558D"/>
-          <w:lang w:val="en-US"/>
-        </w:rPr>
-        <w:t>self</w:t>
-      </w:r>
-      <w:r>
-        <w:rPr>
-          <w:color w:val="BCBEC4"/>
-          <w:lang w:val="en-US"/>
         </w:rPr>
         <w:t>.area</w:t>
       </w:r>
@@ -4907,14 +5852,12 @@
       <w:r>
         <w:rPr>
           <w:color w:val="BCBEC4"/>
-          <w:lang w:val="en-US"/>
         </w:rPr>
         <w:t>()</w:t>
       </w:r>
       <w:r>
         <w:rPr>
           <w:color w:val="BCBEC4"/>
-          <w:lang w:val="en-US"/>
         </w:rPr>
         <w:br/>
         <w:t xml:space="preserve">        )</w:t>
@@ -4928,7 +5871,6 @@
         <w:rPr>
           <w:sz w:val="24"/>
           <w:szCs w:val="24"/>
-          <w:lang w:val="en-US"/>
         </w:rPr>
       </w:pPr>
     </w:p>
@@ -4940,31 +5882,30 @@
         <w:rPr>
           <w:sz w:val="24"/>
           <w:szCs w:val="24"/>
+        </w:rPr>
+      </w:pPr>
+      <w:r>
+        <w:rPr>
+          <w:sz w:val="24"/>
+          <w:szCs w:val="24"/>
           <w:lang w:val="en-US"/>
         </w:rPr>
-      </w:pPr>
+        <w:t>square</w:t>
+      </w:r>
+      <w:r>
+        <w:rPr>
+          <w:sz w:val="24"/>
+          <w:szCs w:val="24"/>
+        </w:rPr>
+        <w:t>.</w:t>
+      </w:r>
+      <w:proofErr w:type="spellStart"/>
       <w:r>
         <w:rPr>
           <w:sz w:val="24"/>
           <w:szCs w:val="24"/>
           <w:lang w:val="en-US"/>
         </w:rPr>
-        <w:t>square</w:t>
-      </w:r>
-      <w:r>
-        <w:rPr>
-          <w:sz w:val="24"/>
-          <w:szCs w:val="24"/>
-        </w:rPr>
-        <w:t>.</w:t>
-      </w:r>
-      <w:proofErr w:type="spellStart"/>
-      <w:r>
-        <w:rPr>
-          <w:sz w:val="24"/>
-          <w:szCs w:val="24"/>
-          <w:lang w:val="en-US"/>
-        </w:rPr>
         <w:t>py</w:t>
       </w:r>
       <w:proofErr w:type="spellEnd"/>
@@ -4972,7 +5913,6 @@
         <w:rPr>
           <w:sz w:val="24"/>
           <w:szCs w:val="24"/>
-          <w:lang w:val="en-US"/>
         </w:rPr>
         <w:t>:</w:t>
       </w:r>
@@ -4983,424 +5923,574 @@
         <w:shd w:val="clear" w:color="auto" w:fill="191A1C"/>
         <w:rPr>
           <w:color w:val="BCBEC4"/>
-          <w:lang w:val="en-US"/>
-        </w:rPr>
-      </w:pPr>
-      <w:proofErr w:type="gramStart"/>
-      <w:r>
-        <w:rPr>
-          <w:color w:val="CF8E6D"/>
-          <w:lang w:val="en-US"/>
-        </w:rPr>
-        <w:t xml:space="preserve">from </w:t>
-      </w:r>
-      <w:r>
-        <w:rPr>
-          <w:color w:val="BCBEC4"/>
-          <w:lang w:val="en-US"/>
-        </w:rPr>
-        <w:t>.rectangle</w:t>
-      </w:r>
-      <w:proofErr w:type="gramEnd"/>
-      <w:r>
-        <w:rPr>
-          <w:color w:val="BCBEC4"/>
-          <w:lang w:val="en-US"/>
+        </w:rPr>
+      </w:pPr>
+      <w:r>
+        <w:rPr>
+          <w:color w:val="7A7E85"/>
+        </w:rPr>
+        <w:t># Используем прямоугольник как базовый класс: квадрат является его частным случаем.</w:t>
+      </w:r>
+      <w:r>
+        <w:rPr>
+          <w:color w:val="7A7E85"/>
+        </w:rPr>
+        <w:br/>
+      </w:r>
+      <w:proofErr w:type="spellStart"/>
+      <w:r>
+        <w:rPr>
+          <w:color w:val="CF8E6D"/>
+        </w:rPr>
+        <w:t>from</w:t>
+      </w:r>
+      <w:proofErr w:type="spellEnd"/>
+      <w:r>
+        <w:rPr>
+          <w:color w:val="CF8E6D"/>
         </w:rPr>
         <w:t xml:space="preserve"> </w:t>
       </w:r>
       <w:r>
         <w:rPr>
-          <w:color w:val="CF8E6D"/>
-          <w:lang w:val="en-US"/>
-        </w:rPr>
-        <w:t xml:space="preserve">import </w:t>
-      </w:r>
-      <w:r>
-        <w:rPr>
-          <w:color w:val="BCBEC4"/>
-          <w:lang w:val="en-US"/>
+          <w:color w:val="BCBEC4"/>
+        </w:rPr>
+        <w:t>.</w:t>
+      </w:r>
+      <w:proofErr w:type="spellStart"/>
+      <w:r>
+        <w:rPr>
+          <w:color w:val="BCBEC4"/>
+        </w:rPr>
+        <w:t>rectangle</w:t>
+      </w:r>
+      <w:proofErr w:type="spellEnd"/>
+      <w:r>
+        <w:rPr>
+          <w:color w:val="BCBEC4"/>
+        </w:rPr>
+        <w:t xml:space="preserve"> </w:t>
+      </w:r>
+      <w:proofErr w:type="spellStart"/>
+      <w:r>
+        <w:rPr>
+          <w:color w:val="CF8E6D"/>
+        </w:rPr>
+        <w:t>import</w:t>
+      </w:r>
+      <w:proofErr w:type="spellEnd"/>
+      <w:r>
+        <w:rPr>
+          <w:color w:val="CF8E6D"/>
+        </w:rPr>
+        <w:t xml:space="preserve"> </w:t>
+      </w:r>
+      <w:proofErr w:type="spellStart"/>
+      <w:r>
+        <w:rPr>
+          <w:color w:val="BCBEC4"/>
         </w:rPr>
         <w:t>Rectangle</w:t>
       </w:r>
-      <w:r>
-        <w:rPr>
-          <w:color w:val="BCBEC4"/>
-          <w:lang w:val="en-US"/>
-        </w:rPr>
-        <w:br/>
-      </w:r>
-      <w:r>
-        <w:rPr>
-          <w:color w:val="BCBEC4"/>
-          <w:lang w:val="en-US"/>
-        </w:rPr>
-        <w:br/>
-      </w:r>
-      <w:r>
-        <w:rPr>
-          <w:color w:val="BCBEC4"/>
-          <w:lang w:val="en-US"/>
-        </w:rPr>
-        <w:br/>
-      </w:r>
-      <w:r>
-        <w:rPr>
-          <w:color w:val="CF8E6D"/>
-          <w:lang w:val="en-US"/>
-        </w:rPr>
-        <w:t xml:space="preserve">class </w:t>
-      </w:r>
-      <w:proofErr w:type="gramStart"/>
-      <w:r>
-        <w:rPr>
-          <w:color w:val="BCBEC4"/>
-          <w:lang w:val="en-US"/>
+      <w:proofErr w:type="spellEnd"/>
+      <w:r>
+        <w:rPr>
+          <w:color w:val="BCBEC4"/>
+        </w:rPr>
+        <w:br/>
+      </w:r>
+      <w:r>
+        <w:rPr>
+          <w:color w:val="BCBEC4"/>
+        </w:rPr>
+        <w:br/>
+      </w:r>
+      <w:r>
+        <w:rPr>
+          <w:color w:val="BCBEC4"/>
+        </w:rPr>
+        <w:br/>
+      </w:r>
+      <w:r>
+        <w:rPr>
+          <w:color w:val="7A7E85"/>
+        </w:rPr>
+        <w:t># Квадрат наследует расчет площади и метод получения названия фигуры.</w:t>
+      </w:r>
+      <w:r>
+        <w:rPr>
+          <w:color w:val="7A7E85"/>
+        </w:rPr>
+        <w:br/>
+      </w:r>
+      <w:proofErr w:type="spellStart"/>
+      <w:r>
+        <w:rPr>
+          <w:color w:val="CF8E6D"/>
+        </w:rPr>
+        <w:t>class</w:t>
+      </w:r>
+      <w:proofErr w:type="spellEnd"/>
+      <w:r>
+        <w:rPr>
+          <w:color w:val="CF8E6D"/>
+        </w:rPr>
+        <w:t xml:space="preserve"> </w:t>
+      </w:r>
+      <w:r>
+        <w:rPr>
+          <w:color w:val="BCBEC4"/>
         </w:rPr>
         <w:t>Square(</w:t>
       </w:r>
-      <w:proofErr w:type="gramEnd"/>
-      <w:r>
-        <w:rPr>
-          <w:color w:val="BCBEC4"/>
-          <w:lang w:val="en-US"/>
-        </w:rPr>
-        <w:t>Rectangle):</w:t>
-      </w:r>
-      <w:r>
-        <w:rPr>
-          <w:color w:val="BCBEC4"/>
-          <w:lang w:val="en-US"/>
-        </w:rPr>
-        <w:br/>
-        <w:t xml:space="preserve">    FIGURE_TYPE = </w:t>
+      <w:proofErr w:type="spellStart"/>
+      <w:r>
+        <w:rPr>
+          <w:color w:val="BCBEC4"/>
+        </w:rPr>
+        <w:t>Rectangle</w:t>
+      </w:r>
+      <w:proofErr w:type="spellEnd"/>
+      <w:r>
+        <w:rPr>
+          <w:color w:val="BCBEC4"/>
+        </w:rPr>
+        <w:t>):</w:t>
+      </w:r>
+      <w:r>
+        <w:rPr>
+          <w:color w:val="BCBEC4"/>
+        </w:rPr>
+        <w:br/>
+        <w:t xml:space="preserve">    </w:t>
+      </w:r>
+      <w:r>
+        <w:rPr>
+          <w:color w:val="7A7E85"/>
+        </w:rPr>
+        <w:t># Переопределяем название, чтобы оно отображалось как «Квадрат».</w:t>
+      </w:r>
+      <w:r>
+        <w:rPr>
+          <w:color w:val="7A7E85"/>
+        </w:rPr>
+        <w:br/>
+        <w:t xml:space="preserve">    </w:t>
+      </w:r>
+      <w:r>
+        <w:rPr>
+          <w:color w:val="BCBEC4"/>
+        </w:rPr>
+        <w:t xml:space="preserve">FIGURE_TYPE = </w:t>
       </w:r>
       <w:r>
         <w:rPr>
           <w:color w:val="6AAB73"/>
-          <w:lang w:val="en-US"/>
-        </w:rPr>
-        <w:t>"</w:t>
+        </w:rPr>
+        <w:t>"Квадрат"</w:t>
       </w:r>
       <w:r>
         <w:rPr>
           <w:color w:val="6AAB73"/>
         </w:rPr>
-        <w:t>Квадрат</w:t>
+        <w:br/>
       </w:r>
       <w:r>
         <w:rPr>
           <w:color w:val="6AAB73"/>
-          <w:lang w:val="en-US"/>
-        </w:rPr>
-        <w:t>"</w:t>
+        </w:rPr>
+        <w:br/>
+        <w:t xml:space="preserve">    </w:t>
+      </w:r>
+      <w:proofErr w:type="spellStart"/>
+      <w:r>
+        <w:rPr>
+          <w:color w:val="CF8E6D"/>
+        </w:rPr>
+        <w:t>def</w:t>
+      </w:r>
+      <w:proofErr w:type="spellEnd"/>
+      <w:r>
+        <w:rPr>
+          <w:color w:val="CF8E6D"/>
+        </w:rPr>
+        <w:t xml:space="preserve"> </w:t>
+      </w:r>
+      <w:r>
+        <w:rPr>
+          <w:color w:val="B200B2"/>
+        </w:rPr>
+        <w:t>__</w:t>
+      </w:r>
+      <w:proofErr w:type="spellStart"/>
+      <w:r>
+        <w:rPr>
+          <w:color w:val="B200B2"/>
+        </w:rPr>
+        <w:t>init</w:t>
+      </w:r>
+      <w:proofErr w:type="spellEnd"/>
+      <w:r>
+        <w:rPr>
+          <w:color w:val="B200B2"/>
+        </w:rPr>
+        <w:t>__</w:t>
+      </w:r>
+      <w:r>
+        <w:rPr>
+          <w:color w:val="BCBEC4"/>
+        </w:rPr>
+        <w:t>(</w:t>
+      </w:r>
+      <w:proofErr w:type="spellStart"/>
+      <w:r>
+        <w:rPr>
+          <w:color w:val="94558D"/>
+        </w:rPr>
+        <w:t>self</w:t>
+      </w:r>
+      <w:proofErr w:type="spellEnd"/>
+      <w:r>
+        <w:rPr>
+          <w:color w:val="BCBEC4"/>
+        </w:rPr>
+        <w:t xml:space="preserve">, </w:t>
+      </w:r>
+      <w:proofErr w:type="spellStart"/>
+      <w:r>
+        <w:rPr>
+          <w:color w:val="BCBEC4"/>
+        </w:rPr>
+        <w:t>side</w:t>
+      </w:r>
+      <w:proofErr w:type="spellEnd"/>
+      <w:r>
+        <w:rPr>
+          <w:color w:val="BCBEC4"/>
+        </w:rPr>
+        <w:t xml:space="preserve">, </w:t>
+      </w:r>
+      <w:proofErr w:type="spellStart"/>
+      <w:r>
+        <w:rPr>
+          <w:color w:val="BCBEC4"/>
+        </w:rPr>
+        <w:t>color</w:t>
+      </w:r>
+      <w:proofErr w:type="spellEnd"/>
+      <w:r>
+        <w:rPr>
+          <w:color w:val="BCBEC4"/>
+        </w:rPr>
+        <w:t>):</w:t>
+      </w:r>
+      <w:r>
+        <w:rPr>
+          <w:color w:val="BCBEC4"/>
+        </w:rPr>
+        <w:br/>
+        <w:t xml:space="preserve">        </w:t>
+      </w:r>
+      <w:r>
+        <w:rPr>
+          <w:color w:val="7A7E85"/>
+        </w:rPr>
+        <w:t># Передаем длину стороны как ширину и высоту в конструктор прямоугольника.</w:t>
+      </w:r>
+      <w:r>
+        <w:rPr>
+          <w:color w:val="7A7E85"/>
+        </w:rPr>
+        <w:br/>
+        <w:t xml:space="preserve">        </w:t>
+      </w:r>
+      <w:proofErr w:type="spellStart"/>
+      <w:r>
+        <w:rPr>
+          <w:color w:val="8888C6"/>
+        </w:rPr>
+        <w:t>super</w:t>
+      </w:r>
+      <w:proofErr w:type="spellEnd"/>
+      <w:r>
+        <w:rPr>
+          <w:color w:val="BCBEC4"/>
+        </w:rPr>
+        <w:t>().</w:t>
+      </w:r>
+      <w:r>
+        <w:rPr>
+          <w:color w:val="B200B2"/>
+        </w:rPr>
+        <w:t>__</w:t>
+      </w:r>
+      <w:proofErr w:type="spellStart"/>
+      <w:r>
+        <w:rPr>
+          <w:color w:val="B200B2"/>
+        </w:rPr>
+        <w:t>init</w:t>
+      </w:r>
+      <w:proofErr w:type="spellEnd"/>
+      <w:r>
+        <w:rPr>
+          <w:color w:val="B200B2"/>
+        </w:rPr>
+        <w:t>__</w:t>
+      </w:r>
+      <w:r>
+        <w:rPr>
+          <w:color w:val="BCBEC4"/>
+        </w:rPr>
+        <w:t>(</w:t>
+      </w:r>
+      <w:proofErr w:type="spellStart"/>
+      <w:r>
+        <w:rPr>
+          <w:color w:val="BCBEC4"/>
+        </w:rPr>
+        <w:t>side</w:t>
+      </w:r>
+      <w:proofErr w:type="spellEnd"/>
+      <w:r>
+        <w:rPr>
+          <w:color w:val="BCBEC4"/>
+        </w:rPr>
+        <w:t xml:space="preserve">, </w:t>
+      </w:r>
+      <w:proofErr w:type="spellStart"/>
+      <w:r>
+        <w:rPr>
+          <w:color w:val="BCBEC4"/>
+        </w:rPr>
+        <w:t>side</w:t>
+      </w:r>
+      <w:proofErr w:type="spellEnd"/>
+      <w:r>
+        <w:rPr>
+          <w:color w:val="BCBEC4"/>
+        </w:rPr>
+        <w:t xml:space="preserve">, </w:t>
+      </w:r>
+      <w:proofErr w:type="spellStart"/>
+      <w:r>
+        <w:rPr>
+          <w:color w:val="BCBEC4"/>
+        </w:rPr>
+        <w:t>color</w:t>
+      </w:r>
+      <w:proofErr w:type="spellEnd"/>
+      <w:r>
+        <w:rPr>
+          <w:color w:val="BCBEC4"/>
+        </w:rPr>
+        <w:t>)</w:t>
+      </w:r>
+      <w:r>
+        <w:rPr>
+          <w:color w:val="BCBEC4"/>
+        </w:rPr>
+        <w:br/>
+      </w:r>
+      <w:r>
+        <w:rPr>
+          <w:color w:val="BCBEC4"/>
+        </w:rPr>
+        <w:br/>
+        <w:t xml:space="preserve">    </w:t>
+      </w:r>
+      <w:proofErr w:type="spellStart"/>
+      <w:r>
+        <w:rPr>
+          <w:color w:val="CF8E6D"/>
+        </w:rPr>
+        <w:t>def</w:t>
+      </w:r>
+      <w:proofErr w:type="spellEnd"/>
+      <w:r>
+        <w:rPr>
+          <w:color w:val="CF8E6D"/>
+        </w:rPr>
+        <w:t xml:space="preserve"> </w:t>
+      </w:r>
+      <w:r>
+        <w:rPr>
+          <w:color w:val="B200B2"/>
+        </w:rPr>
+        <w:t>__</w:t>
+      </w:r>
+      <w:proofErr w:type="spellStart"/>
+      <w:r>
+        <w:rPr>
+          <w:color w:val="B200B2"/>
+        </w:rPr>
+        <w:t>repr</w:t>
+      </w:r>
+      <w:proofErr w:type="spellEnd"/>
+      <w:r>
+        <w:rPr>
+          <w:color w:val="B200B2"/>
+        </w:rPr>
+        <w:t>__</w:t>
+      </w:r>
+      <w:r>
+        <w:rPr>
+          <w:color w:val="BCBEC4"/>
+        </w:rPr>
+        <w:t>(</w:t>
+      </w:r>
+      <w:proofErr w:type="spellStart"/>
+      <w:r>
+        <w:rPr>
+          <w:color w:val="94558D"/>
+        </w:rPr>
+        <w:t>self</w:t>
+      </w:r>
+      <w:proofErr w:type="spellEnd"/>
+      <w:r>
+        <w:rPr>
+          <w:color w:val="BCBEC4"/>
+        </w:rPr>
+        <w:t>):</w:t>
+      </w:r>
+      <w:r>
+        <w:rPr>
+          <w:color w:val="BCBEC4"/>
+        </w:rPr>
+        <w:br/>
+        <w:t xml:space="preserve">        </w:t>
+      </w:r>
+      <w:r>
+        <w:rPr>
+          <w:color w:val="7A7E85"/>
+        </w:rPr>
+        <w:t># Показываем одну сторону вместо двух одинаковых размеров.</w:t>
+      </w:r>
+      <w:r>
+        <w:rPr>
+          <w:color w:val="7A7E85"/>
+        </w:rPr>
+        <w:br/>
+        <w:t xml:space="preserve">        # Для расчета площади используется унаследованный метод </w:t>
+      </w:r>
+      <w:proofErr w:type="spellStart"/>
+      <w:r>
+        <w:rPr>
+          <w:color w:val="7A7E85"/>
+        </w:rPr>
+        <w:t>area</w:t>
+      </w:r>
+      <w:proofErr w:type="spellEnd"/>
+      <w:r>
+        <w:rPr>
+          <w:color w:val="7A7E85"/>
+        </w:rPr>
+        <w:t>().</w:t>
+      </w:r>
+      <w:r>
+        <w:rPr>
+          <w:color w:val="7A7E85"/>
+        </w:rPr>
+        <w:br/>
+        <w:t xml:space="preserve">        </w:t>
+      </w:r>
+      <w:proofErr w:type="spellStart"/>
+      <w:r>
+        <w:rPr>
+          <w:color w:val="CF8E6D"/>
+        </w:rPr>
+        <w:t>return</w:t>
+      </w:r>
+      <w:proofErr w:type="spellEnd"/>
+      <w:r>
+        <w:rPr>
+          <w:color w:val="CF8E6D"/>
+        </w:rPr>
+        <w:t xml:space="preserve"> </w:t>
       </w:r>
       <w:r>
         <w:rPr>
           <w:color w:val="6AAB73"/>
-          <w:lang w:val="en-US"/>
-        </w:rPr>
-        <w:br/>
-      </w:r>
-      <w:r>
-        <w:rPr>
-          <w:color w:val="6AAB73"/>
-          <w:lang w:val="en-US"/>
-        </w:rPr>
-        <w:br/>
-        <w:t xml:space="preserve">    </w:t>
-      </w:r>
-      <w:r>
-        <w:rPr>
-          <w:color w:val="CF8E6D"/>
-          <w:lang w:val="en-US"/>
-        </w:rPr>
-        <w:t xml:space="preserve">def </w:t>
-      </w:r>
-      <w:r>
-        <w:rPr>
-          <w:color w:val="B200B2"/>
-          <w:lang w:val="en-US"/>
-        </w:rPr>
-        <w:t>__</w:t>
-      </w:r>
-      <w:proofErr w:type="spellStart"/>
-      <w:r>
-        <w:rPr>
-          <w:color w:val="B200B2"/>
-          <w:lang w:val="en-US"/>
-        </w:rPr>
-        <w:t>init</w:t>
-      </w:r>
-      <w:proofErr w:type="spellEnd"/>
-      <w:r>
-        <w:rPr>
-          <w:color w:val="B200B2"/>
-          <w:lang w:val="en-US"/>
-        </w:rPr>
-        <w:t>_</w:t>
-      </w:r>
-      <w:proofErr w:type="gramStart"/>
-      <w:r>
-        <w:rPr>
-          <w:color w:val="B200B2"/>
-          <w:lang w:val="en-US"/>
-        </w:rPr>
-        <w:t>_</w:t>
-      </w:r>
-      <w:r>
-        <w:rPr>
-          <w:color w:val="BCBEC4"/>
-          <w:lang w:val="en-US"/>
+        </w:rPr>
+        <w:t>"{}: сторона = {}, цвет = {}, площадь = {}"</w:t>
+      </w:r>
+      <w:r>
+        <w:rPr>
+          <w:color w:val="BCBEC4"/>
+        </w:rPr>
+        <w:t>.</w:t>
+      </w:r>
+      <w:proofErr w:type="spellStart"/>
+      <w:r>
+        <w:rPr>
+          <w:color w:val="BCBEC4"/>
+        </w:rPr>
+        <w:t>format</w:t>
+      </w:r>
+      <w:proofErr w:type="spellEnd"/>
+      <w:r>
+        <w:rPr>
+          <w:color w:val="BCBEC4"/>
         </w:rPr>
         <w:t>(</w:t>
       </w:r>
-      <w:proofErr w:type="gramEnd"/>
+      <w:r>
+        <w:rPr>
+          <w:color w:val="BCBEC4"/>
+        </w:rPr>
+        <w:br/>
+        <w:t xml:space="preserve">            </w:t>
+      </w:r>
+      <w:proofErr w:type="spellStart"/>
       <w:r>
         <w:rPr>
           <w:color w:val="94558D"/>
-          <w:lang w:val="en-US"/>
         </w:rPr>
         <w:t>self</w:t>
       </w:r>
       <w:r>
         <w:rPr>
           <w:color w:val="BCBEC4"/>
-          <w:lang w:val="en-US"/>
-        </w:rPr>
-        <w:t>, side, color):</w:t>
-      </w:r>
-      <w:r>
-        <w:rPr>
-          <w:color w:val="BCBEC4"/>
-          <w:lang w:val="en-US"/>
-        </w:rPr>
-        <w:br/>
-        <w:t xml:space="preserve">        </w:t>
-      </w:r>
-      <w:proofErr w:type="gramStart"/>
-      <w:r>
-        <w:rPr>
-          <w:color w:val="8888C6"/>
-          <w:lang w:val="en-US"/>
-        </w:rPr>
-        <w:t>super</w:t>
-      </w:r>
-      <w:r>
-        <w:rPr>
-          <w:color w:val="BCBEC4"/>
-          <w:lang w:val="en-US"/>
-        </w:rPr>
-        <w:t>().</w:t>
-      </w:r>
-      <w:r>
-        <w:rPr>
-          <w:color w:val="B200B2"/>
-          <w:lang w:val="en-US"/>
-        </w:rPr>
-        <w:t>_</w:t>
-      </w:r>
-      <w:proofErr w:type="gramEnd"/>
-      <w:r>
-        <w:rPr>
-          <w:color w:val="B200B2"/>
-          <w:lang w:val="en-US"/>
-        </w:rPr>
-        <w:t>_</w:t>
-      </w:r>
-      <w:proofErr w:type="spellStart"/>
-      <w:r>
-        <w:rPr>
-          <w:color w:val="B200B2"/>
-          <w:lang w:val="en-US"/>
-        </w:rPr>
-        <w:t>init</w:t>
-      </w:r>
-      <w:proofErr w:type="spellEnd"/>
-      <w:r>
-        <w:rPr>
-          <w:color w:val="B200B2"/>
-          <w:lang w:val="en-US"/>
-        </w:rPr>
-        <w:t>_</w:t>
-      </w:r>
-      <w:proofErr w:type="gramStart"/>
-      <w:r>
-        <w:rPr>
-          <w:color w:val="B200B2"/>
-          <w:lang w:val="en-US"/>
-        </w:rPr>
-        <w:t>_</w:t>
-      </w:r>
-      <w:r>
-        <w:rPr>
-          <w:color w:val="BCBEC4"/>
-          <w:lang w:val="en-US"/>
-        </w:rPr>
-        <w:t>(</w:t>
-      </w:r>
-      <w:proofErr w:type="gramEnd"/>
-      <w:r>
-        <w:rPr>
-          <w:color w:val="BCBEC4"/>
-          <w:lang w:val="en-US"/>
-        </w:rPr>
-        <w:t>side, side, color)</w:t>
-      </w:r>
-      <w:r>
-        <w:rPr>
-          <w:color w:val="BCBEC4"/>
-          <w:lang w:val="en-US"/>
-        </w:rPr>
-        <w:br/>
-      </w:r>
-      <w:r>
-        <w:rPr>
-          <w:color w:val="BCBEC4"/>
-          <w:lang w:val="en-US"/>
-        </w:rPr>
-        <w:br/>
-        <w:t xml:space="preserve">    </w:t>
-      </w:r>
-      <w:r>
-        <w:rPr>
-          <w:color w:val="CF8E6D"/>
-          <w:lang w:val="en-US"/>
-        </w:rPr>
-        <w:t xml:space="preserve">def </w:t>
-      </w:r>
-      <w:r>
-        <w:rPr>
-          <w:color w:val="B200B2"/>
-          <w:lang w:val="en-US"/>
-        </w:rPr>
-        <w:t>__</w:t>
-      </w:r>
-      <w:proofErr w:type="spellStart"/>
-      <w:r>
-        <w:rPr>
-          <w:color w:val="B200B2"/>
-          <w:lang w:val="en-US"/>
-        </w:rPr>
-        <w:t>repr</w:t>
-      </w:r>
-      <w:proofErr w:type="spellEnd"/>
-      <w:r>
-        <w:rPr>
-          <w:color w:val="B200B2"/>
-          <w:lang w:val="en-US"/>
-        </w:rPr>
-        <w:t>__</w:t>
-      </w:r>
-      <w:r>
-        <w:rPr>
-          <w:color w:val="BCBEC4"/>
-          <w:lang w:val="en-US"/>
-        </w:rPr>
-        <w:t>(</w:t>
-      </w:r>
+        </w:rPr>
+        <w:t>.get_figure_type</w:t>
+      </w:r>
+      <w:proofErr w:type="spellEnd"/>
+      <w:r>
+        <w:rPr>
+          <w:color w:val="BCBEC4"/>
+        </w:rPr>
+        <w:t>(),</w:t>
+      </w:r>
+      <w:r>
+        <w:rPr>
+          <w:color w:val="BCBEC4"/>
+        </w:rPr>
+        <w:br/>
+        <w:t xml:space="preserve">            </w:t>
+      </w:r>
+      <w:proofErr w:type="spellStart"/>
       <w:r>
         <w:rPr>
           <w:color w:val="94558D"/>
-          <w:lang w:val="en-US"/>
         </w:rPr>
         <w:t>self</w:t>
       </w:r>
       <w:r>
         <w:rPr>
           <w:color w:val="BCBEC4"/>
-          <w:lang w:val="en-US"/>
-        </w:rPr>
-        <w:t>):</w:t>
-      </w:r>
-      <w:r>
-        <w:rPr>
-          <w:color w:val="BCBEC4"/>
-          <w:lang w:val="en-US"/>
-        </w:rPr>
-        <w:br/>
-        <w:t xml:space="preserve">        </w:t>
-      </w:r>
-      <w:r>
-        <w:rPr>
-          <w:color w:val="CF8E6D"/>
-          <w:lang w:val="en-US"/>
-        </w:rPr>
-        <w:t xml:space="preserve">return </w:t>
-      </w:r>
-      <w:r>
-        <w:rPr>
-          <w:color w:val="6AAB73"/>
-          <w:lang w:val="en-US"/>
-        </w:rPr>
-        <w:t xml:space="preserve">"{}: </w:t>
-      </w:r>
-      <w:r>
-        <w:rPr>
-          <w:color w:val="6AAB73"/>
-        </w:rPr>
-        <w:t>сторона</w:t>
-      </w:r>
-      <w:r>
-        <w:rPr>
-          <w:color w:val="6AAB73"/>
-          <w:lang w:val="en-US"/>
-        </w:rPr>
-        <w:t xml:space="preserve"> = {}, </w:t>
-      </w:r>
-      <w:r>
-        <w:rPr>
-          <w:color w:val="6AAB73"/>
-        </w:rPr>
-        <w:t>цвет</w:t>
-      </w:r>
-      <w:r>
-        <w:rPr>
-          <w:color w:val="6AAB73"/>
-          <w:lang w:val="en-US"/>
-        </w:rPr>
-        <w:t xml:space="preserve"> = {}, </w:t>
-      </w:r>
-      <w:r>
-        <w:rPr>
-          <w:color w:val="6AAB73"/>
-        </w:rPr>
-        <w:t>площадь</w:t>
-      </w:r>
-      <w:r>
-        <w:rPr>
-          <w:color w:val="6AAB73"/>
-          <w:lang w:val="en-US"/>
-        </w:rPr>
-        <w:t xml:space="preserve"> = {}</w:t>
-      </w:r>
-      <w:proofErr w:type="gramStart"/>
-      <w:r>
-        <w:rPr>
-          <w:color w:val="6AAB73"/>
-          <w:lang w:val="en-US"/>
-        </w:rPr>
-        <w:t>"</w:t>
-      </w:r>
-      <w:r>
-        <w:rPr>
-          <w:color w:val="BCBEC4"/>
-          <w:lang w:val="en-US"/>
-        </w:rPr>
-        <w:t>.format</w:t>
-      </w:r>
-      <w:proofErr w:type="gramEnd"/>
-      <w:r>
-        <w:rPr>
-          <w:color w:val="BCBEC4"/>
-          <w:lang w:val="en-US"/>
-        </w:rPr>
-        <w:t>(</w:t>
-      </w:r>
-      <w:r>
-        <w:rPr>
-          <w:color w:val="BCBEC4"/>
-          <w:lang w:val="en-US"/>
+        </w:rPr>
+        <w:t>.width</w:t>
+      </w:r>
+      <w:proofErr w:type="spellEnd"/>
+      <w:r>
+        <w:rPr>
+          <w:color w:val="BCBEC4"/>
+        </w:rPr>
+        <w:t>,</w:t>
+      </w:r>
+      <w:r>
+        <w:rPr>
+          <w:color w:val="BCBEC4"/>
         </w:rPr>
         <w:br/>
         <w:t xml:space="preserve">            </w:t>
@@ -5409,164 +6499,56 @@
       <w:r>
         <w:rPr>
           <w:color w:val="94558D"/>
-          <w:lang w:val="en-US"/>
         </w:rPr>
         <w:t>self</w:t>
       </w:r>
       <w:r>
         <w:rPr>
           <w:color w:val="BCBEC4"/>
-          <w:lang w:val="en-US"/>
-        </w:rPr>
-        <w:t>.get_figure_</w:t>
-      </w:r>
-      <w:proofErr w:type="gramStart"/>
-      <w:r>
-        <w:rPr>
-          <w:color w:val="BCBEC4"/>
-          <w:lang w:val="en-US"/>
-        </w:rPr>
-        <w:t>type</w:t>
-      </w:r>
-      <w:proofErr w:type="spellEnd"/>
-      <w:r>
-        <w:rPr>
-          <w:color w:val="BCBEC4"/>
-          <w:lang w:val="en-US"/>
-        </w:rPr>
-        <w:t>(</w:t>
-      </w:r>
-      <w:proofErr w:type="gramEnd"/>
-      <w:r>
-        <w:rPr>
-          <w:color w:val="BCBEC4"/>
-          <w:lang w:val="en-US"/>
-        </w:rPr>
-        <w:t>),</w:t>
-      </w:r>
-      <w:r>
-        <w:rPr>
-          <w:color w:val="BCBEC4"/>
-          <w:lang w:val="en-US"/>
+        </w:rPr>
+        <w:t>.color.color</w:t>
+      </w:r>
+      <w:proofErr w:type="spellEnd"/>
+      <w:r>
+        <w:rPr>
+          <w:color w:val="BCBEC4"/>
+        </w:rPr>
+        <w:t>,</w:t>
+      </w:r>
+      <w:r>
+        <w:rPr>
+          <w:color w:val="BCBEC4"/>
         </w:rPr>
         <w:br/>
         <w:t xml:space="preserve">            </w:t>
       </w:r>
       <w:proofErr w:type="spellStart"/>
-      <w:proofErr w:type="gramStart"/>
       <w:r>
         <w:rPr>
           <w:color w:val="94558D"/>
-          <w:lang w:val="en-US"/>
         </w:rPr>
         <w:t>self</w:t>
       </w:r>
       <w:r>
         <w:rPr>
           <w:color w:val="BCBEC4"/>
-          <w:lang w:val="en-US"/>
-        </w:rPr>
-        <w:t>.width</w:t>
-      </w:r>
-      <w:proofErr w:type="spellEnd"/>
-      <w:proofErr w:type="gramEnd"/>
-      <w:r>
-        <w:rPr>
-          <w:color w:val="BCBEC4"/>
-          <w:lang w:val="en-US"/>
-        </w:rPr>
-        <w:t>,</w:t>
-      </w:r>
-      <w:r>
-        <w:rPr>
-          <w:color w:val="BCBEC4"/>
-          <w:lang w:val="en-US"/>
-        </w:rPr>
-        <w:br/>
-        <w:t xml:space="preserve">            </w:t>
-      </w:r>
-      <w:proofErr w:type="spellStart"/>
-      <w:proofErr w:type="gramStart"/>
-      <w:r>
-        <w:rPr>
-          <w:color w:val="94558D"/>
-          <w:lang w:val="en-US"/>
-        </w:rPr>
-        <w:t>self</w:t>
-      </w:r>
-      <w:r>
-        <w:rPr>
-          <w:color w:val="BCBEC4"/>
-          <w:lang w:val="en-US"/>
-        </w:rPr>
-        <w:t>.color</w:t>
-      </w:r>
-      <w:proofErr w:type="gramEnd"/>
-      <w:r>
-        <w:rPr>
-          <w:color w:val="BCBEC4"/>
-          <w:lang w:val="en-US"/>
-        </w:rPr>
-        <w:t>.color</w:t>
-      </w:r>
-      <w:proofErr w:type="spellEnd"/>
-      <w:r>
-        <w:rPr>
-          <w:color w:val="BCBEC4"/>
-          <w:lang w:val="en-US"/>
-        </w:rPr>
-        <w:t>,</w:t>
-      </w:r>
-      <w:r>
-        <w:rPr>
-          <w:color w:val="BCBEC4"/>
-          <w:lang w:val="en-US"/>
-        </w:rPr>
-        <w:br/>
-        <w:t xml:space="preserve">            </w:t>
-      </w:r>
-      <w:proofErr w:type="spellStart"/>
-      <w:proofErr w:type="gramStart"/>
-      <w:r>
-        <w:rPr>
-          <w:color w:val="94558D"/>
-          <w:lang w:val="en-US"/>
-        </w:rPr>
-        <w:t>self</w:t>
-      </w:r>
-      <w:r>
-        <w:rPr>
-          <w:color w:val="BCBEC4"/>
-          <w:lang w:val="en-US"/>
         </w:rPr>
         <w:t>.area</w:t>
       </w:r>
       <w:proofErr w:type="spellEnd"/>
-      <w:proofErr w:type="gramEnd"/>
-      <w:r>
-        <w:rPr>
-          <w:color w:val="BCBEC4"/>
-          <w:lang w:val="en-US"/>
+      <w:r>
+        <w:rPr>
+          <w:color w:val="BCBEC4"/>
         </w:rPr>
         <w:t>()</w:t>
       </w:r>
       <w:r>
         <w:rPr>
           <w:color w:val="BCBEC4"/>
-          <w:lang w:val="en-US"/>
-        </w:rPr>
-        <w:br/>
-        <w:t xml:space="preserve">      </w:t>
-      </w:r>
-      <w:proofErr w:type="gramStart"/>
-      <w:r>
-        <w:rPr>
-          <w:color w:val="BCBEC4"/>
-          <w:lang w:val="en-US"/>
-        </w:rPr>
-        <w:t xml:space="preserve">  )</w:t>
-      </w:r>
-      <w:proofErr w:type="gramEnd"/>
+        </w:rPr>
+        <w:br/>
+        <w:t xml:space="preserve">        )</w:t>
+      </w:r>
     </w:p>
     <w:p>
       <w:pPr>
@@ -5576,7 +6558,6 @@
         <w:rPr>
           <w:sz w:val="24"/>
           <w:szCs w:val="24"/>
-          <w:lang w:val="en-US"/>
         </w:rPr>
       </w:pPr>
     </w:p>
@@ -5675,56 +6656,194 @@
     <w:p>
       <w:pPr>
         <w:rPr>
+          <w:sz w:val="24"/>
+          <w:szCs w:val="24"/>
+        </w:rPr>
+      </w:pPr>
+      <w:r>
+        <w:rPr>
+          <w:sz w:val="24"/>
+          <w:szCs w:val="24"/>
+        </w:rPr>
+        <w:t>(</w:t>
+      </w:r>
+      <w:r>
+        <w:rPr>
+          <w:sz w:val="24"/>
+          <w:szCs w:val="24"/>
           <w:lang w:val="en-US"/>
         </w:rPr>
-      </w:pPr>
-      <w:r>
-        <w:rPr>
+        <w:t>python</w:t>
+      </w:r>
+      <w:r>
+        <w:rPr>
+          <w:sz w:val="24"/>
+          <w:szCs w:val="24"/>
+        </w:rPr>
+        <w:t xml:space="preserve">-2026) </w:t>
+      </w:r>
+      <w:proofErr w:type="spellStart"/>
+      <w:r>
+        <w:rPr>
+          <w:sz w:val="24"/>
+          <w:szCs w:val="24"/>
           <w:lang w:val="en-US"/>
         </w:rPr>
-        <w:t xml:space="preserve">(python-2026) </w:t>
-      </w:r>
-      <w:proofErr w:type="spellStart"/>
-      <w:r>
-        <w:rPr>
+        <w:t>macbook</w:t>
+      </w:r>
+      <w:proofErr w:type="spellEnd"/>
+      <w:r>
+        <w:rPr>
+          <w:sz w:val="24"/>
+          <w:szCs w:val="24"/>
+        </w:rPr>
+        <w:t>@</w:t>
+      </w:r>
+      <w:proofErr w:type="spellStart"/>
+      <w:r>
+        <w:rPr>
+          <w:sz w:val="24"/>
+          <w:szCs w:val="24"/>
           <w:lang w:val="en-US"/>
         </w:rPr>
-        <w:t>macbook@sportios</w:t>
-      </w:r>
-      <w:proofErr w:type="spellEnd"/>
-      <w:r>
-        <w:rPr>
+        <w:t>sportios</w:t>
+      </w:r>
+      <w:proofErr w:type="spellEnd"/>
+      <w:r>
+        <w:rPr>
+          <w:sz w:val="24"/>
+          <w:szCs w:val="24"/>
+        </w:rPr>
+        <w:t xml:space="preserve"> </w:t>
+      </w:r>
+      <w:r>
+        <w:rPr>
+          <w:sz w:val="24"/>
+          <w:szCs w:val="24"/>
           <w:lang w:val="en-US"/>
         </w:rPr>
-        <w:t xml:space="preserve"> lab2 % python main.py</w:t>
-      </w:r>
+        <w:t>lab</w:t>
+      </w:r>
+      <w:r>
+        <w:rPr>
+          <w:sz w:val="24"/>
+          <w:szCs w:val="24"/>
+        </w:rPr>
+        <w:t xml:space="preserve">2 % </w:t>
+      </w:r>
+      <w:r>
+        <w:rPr>
+          <w:sz w:val="24"/>
+          <w:szCs w:val="24"/>
+          <w:lang w:val="en-US"/>
+        </w:rPr>
+        <w:t>python</w:t>
+      </w:r>
+      <w:r>
+        <w:rPr>
+          <w:sz w:val="24"/>
+          <w:szCs w:val="24"/>
+        </w:rPr>
+        <w:t xml:space="preserve"> </w:t>
+      </w:r>
+      <w:r>
+        <w:rPr>
+          <w:sz w:val="24"/>
+          <w:szCs w:val="24"/>
+          <w:lang w:val="en-US"/>
+        </w:rPr>
+        <w:t>main</w:t>
+      </w:r>
+      <w:r>
+        <w:rPr>
+          <w:sz w:val="24"/>
+          <w:szCs w:val="24"/>
+        </w:rPr>
+        <w:t>.</w:t>
+      </w:r>
+      <w:proofErr w:type="spellStart"/>
+      <w:r>
+        <w:rPr>
+          <w:sz w:val="24"/>
+          <w:szCs w:val="24"/>
+          <w:lang w:val="en-US"/>
+        </w:rPr>
+        <w:t>py</w:t>
+      </w:r>
+      <w:proofErr w:type="spellEnd"/>
     </w:p>
     <w:p>
-      <w:r>
+      <w:pPr>
+        <w:rPr>
+          <w:sz w:val="24"/>
+          <w:szCs w:val="24"/>
+        </w:rPr>
+      </w:pPr>
+      <w:r>
+        <w:rPr>
+          <w:sz w:val="24"/>
+          <w:szCs w:val="24"/>
+        </w:rPr>
         <w:t>Прямоугольник: ширина = 1, высота = 1, цвет = синий, площадь = 1</w:t>
       </w:r>
     </w:p>
     <w:p>
-      <w:r>
+      <w:pPr>
+        <w:rPr>
+          <w:sz w:val="24"/>
+          <w:szCs w:val="24"/>
+        </w:rPr>
+      </w:pPr>
+      <w:r>
+        <w:rPr>
+          <w:sz w:val="24"/>
+          <w:szCs w:val="24"/>
+        </w:rPr>
         <w:t>Круг: радиус = 1, цвет = зеленый, площадь = 3.141592653589793</w:t>
       </w:r>
     </w:p>
     <w:p>
-      <w:r>
+      <w:pPr>
+        <w:rPr>
+          <w:sz w:val="24"/>
+          <w:szCs w:val="24"/>
+        </w:rPr>
+      </w:pPr>
+      <w:r>
+        <w:rPr>
+          <w:sz w:val="24"/>
+          <w:szCs w:val="24"/>
+        </w:rPr>
         <w:t>Квадрат: сторона = 1, цвет = красный, площадь = 1</w:t>
       </w:r>
     </w:p>
     <w:p>
-      <w:r>
+      <w:pPr>
+        <w:rPr>
+          <w:sz w:val="24"/>
+          <w:szCs w:val="24"/>
+        </w:rPr>
+      </w:pPr>
+      <w:r>
+        <w:rPr>
+          <w:sz w:val="24"/>
+          <w:szCs w:val="24"/>
+        </w:rPr>
         <w:t xml:space="preserve">Внешний пакет </w:t>
       </w:r>
       <w:r>
         <w:rPr>
+          <w:sz w:val="24"/>
+          <w:szCs w:val="24"/>
           <w:lang w:val="en-US"/>
         </w:rPr>
         <w:t>rich</w:t>
       </w:r>
       <w:r>
+        <w:rPr>
+          <w:sz w:val="24"/>
+          <w:szCs w:val="24"/>
+        </w:rPr>
         <w:t xml:space="preserve"> работает!</w:t>
       </w:r>
     </w:p>
@@ -5871,7 +6990,6 @@
         <w:docPartUnique/>
       </w:docPartObj>
     </w:sdtPr>
-    <w:sdtEndPr/>
     <w:sdtContent>
       <w:p>
         <w:pPr>
